--- a/ЛБ4_DotNET_КН1023в_Солод.docx
+++ b/ЛБ4_DotNET_КН1023в_Солод.docx
@@ -239,6 +239,7 @@
         </w:rPr>
         <w:t>Зв</w:t>
       </w:r>
+      <w:proofErr w:type="spellStart"/>
       <w:r>
         <w:rPr>
           <w:sz w:val="28"/>
@@ -247,6 +248,7 @@
         </w:rPr>
         <w:t>i</w:t>
       </w:r>
+      <w:proofErr w:type="spellEnd"/>
       <w:r>
         <w:rPr>
           <w:sz w:val="28"/>
@@ -263,13 +265,23 @@
         </w:rPr>
         <w:t xml:space="preserve">з </w:t>
       </w:r>
-      <w:r>
-        <w:rPr>
-          <w:sz w:val="28"/>
-          <w:szCs w:val="28"/>
-          <w:lang w:val="uk-UA"/>
-        </w:rPr>
-        <w:t>лабараторної роботи</w:t>
+      <w:proofErr w:type="spellStart"/>
+      <w:r>
+        <w:rPr>
+          <w:sz w:val="28"/>
+          <w:szCs w:val="28"/>
+          <w:lang w:val="uk-UA"/>
+        </w:rPr>
+        <w:t>лабараторної</w:t>
+      </w:r>
+      <w:proofErr w:type="spellEnd"/>
+      <w:r>
+        <w:rPr>
+          <w:sz w:val="28"/>
+          <w:szCs w:val="28"/>
+          <w:lang w:val="uk-UA"/>
+        </w:rPr>
+        <w:t xml:space="preserve"> роботи</w:t>
       </w:r>
       <w:r>
         <w:rPr>
@@ -285,7 +297,7 @@
           <w:szCs w:val="28"/>
           <w:lang w:val="uk-UA"/>
         </w:rPr>
-        <w:t>5</w:t>
+        <w:t>4</w:t>
       </w:r>
     </w:p>
     <w:p>
@@ -294,7 +306,6 @@
         <w:rPr>
           <w:sz w:val="28"/>
           <w:szCs w:val="28"/>
-          <w:lang w:val="uk-UA"/>
         </w:rPr>
       </w:pPr>
       <w:r>
@@ -305,59 +316,105 @@
         </w:rPr>
         <w:t>Тема: «</w:t>
       </w:r>
-      <w:r>
-        <w:rPr>
-          <w:sz w:val="28"/>
-          <w:szCs w:val="28"/>
-          <w:lang w:val="uk-UA"/>
-        </w:rPr>
-        <w:t>Збереження даних у файлах (</w:t>
-      </w:r>
-      <w:r>
-        <w:rPr>
-          <w:sz w:val="28"/>
-          <w:szCs w:val="28"/>
-        </w:rPr>
-        <w:t>XML</w:t>
-      </w:r>
-      <w:r>
-        <w:rPr>
-          <w:sz w:val="28"/>
-          <w:szCs w:val="28"/>
-          <w:lang w:val="uk-UA"/>
-        </w:rPr>
-        <w:t>/</w:t>
-      </w:r>
-      <w:r>
-        <w:rPr>
-          <w:sz w:val="28"/>
-          <w:szCs w:val="28"/>
-        </w:rPr>
-        <w:t>JSON</w:t>
-      </w:r>
-      <w:r>
-        <w:rPr>
-          <w:sz w:val="28"/>
-          <w:szCs w:val="28"/>
-          <w:lang w:val="uk-UA"/>
-        </w:rPr>
-        <w:t>) та менеджмент ресурсів (</w:t>
-      </w:r>
-      <w:r>
-        <w:rPr>
-          <w:sz w:val="28"/>
-          <w:szCs w:val="28"/>
-        </w:rPr>
-        <w:t>IDisposable</w:t>
-      </w:r>
-      <w:r>
-        <w:rPr>
-          <w:sz w:val="28"/>
-          <w:szCs w:val="28"/>
-          <w:lang w:val="uk-UA"/>
-        </w:rPr>
-        <w:t>)</w:t>
-      </w:r>
+      <w:proofErr w:type="spellStart"/>
+      <w:r>
+        <w:rPr>
+          <w:sz w:val="28"/>
+          <w:szCs w:val="28"/>
+        </w:rPr>
+        <w:t>Архітектурне</w:t>
+      </w:r>
+      <w:proofErr w:type="spellEnd"/>
+      <w:r>
+        <w:rPr>
+          <w:sz w:val="28"/>
+          <w:szCs w:val="28"/>
+        </w:rPr>
+        <w:t xml:space="preserve"> </w:t>
+      </w:r>
+      <w:proofErr w:type="spellStart"/>
+      <w:r>
+        <w:rPr>
+          <w:sz w:val="28"/>
+          <w:szCs w:val="28"/>
+        </w:rPr>
+        <w:t>проектування</w:t>
+      </w:r>
+      <w:proofErr w:type="spellEnd"/>
+      <w:r>
+        <w:rPr>
+          <w:sz w:val="28"/>
+          <w:szCs w:val="28"/>
+        </w:rPr>
+        <w:t xml:space="preserve">: </w:t>
+      </w:r>
+      <w:proofErr w:type="spellStart"/>
+      <w:r>
+        <w:rPr>
+          <w:sz w:val="28"/>
+          <w:szCs w:val="28"/>
+        </w:rPr>
+        <w:t>Абстракція</w:t>
+      </w:r>
+      <w:proofErr w:type="spellEnd"/>
+      <w:r>
+        <w:rPr>
+          <w:sz w:val="28"/>
+          <w:szCs w:val="28"/>
+        </w:rPr>
+        <w:t xml:space="preserve">, </w:t>
+      </w:r>
+    </w:p>
+    <w:p>
+      <w:pPr>
+        <w:jc w:val="center"/>
+        <w:rPr>
+          <w:sz w:val="28"/>
+          <w:szCs w:val="28"/>
+          <w:lang w:val="uk-UA"/>
+        </w:rPr>
+      </w:pPr>
+      <w:proofErr w:type="spellStart"/>
+      <w:r>
+        <w:rPr>
+          <w:sz w:val="28"/>
+          <w:szCs w:val="28"/>
+        </w:rPr>
+        <w:t>Інтерфейси</w:t>
+      </w:r>
+      <w:proofErr w:type="spellEnd"/>
+      <w:r>
+        <w:rPr>
+          <w:sz w:val="28"/>
+          <w:szCs w:val="28"/>
+        </w:rPr>
+        <w:t xml:space="preserve">, </w:t>
+      </w:r>
+      <w:proofErr w:type="spellStart"/>
+      <w:r>
+        <w:rPr>
+          <w:sz w:val="28"/>
+          <w:szCs w:val="28"/>
+        </w:rPr>
+        <w:t>Агрегація</w:t>
+      </w:r>
+      <w:proofErr w:type="spellEnd"/>
+      <w:r>
+        <w:rPr>
+          <w:sz w:val="28"/>
+          <w:szCs w:val="28"/>
+        </w:rPr>
+        <w:t xml:space="preserve"> та </w:t>
+      </w:r>
+      <w:proofErr w:type="spellStart"/>
+      <w:r>
+        <w:rPr>
+          <w:sz w:val="28"/>
+          <w:szCs w:val="28"/>
+        </w:rPr>
+        <w:t>Композиція</w:t>
+      </w:r>
+      <w:proofErr w:type="spellEnd"/>
       <w:r>
         <w:rPr>
           <w:sz w:val="28"/>
@@ -800,25 +857,65 @@
           <w:szCs w:val="28"/>
           <w:lang w:val="uk-UA"/>
         </w:rPr>
-        <w:t>Навчитися забезпечувати довготривале зберігання даних (персистенцію) шляхом серіалізації об'єктів у формати JSON та XML, опанувати інструментарій LINQ to XML для маніпуляції структурованими даними, а також вивчити механізми гарантованого звільнення некерованих ресурсів через реалізацію інтерфейсу IDisposable та використання</w:t>
-      </w:r>
-      <w:r>
-        <w:rPr>
-          <w:bCs/>
-          <w:sz w:val="28"/>
-          <w:szCs w:val="28"/>
-          <w:lang w:val="uk-UA"/>
-        </w:rPr>
-        <w:t xml:space="preserve"> </w:t>
-      </w:r>
-      <w:r>
-        <w:rPr>
-          <w:bCs/>
-          <w:sz w:val="28"/>
-          <w:szCs w:val="28"/>
-          <w:lang w:val="uk-UA"/>
-        </w:rPr>
-        <w:t>конструкції using.</w:t>
+        <w:t>Навчитися розмежовувати ідентичність та поведінку</w:t>
+      </w:r>
+      <w:r>
+        <w:rPr>
+          <w:bCs/>
+          <w:sz w:val="28"/>
+          <w:szCs w:val="28"/>
+          <w:lang w:val="uk-UA"/>
+        </w:rPr>
+        <w:t xml:space="preserve"> </w:t>
+      </w:r>
+      <w:r>
+        <w:rPr>
+          <w:bCs/>
+          <w:sz w:val="28"/>
+          <w:szCs w:val="28"/>
+          <w:lang w:val="uk-UA"/>
+        </w:rPr>
+        <w:t xml:space="preserve">об'єктів, опанувати принципи </w:t>
+      </w:r>
+      <w:proofErr w:type="spellStart"/>
+      <w:r>
+        <w:rPr>
+          <w:bCs/>
+          <w:sz w:val="28"/>
+          <w:szCs w:val="28"/>
+          <w:lang w:val="uk-UA"/>
+        </w:rPr>
+        <w:t>проектування</w:t>
+      </w:r>
+      <w:proofErr w:type="spellEnd"/>
+      <w:r>
+        <w:rPr>
+          <w:bCs/>
+          <w:sz w:val="28"/>
+          <w:szCs w:val="28"/>
+          <w:lang w:val="uk-UA"/>
+        </w:rPr>
+        <w:t xml:space="preserve"> </w:t>
+      </w:r>
+      <w:proofErr w:type="spellStart"/>
+      <w:r>
+        <w:rPr>
+          <w:bCs/>
+          <w:sz w:val="28"/>
+          <w:szCs w:val="28"/>
+          <w:lang w:val="uk-UA"/>
+        </w:rPr>
+        <w:t>зв’язків</w:t>
+      </w:r>
+      <w:proofErr w:type="spellEnd"/>
+      <w:r>
+        <w:rPr>
+          <w:bCs/>
+          <w:sz w:val="28"/>
+          <w:szCs w:val="28"/>
+          <w:lang w:val="uk-UA"/>
+        </w:rPr>
+        <w:t xml:space="preserve"> між класами та навчитися керувати життєвим циклом вкладених об’єктів.</w:t>
       </w:r>
     </w:p>
     <w:p>
@@ -881,23 +978,7 @@
           <w:szCs w:val="28"/>
           <w:lang w:val="uk-UA"/>
         </w:rPr>
-        <w:t>1. Використати раніше розроблену ієрархію класів: підготувати класи до серіалізації (перевірити наявність публічних властивостей та</w:t>
-      </w:r>
-      <w:r>
-        <w:rPr>
-          <w:sz w:val="28"/>
-          <w:szCs w:val="28"/>
-          <w:lang w:val="uk-UA"/>
-        </w:rPr>
-        <w:t xml:space="preserve"> </w:t>
-      </w:r>
-      <w:r>
-        <w:rPr>
-          <w:sz w:val="28"/>
-          <w:szCs w:val="28"/>
-          <w:lang w:val="uk-UA"/>
-        </w:rPr>
-        <w:t xml:space="preserve">конструкторів без параметрів). </w:t>
+        <w:t xml:space="preserve">1. Використати раніше розроблену ієрархію класів: адаптувати існуючі моделі даних під нові архітектурні вимоги. </w:t>
       </w:r>
     </w:p>
     <w:p>
@@ -917,7 +998,79 @@
           <w:szCs w:val="28"/>
           <w:lang w:val="uk-UA"/>
         </w:rPr>
-        <w:t xml:space="preserve">2. Впровадити JSON-серіалізацію: реалізувати збереження та завантаження списку об'єктів у/з файлу за допомогою JsonSerializer. Налаштувати параметри серіалізації (наприклад, WriteIndented = true). </w:t>
+        <w:t xml:space="preserve">2. Розробити абстрактний рівень: перетворити базовий клас на </w:t>
+      </w:r>
+      <w:proofErr w:type="spellStart"/>
+      <w:r>
+        <w:rPr>
+          <w:sz w:val="28"/>
+          <w:szCs w:val="28"/>
+          <w:lang w:val="uk-UA"/>
+        </w:rPr>
+        <w:t>abstract</w:t>
+      </w:r>
+      <w:proofErr w:type="spellEnd"/>
+      <w:r>
+        <w:rPr>
+          <w:sz w:val="28"/>
+          <w:szCs w:val="28"/>
+          <w:lang w:val="uk-UA"/>
+        </w:rPr>
+        <w:t>. Додати віртуальні (</w:t>
+      </w:r>
+      <w:proofErr w:type="spellStart"/>
+      <w:r>
+        <w:rPr>
+          <w:sz w:val="28"/>
+          <w:szCs w:val="28"/>
+          <w:lang w:val="uk-UA"/>
+        </w:rPr>
+        <w:t>virtual</w:t>
+      </w:r>
+      <w:proofErr w:type="spellEnd"/>
+      <w:r>
+        <w:rPr>
+          <w:sz w:val="28"/>
+          <w:szCs w:val="28"/>
+          <w:lang w:val="uk-UA"/>
+        </w:rPr>
+        <w:t>) методи з базовою реалізацією та абстрактні (</w:t>
+      </w:r>
+      <w:proofErr w:type="spellStart"/>
+      <w:r>
+        <w:rPr>
+          <w:sz w:val="28"/>
+          <w:szCs w:val="28"/>
+          <w:lang w:val="uk-UA"/>
+        </w:rPr>
+        <w:t>abstract</w:t>
+      </w:r>
+      <w:proofErr w:type="spellEnd"/>
+      <w:r>
+        <w:rPr>
+          <w:sz w:val="28"/>
+          <w:szCs w:val="28"/>
+          <w:lang w:val="uk-UA"/>
+        </w:rPr>
+        <w:t xml:space="preserve">) методи, які нащадки зобов'язані перевизначити через </w:t>
+      </w:r>
+      <w:proofErr w:type="spellStart"/>
+      <w:r>
+        <w:rPr>
+          <w:sz w:val="28"/>
+          <w:szCs w:val="28"/>
+          <w:lang w:val="uk-UA"/>
+        </w:rPr>
+        <w:t>override</w:t>
+      </w:r>
+      <w:proofErr w:type="spellEnd"/>
+      <w:r>
+        <w:rPr>
+          <w:sz w:val="28"/>
+          <w:szCs w:val="28"/>
+          <w:lang w:val="uk-UA"/>
+        </w:rPr>
+        <w:t xml:space="preserve">. </w:t>
       </w:r>
     </w:p>
     <w:p>
@@ -937,7 +1090,79 @@
           <w:szCs w:val="28"/>
           <w:lang w:val="uk-UA"/>
         </w:rPr>
-        <w:t xml:space="preserve">3. Робота з XML через XDocument: реалізувати експорт даних у XML. Використати LINQ-запит до об'єктів для формування структури XML (наприклад, відібрати лише об'єкти з певною ознакою). </w:t>
+        <w:t xml:space="preserve">3. Впровадити </w:t>
+      </w:r>
+      <w:proofErr w:type="spellStart"/>
+      <w:r>
+        <w:rPr>
+          <w:sz w:val="28"/>
+          <w:szCs w:val="28"/>
+          <w:lang w:val="uk-UA"/>
+        </w:rPr>
+        <w:t>інтерфейсну</w:t>
+      </w:r>
+      <w:proofErr w:type="spellEnd"/>
+      <w:r>
+        <w:rPr>
+          <w:sz w:val="28"/>
+          <w:szCs w:val="28"/>
+          <w:lang w:val="uk-UA"/>
+        </w:rPr>
+        <w:t xml:space="preserve"> взаємодію: створити інтерфейс для специфічної дії (наприклад, </w:t>
+      </w:r>
+      <w:proofErr w:type="spellStart"/>
+      <w:r>
+        <w:rPr>
+          <w:sz w:val="28"/>
+          <w:szCs w:val="28"/>
+          <w:lang w:val="uk-UA"/>
+        </w:rPr>
+        <w:t>ICompute</w:t>
+      </w:r>
+      <w:proofErr w:type="spellEnd"/>
+      <w:r>
+        <w:rPr>
+          <w:sz w:val="28"/>
+          <w:szCs w:val="28"/>
+          <w:lang w:val="uk-UA"/>
+        </w:rPr>
+        <w:t xml:space="preserve"> для розрахунків або </w:t>
+      </w:r>
+      <w:proofErr w:type="spellStart"/>
+      <w:r>
+        <w:rPr>
+          <w:sz w:val="28"/>
+          <w:szCs w:val="28"/>
+          <w:lang w:val="uk-UA"/>
+        </w:rPr>
+        <w:t>IShow</w:t>
+      </w:r>
+      <w:proofErr w:type="spellEnd"/>
+      <w:r>
+        <w:rPr>
+          <w:sz w:val="28"/>
+          <w:szCs w:val="28"/>
+          <w:lang w:val="uk-UA"/>
+        </w:rPr>
+        <w:t xml:space="preserve"> для </w:t>
+      </w:r>
+      <w:proofErr w:type="spellStart"/>
+      <w:r>
+        <w:rPr>
+          <w:sz w:val="28"/>
+          <w:szCs w:val="28"/>
+          <w:lang w:val="uk-UA"/>
+        </w:rPr>
+        <w:t>рендерингу</w:t>
+      </w:r>
+      <w:proofErr w:type="spellEnd"/>
+      <w:r>
+        <w:rPr>
+          <w:sz w:val="28"/>
+          <w:szCs w:val="28"/>
+          <w:lang w:val="uk-UA"/>
+        </w:rPr>
+        <w:t xml:space="preserve">). Реалізувати його в нащадках. </w:t>
       </w:r>
     </w:p>
     <w:p>
@@ -957,23 +1182,25 @@
           <w:szCs w:val="28"/>
           <w:lang w:val="uk-UA"/>
         </w:rPr>
-        <w:t>4. Реалізація IDisposable: створити клас ResourceManager (наприклад, для запису логів), який відкриває файл у конструкторі та закриває його в</w:t>
-      </w:r>
-      <w:r>
-        <w:rPr>
-          <w:sz w:val="28"/>
-          <w:szCs w:val="28"/>
-          <w:lang w:val="uk-UA"/>
-        </w:rPr>
-        <w:t xml:space="preserve"> </w:t>
-      </w:r>
-      <w:r>
-        <w:rPr>
-          <w:sz w:val="28"/>
-          <w:szCs w:val="28"/>
-          <w:lang w:val="uk-UA"/>
-        </w:rPr>
-        <w:t xml:space="preserve">методі Dispose(). </w:t>
+        <w:t xml:space="preserve">4. Реалізувати Композицію: створити клас-контролер, який "володіє" життєвим циклом допоміжного об'єкта (наприклад, об'єкт </w:t>
+      </w:r>
+      <w:proofErr w:type="spellStart"/>
+      <w:r>
+        <w:rPr>
+          <w:sz w:val="28"/>
+          <w:szCs w:val="28"/>
+          <w:lang w:val="uk-UA"/>
+        </w:rPr>
+        <w:t>Configuration</w:t>
+      </w:r>
+      <w:proofErr w:type="spellEnd"/>
+      <w:r>
+        <w:rPr>
+          <w:sz w:val="28"/>
+          <w:szCs w:val="28"/>
+          <w:lang w:val="uk-UA"/>
+        </w:rPr>
+        <w:t xml:space="preserve"> створюється при ініціалізації контролера). </w:t>
       </w:r>
     </w:p>
     <w:p>
@@ -993,7 +1220,7 @@
           <w:szCs w:val="28"/>
           <w:lang w:val="uk-UA"/>
         </w:rPr>
-        <w:t xml:space="preserve">5. Використання оператора using: забезпечити роботу з файлами та серіалізацією через блоки using. </w:t>
+        <w:t xml:space="preserve">5. Реалізувати Агрегацію: налаштувати клас-контейнер для зберігання колекції об'єктів, що створюються поза цим класом. </w:t>
       </w:r>
     </w:p>
     <w:p>
@@ -1013,7 +1240,43 @@
           <w:szCs w:val="28"/>
           <w:lang w:val="uk-UA"/>
         </w:rPr>
-        <w:t>6. Валідація та обробка помилок: реалізувати перевірку існування файлу перед читанням та обробку винятків при десеріалізації (пошкоджений файл).</w:t>
+        <w:t xml:space="preserve">6. Продемонструвати поліморфізм: у </w:t>
+      </w:r>
+      <w:proofErr w:type="spellStart"/>
+      <w:r>
+        <w:rPr>
+          <w:sz w:val="28"/>
+          <w:szCs w:val="28"/>
+          <w:lang w:val="uk-UA"/>
+        </w:rPr>
+        <w:t>Main</w:t>
+      </w:r>
+      <w:proofErr w:type="spellEnd"/>
+      <w:r>
+        <w:rPr>
+          <w:sz w:val="28"/>
+          <w:szCs w:val="28"/>
+          <w:lang w:val="uk-UA"/>
+        </w:rPr>
+        <w:t xml:space="preserve"> створити масив </w:t>
+      </w:r>
+      <w:proofErr w:type="spellStart"/>
+      <w:r>
+        <w:rPr>
+          <w:sz w:val="28"/>
+          <w:szCs w:val="28"/>
+          <w:lang w:val="uk-UA"/>
+        </w:rPr>
+        <w:t>інтерфейсного</w:t>
+      </w:r>
+      <w:proofErr w:type="spellEnd"/>
+      <w:r>
+        <w:rPr>
+          <w:sz w:val="28"/>
+          <w:szCs w:val="28"/>
+          <w:lang w:val="uk-UA"/>
+        </w:rPr>
+        <w:t xml:space="preserve"> типу і викликати методи для різних об'єктів ієрархії в одному циклі.</w:t>
       </w:r>
     </w:p>
     <w:p>
@@ -1041,36 +1304,36 @@
     </w:p>
     <w:p>
       <w:pPr>
-        <w:pStyle w:val="ad"/>
-        <w:spacing w:before="0" w:beforeAutospacing="0" w:after="0" w:afterAutospacing="0" w:line="360" w:lineRule="auto"/>
+        <w:spacing w:before="240" w:line="276" w:lineRule="auto"/>
         <w:ind w:firstLine="709"/>
         <w:jc w:val="both"/>
         <w:rPr>
           <w:sz w:val="28"/>
           <w:szCs w:val="28"/>
-        </w:rPr>
-      </w:pPr>
-      <w:r>
-        <w:rPr>
-          <w:sz w:val="28"/>
-          <w:szCs w:val="28"/>
-        </w:rPr>
-        <w:t>У даній практичній роботі досліджуються механізми збереження стану об'єктів, роботи з файловою системою та управління некерованими ресурсами:</w:t>
-      </w:r>
-    </w:p>
-    <w:p>
-      <w:pPr>
-        <w:pStyle w:val="ad"/>
+          <w:lang w:val="uk-UA"/>
+        </w:rPr>
+      </w:pPr>
+      <w:r>
+        <w:rPr>
+          <w:sz w:val="28"/>
+          <w:szCs w:val="28"/>
+          <w:lang w:val="uk-UA"/>
+        </w:rPr>
+        <w:t>У даній практичній роботі досліджуються фундаментальні принципи об'єктно-орієнтованого програмування (ООП) та архітектурного проєктування в C#:</w:t>
+      </w:r>
+    </w:p>
+    <w:p>
+      <w:pPr>
         <w:numPr>
           <w:ilvl w:val="0"/>
-          <w:numId w:val="16"/>
+          <w:numId w:val="14"/>
         </w:numPr>
-        <w:spacing w:before="0" w:beforeAutospacing="0" w:after="0" w:afterAutospacing="0" w:line="360" w:lineRule="auto"/>
-        <w:ind w:left="0" w:firstLine="709"/>
+        <w:spacing w:before="240" w:line="276" w:lineRule="auto"/>
         <w:jc w:val="both"/>
         <w:rPr>
           <w:sz w:val="28"/>
           <w:szCs w:val="28"/>
+          <w:lang w:val="uk-UA"/>
         </w:rPr>
       </w:pPr>
       <w:r>
@@ -1079,61 +1342,85 @@
           <w:bCs/>
           <w:sz w:val="28"/>
           <w:szCs w:val="28"/>
-        </w:rPr>
-        <w:lastRenderedPageBreak/>
-        <w:t>Серіалізація та Десеріалізація:</w:t>
-      </w:r>
-      <w:r>
-        <w:rPr>
-          <w:sz w:val="28"/>
-          <w:szCs w:val="28"/>
-        </w:rPr>
-        <w:t xml:space="preserve"> Це процес перетворення стану об'єкта</w:t>
-      </w:r>
-      <w:r>
-        <w:rPr>
-          <w:sz w:val="28"/>
-          <w:szCs w:val="28"/>
-        </w:rPr>
-        <w:t xml:space="preserve"> </w:t>
-      </w:r>
-      <w:r>
-        <w:rPr>
-          <w:sz w:val="28"/>
-          <w:szCs w:val="28"/>
-        </w:rPr>
-        <w:t xml:space="preserve">у формат, придатний для збереження або передачі (наприклад, у текст, JSON, XML чи бінарний формат), та зворотний процес відновлення об'єкта з цього формату. У сучасному .NET для роботи з JSON використовується простір імен </w:t>
-      </w:r>
-      <w:r>
-        <w:rPr>
-          <w:rStyle w:val="HTML"/>
-          <w:rFonts w:ascii="Times New Roman" w:eastAsiaTheme="majorEastAsia" w:hAnsi="Times New Roman" w:cs="Times New Roman"/>
-          <w:sz w:val="28"/>
-          <w:szCs w:val="28"/>
-        </w:rPr>
-        <w:t>System.Text.Json</w:t>
-      </w:r>
-      <w:r>
-        <w:rPr>
-          <w:sz w:val="28"/>
-          <w:szCs w:val="28"/>
-        </w:rPr>
-        <w:t>, який забезпечує високу продуктивність.</w:t>
-      </w:r>
-    </w:p>
-    <w:p>
-      <w:pPr>
-        <w:pStyle w:val="ad"/>
+          <w:lang w:val="uk-UA"/>
+        </w:rPr>
+        <w:t>Абстрактні класи та методи:</w:t>
+      </w:r>
+      <w:r>
+        <w:rPr>
+          <w:sz w:val="28"/>
+          <w:szCs w:val="28"/>
+          <w:lang w:val="uk-UA"/>
+        </w:rPr>
+        <w:t xml:space="preserve"> Абстрактний клас (</w:t>
+      </w:r>
+      <w:proofErr w:type="spellStart"/>
+      <w:r>
+        <w:rPr>
+          <w:sz w:val="28"/>
+          <w:szCs w:val="28"/>
+          <w:lang w:val="uk-UA"/>
+        </w:rPr>
+        <w:t>abstract</w:t>
+      </w:r>
+      <w:proofErr w:type="spellEnd"/>
+      <w:r>
+        <w:rPr>
+          <w:sz w:val="28"/>
+          <w:szCs w:val="28"/>
+          <w:lang w:val="uk-UA"/>
+        </w:rPr>
+        <w:t xml:space="preserve">) слугує базовим шаблоном для інших класів і не дозволяє створювати свої прямі екземпляри. Він може містити як готову логіку (віртуальні методи </w:t>
+      </w:r>
+      <w:proofErr w:type="spellStart"/>
+      <w:r>
+        <w:rPr>
+          <w:sz w:val="28"/>
+          <w:szCs w:val="28"/>
+          <w:lang w:val="uk-UA"/>
+        </w:rPr>
+        <w:t>virtual</w:t>
+      </w:r>
+      <w:proofErr w:type="spellEnd"/>
+      <w:r>
+        <w:rPr>
+          <w:sz w:val="28"/>
+          <w:szCs w:val="28"/>
+          <w:lang w:val="uk-UA"/>
+        </w:rPr>
+        <w:t xml:space="preserve">, які можна перевизначити), так і абстрактні методи без реалізації, які класи-нащадки зобов'язані реалізувати самостійно через ключове слово </w:t>
+      </w:r>
+      <w:proofErr w:type="spellStart"/>
+      <w:r>
+        <w:rPr>
+          <w:sz w:val="28"/>
+          <w:szCs w:val="28"/>
+          <w:lang w:val="uk-UA"/>
+        </w:rPr>
+        <w:t>override</w:t>
+      </w:r>
+      <w:proofErr w:type="spellEnd"/>
+      <w:r>
+        <w:rPr>
+          <w:sz w:val="28"/>
+          <w:szCs w:val="28"/>
+          <w:lang w:val="uk-UA"/>
+        </w:rPr>
+        <w:t>.</w:t>
+      </w:r>
+    </w:p>
+    <w:p>
+      <w:pPr>
         <w:numPr>
           <w:ilvl w:val="0"/>
-          <w:numId w:val="16"/>
+          <w:numId w:val="14"/>
         </w:numPr>
-        <w:spacing w:before="0" w:beforeAutospacing="0" w:after="0" w:afterAutospacing="0" w:line="360" w:lineRule="auto"/>
-        <w:ind w:left="0" w:firstLine="709"/>
+        <w:spacing w:before="240" w:line="276" w:lineRule="auto"/>
         <w:jc w:val="both"/>
         <w:rPr>
           <w:sz w:val="28"/>
           <w:szCs w:val="28"/>
+          <w:lang w:val="uk-UA"/>
         </w:rPr>
       </w:pPr>
       <w:r>
@@ -1142,46 +1429,90 @@
           <w:bCs/>
           <w:sz w:val="28"/>
           <w:szCs w:val="28"/>
-        </w:rPr>
-        <w:t>Робота з XML (LINQ to XML):</w:t>
-      </w:r>
-      <w:r>
-        <w:rPr>
-          <w:sz w:val="28"/>
-          <w:szCs w:val="28"/>
-        </w:rPr>
-        <w:t xml:space="preserve"> Технологія </w:t>
-      </w:r>
-      <w:r>
-        <w:rPr>
-          <w:rStyle w:val="HTML"/>
-          <w:rFonts w:ascii="Times New Roman" w:eastAsiaTheme="majorEastAsia" w:hAnsi="Times New Roman" w:cs="Times New Roman"/>
-          <w:sz w:val="28"/>
-          <w:szCs w:val="28"/>
-        </w:rPr>
-        <w:t>XDocument</w:t>
-      </w:r>
-      <w:r>
-        <w:rPr>
-          <w:sz w:val="28"/>
-          <w:szCs w:val="28"/>
-        </w:rPr>
-        <w:t xml:space="preserve"> дозволяє створювати, читати та модифікувати XML-документи в пам'яті, використовуючи сучасний об'єктно-орієнтований підхід. У поєднанні з LINQ-запитами це дозволяє швидко формувати складні ієрархічні структури даних на основі існуючих колекцій.</w:t>
-      </w:r>
-    </w:p>
-    <w:p>
-      <w:pPr>
-        <w:pStyle w:val="ad"/>
+          <w:lang w:val="uk-UA"/>
+        </w:rPr>
+        <w:lastRenderedPageBreak/>
+        <w:t>Інтерфейси (</w:t>
+      </w:r>
+      <w:proofErr w:type="spellStart"/>
+      <w:r>
+        <w:rPr>
+          <w:b/>
+          <w:bCs/>
+          <w:sz w:val="28"/>
+          <w:szCs w:val="28"/>
+          <w:lang w:val="uk-UA"/>
+        </w:rPr>
+        <w:t>Interfaces</w:t>
+      </w:r>
+      <w:proofErr w:type="spellEnd"/>
+      <w:r>
+        <w:rPr>
+          <w:b/>
+          <w:bCs/>
+          <w:sz w:val="28"/>
+          <w:szCs w:val="28"/>
+          <w:lang w:val="uk-UA"/>
+        </w:rPr>
+        <w:t>):</w:t>
+      </w:r>
+      <w:r>
+        <w:rPr>
+          <w:sz w:val="28"/>
+          <w:szCs w:val="28"/>
+          <w:lang w:val="uk-UA"/>
+        </w:rPr>
+        <w:t xml:space="preserve"> Інтерфейс визначає контракт (набір методів або властивостей), який клас повинен виконати. На відміну від наслідування класів (де можливий лише один базовий клас), клас у C# може реалізовувати багато інтерфейсів, що дозволяє </w:t>
+      </w:r>
+      <w:proofErr w:type="spellStart"/>
+      <w:r>
+        <w:rPr>
+          <w:sz w:val="28"/>
+          <w:szCs w:val="28"/>
+          <w:lang w:val="uk-UA"/>
+        </w:rPr>
+        <w:t>гнучко</w:t>
+      </w:r>
+      <w:proofErr w:type="spellEnd"/>
+      <w:r>
+        <w:rPr>
+          <w:sz w:val="28"/>
+          <w:szCs w:val="28"/>
+          <w:lang w:val="uk-UA"/>
+        </w:rPr>
+        <w:t xml:space="preserve"> проєктувати поведінку (наприклад, здатність об'єкта до </w:t>
+      </w:r>
+      <w:proofErr w:type="spellStart"/>
+      <w:r>
+        <w:rPr>
+          <w:sz w:val="28"/>
+          <w:szCs w:val="28"/>
+          <w:lang w:val="uk-UA"/>
+        </w:rPr>
+        <w:t>рендерингу</w:t>
+      </w:r>
+      <w:proofErr w:type="spellEnd"/>
+      <w:r>
+        <w:rPr>
+          <w:sz w:val="28"/>
+          <w:szCs w:val="28"/>
+          <w:lang w:val="uk-UA"/>
+        </w:rPr>
+        <w:t>).</w:t>
+      </w:r>
+    </w:p>
+    <w:p>
+      <w:pPr>
         <w:numPr>
           <w:ilvl w:val="0"/>
-          <w:numId w:val="16"/>
+          <w:numId w:val="14"/>
         </w:numPr>
-        <w:spacing w:before="0" w:beforeAutospacing="0" w:after="0" w:afterAutospacing="0" w:line="360" w:lineRule="auto"/>
-        <w:ind w:left="0" w:firstLine="709"/>
+        <w:spacing w:before="240" w:line="276" w:lineRule="auto"/>
         <w:jc w:val="both"/>
         <w:rPr>
           <w:sz w:val="28"/>
           <w:szCs w:val="28"/>
+          <w:lang w:val="uk-UA"/>
         </w:rPr>
       </w:pPr>
       <w:r>
@@ -1190,62 +1521,53 @@
           <w:bCs/>
           <w:sz w:val="28"/>
           <w:szCs w:val="28"/>
-        </w:rPr>
-        <w:t>Управління ресурсами та інтерфейс IDisposable:</w:t>
-      </w:r>
-      <w:r>
-        <w:rPr>
-          <w:sz w:val="28"/>
-          <w:szCs w:val="28"/>
-        </w:rPr>
-        <w:t xml:space="preserve"> Автоматичний Збирач сміття (Garbage Collector) у .NET керує лише пам'яттю (керованими ресурсами). Для роботи з некерованими ресурсами (файлові потоки, з'єднання з базами даних, мережеві сокети) необхідно застосовувати детерміноване звільнення ресурсів через імплементацію інтерфейсу </w:t>
-      </w:r>
-      <w:r>
-        <w:rPr>
-          <w:rStyle w:val="HTML"/>
-          <w:rFonts w:ascii="Times New Roman" w:eastAsiaTheme="majorEastAsia" w:hAnsi="Times New Roman" w:cs="Times New Roman"/>
-          <w:sz w:val="28"/>
-          <w:szCs w:val="28"/>
-        </w:rPr>
-        <w:t>IDisposable</w:t>
-      </w:r>
-      <w:r>
-        <w:rPr>
-          <w:sz w:val="28"/>
-          <w:szCs w:val="28"/>
-        </w:rPr>
-        <w:t xml:space="preserve"> та виклик методу </w:t>
-      </w:r>
-      <w:r>
-        <w:rPr>
-          <w:rStyle w:val="HTML"/>
-          <w:rFonts w:ascii="Times New Roman" w:eastAsiaTheme="majorEastAsia" w:hAnsi="Times New Roman" w:cs="Times New Roman"/>
-          <w:sz w:val="28"/>
-          <w:szCs w:val="28"/>
-        </w:rPr>
-        <w:t>Dispose()</w:t>
-      </w:r>
-      <w:r>
-        <w:rPr>
-          <w:sz w:val="28"/>
-          <w:szCs w:val="28"/>
-        </w:rPr>
-        <w:t>.</w:t>
-      </w:r>
-    </w:p>
-    <w:p>
-      <w:pPr>
-        <w:pStyle w:val="ad"/>
+          <w:lang w:val="uk-UA"/>
+        </w:rPr>
+        <w:t>Композиція (</w:t>
+      </w:r>
+      <w:proofErr w:type="spellStart"/>
+      <w:r>
+        <w:rPr>
+          <w:b/>
+          <w:bCs/>
+          <w:sz w:val="28"/>
+          <w:szCs w:val="28"/>
+          <w:lang w:val="uk-UA"/>
+        </w:rPr>
+        <w:t>Composition</w:t>
+      </w:r>
+      <w:proofErr w:type="spellEnd"/>
+      <w:r>
+        <w:rPr>
+          <w:b/>
+          <w:bCs/>
+          <w:sz w:val="28"/>
+          <w:szCs w:val="28"/>
+          <w:lang w:val="uk-UA"/>
+        </w:rPr>
+        <w:t>):</w:t>
+      </w:r>
+      <w:r>
+        <w:rPr>
+          <w:sz w:val="28"/>
+          <w:szCs w:val="28"/>
+          <w:lang w:val="uk-UA"/>
+        </w:rPr>
+        <w:t xml:space="preserve"> Тип відношення між класами, що характеризується "жорстким" зв'язком. Клас-власник повністю керує життєвим циклом допоміжного об'єкта. Допоміжний об'єкт створюється всередині власника і знищується разом із ним.</w:t>
+      </w:r>
+    </w:p>
+    <w:p>
+      <w:pPr>
         <w:numPr>
           <w:ilvl w:val="0"/>
-          <w:numId w:val="16"/>
+          <w:numId w:val="14"/>
         </w:numPr>
-        <w:spacing w:before="0" w:beforeAutospacing="0" w:after="0" w:afterAutospacing="0" w:line="360" w:lineRule="auto"/>
-        <w:ind w:left="0" w:firstLine="709"/>
+        <w:spacing w:before="240" w:line="276" w:lineRule="auto"/>
         <w:jc w:val="both"/>
         <w:rPr>
           <w:sz w:val="28"/>
           <w:szCs w:val="28"/>
+          <w:lang w:val="uk-UA"/>
         </w:rPr>
       </w:pPr>
       <w:r>
@@ -1254,47 +1576,72 @@
           <w:bCs/>
           <w:sz w:val="28"/>
           <w:szCs w:val="28"/>
-        </w:rPr>
-        <w:t>Оператор using:</w:t>
-      </w:r>
-      <w:r>
-        <w:rPr>
-          <w:sz w:val="28"/>
-          <w:szCs w:val="28"/>
-        </w:rPr>
-        <w:t xml:space="preserve"> Синтаксичний цукор мови C#, який гарантує автоматичний виклик методу </w:t>
-      </w:r>
-      <w:r>
-        <w:rPr>
-          <w:rStyle w:val="HTML"/>
-          <w:rFonts w:ascii="Times New Roman" w:eastAsiaTheme="majorEastAsia" w:hAnsi="Times New Roman" w:cs="Times New Roman"/>
-          <w:sz w:val="28"/>
-          <w:szCs w:val="28"/>
-        </w:rPr>
-        <w:t>Dispose()</w:t>
-      </w:r>
-      <w:r>
-        <w:rPr>
-          <w:sz w:val="28"/>
-          <w:szCs w:val="28"/>
-        </w:rPr>
-        <w:t xml:space="preserve"> для об'єкта відразу після виходу з блоку </w:t>
-      </w:r>
-      <w:r>
-        <w:rPr>
-          <w:rStyle w:val="HTML"/>
-          <w:rFonts w:ascii="Times New Roman" w:eastAsiaTheme="majorEastAsia" w:hAnsi="Times New Roman" w:cs="Times New Roman"/>
-          <w:sz w:val="28"/>
-          <w:szCs w:val="28"/>
-        </w:rPr>
-        <w:t>using</w:t>
-      </w:r>
-      <w:r>
-        <w:rPr>
-          <w:sz w:val="28"/>
-          <w:szCs w:val="28"/>
-        </w:rPr>
-        <w:t>, навіть якщо всередині блоку сталася помилка (виняток). Це запобігає витокам пам'яті та блокуванню файлів.</w:t>
+          <w:lang w:val="uk-UA"/>
+        </w:rPr>
+        <w:t>Агрегація (</w:t>
+      </w:r>
+      <w:proofErr w:type="spellStart"/>
+      <w:r>
+        <w:rPr>
+          <w:b/>
+          <w:bCs/>
+          <w:sz w:val="28"/>
+          <w:szCs w:val="28"/>
+          <w:lang w:val="uk-UA"/>
+        </w:rPr>
+        <w:t>Aggregation</w:t>
+      </w:r>
+      <w:proofErr w:type="spellEnd"/>
+      <w:r>
+        <w:rPr>
+          <w:b/>
+          <w:bCs/>
+          <w:sz w:val="28"/>
+          <w:szCs w:val="28"/>
+          <w:lang w:val="uk-UA"/>
+        </w:rPr>
+        <w:t>):</w:t>
+      </w:r>
+      <w:r>
+        <w:rPr>
+          <w:sz w:val="28"/>
+          <w:szCs w:val="28"/>
+          <w:lang w:val="uk-UA"/>
+        </w:rPr>
+        <w:t xml:space="preserve"> Тип відношення, що характеризується "слабким" зв'язком. Клас-контейнер зберігає посилання на інші об'єкти, але ці об'єкти створюються зовні та можуть існувати незалежно від контейнера.</w:t>
+      </w:r>
+    </w:p>
+    <w:p>
+      <w:pPr>
+        <w:numPr>
+          <w:ilvl w:val="0"/>
+          <w:numId w:val="14"/>
+        </w:numPr>
+        <w:spacing w:before="240" w:line="276" w:lineRule="auto"/>
+        <w:jc w:val="both"/>
+        <w:rPr>
+          <w:sz w:val="28"/>
+          <w:szCs w:val="28"/>
+          <w:lang w:val="uk-UA"/>
+        </w:rPr>
+      </w:pPr>
+      <w:r>
+        <w:rPr>
+          <w:b/>
+          <w:bCs/>
+          <w:sz w:val="28"/>
+          <w:szCs w:val="28"/>
+          <w:lang w:val="uk-UA"/>
+        </w:rPr>
+        <w:t>Поліморфізм:</w:t>
+      </w:r>
+      <w:r>
+        <w:rPr>
+          <w:sz w:val="28"/>
+          <w:szCs w:val="28"/>
+          <w:lang w:val="uk-UA"/>
+        </w:rPr>
+        <w:t xml:space="preserve"> Здатність програми обробляти об'єкти різних типів через єдиний базовий інтерфейс або абстрактний клас, автоматично викликаючи потрібну реалізацію методу для конкретного типу під час виконання.</w:t>
       </w:r>
     </w:p>
     <w:p>
@@ -1358,13 +1705,23 @@
         <w:jc w:val="both"/>
         <w:rPr>
           <w:rFonts w:ascii="Times New Roman" w:hAnsi="Times New Roman" w:cs="Times New Roman"/>
+          <w:sz w:val="28"/>
+          <w:szCs w:val="28"/>
+          <w:lang w:val="uk-UA"/>
+        </w:rPr>
+      </w:pPr>
+      <w:r>
+        <w:rPr>
+          <w:rFonts w:ascii="Times New Roman" w:hAnsi="Times New Roman" w:cs="Times New Roman"/>
           <w:b/>
           <w:bCs/>
           <w:sz w:val="28"/>
           <w:szCs w:val="28"/>
           <w:lang w:val="uk-UA"/>
         </w:rPr>
-      </w:pPr>
+        <w:t xml:space="preserve">Розробка абстрактного рівня та </w:t>
+      </w:r>
+      <w:proofErr w:type="spellStart"/>
       <w:r>
         <w:rPr>
           <w:rFonts w:ascii="Times New Roman" w:hAnsi="Times New Roman" w:cs="Times New Roman"/>
@@ -1374,8 +1731,9 @@
           <w:szCs w:val="28"/>
           <w:lang w:val="uk-UA"/>
         </w:rPr>
-        <w:t xml:space="preserve">Впровадження </w:t>
-      </w:r>
+        <w:t>інтерфейсної</w:t>
+      </w:r>
+      <w:proofErr w:type="spellEnd"/>
       <w:r>
         <w:rPr>
           <w:rFonts w:ascii="Times New Roman" w:hAnsi="Times New Roman" w:cs="Times New Roman"/>
@@ -1383,19 +1741,18 @@
           <w:bCs/>
           <w:sz w:val="28"/>
           <w:szCs w:val="28"/>
-        </w:rPr>
-        <w:t>JSON</w:t>
-      </w:r>
-      <w:r>
-        <w:rPr>
-          <w:rFonts w:ascii="Times New Roman" w:hAnsi="Times New Roman" w:cs="Times New Roman"/>
-          <w:b/>
-          <w:bCs/>
-          <w:sz w:val="28"/>
-          <w:szCs w:val="28"/>
-          <w:lang w:val="uk-UA"/>
-        </w:rPr>
-        <w:t xml:space="preserve">-серіалізації </w:t>
+          <w:lang w:val="uk-UA"/>
+        </w:rPr>
+        <w:t xml:space="preserve"> взаємодії</w:t>
+      </w:r>
+      <w:r>
+        <w:rPr>
+          <w:rFonts w:ascii="Times New Roman" w:hAnsi="Times New Roman" w:cs="Times New Roman"/>
+          <w:sz w:val="28"/>
+          <w:szCs w:val="28"/>
+          <w:lang w:val="uk-UA"/>
+        </w:rPr>
+        <w:t xml:space="preserve"> </w:t>
       </w:r>
     </w:p>
     <w:p>
@@ -1417,8 +1774,182 @@
           <w:szCs w:val="28"/>
           <w:lang w:val="uk-UA"/>
         </w:rPr>
-        <w:t xml:space="preserve">Для збереження списку об'єктів </w:t>
-      </w:r>
+        <w:t xml:space="preserve">Для адаптації існуючих моделей даних під нові архітектурні вимоги було створено інтерфейс </w:t>
+      </w:r>
+      <w:proofErr w:type="spellStart"/>
+      <w:r>
+        <w:rPr>
+          <w:rFonts w:ascii="Times New Roman" w:hAnsi="Times New Roman" w:cs="Times New Roman"/>
+          <w:sz w:val="28"/>
+          <w:szCs w:val="28"/>
+        </w:rPr>
+        <w:t>IShow</w:t>
+      </w:r>
+      <w:proofErr w:type="spellEnd"/>
+      <w:r>
+        <w:rPr>
+          <w:rFonts w:ascii="Times New Roman" w:hAnsi="Times New Roman" w:cs="Times New Roman"/>
+          <w:sz w:val="28"/>
+          <w:szCs w:val="28"/>
+          <w:lang w:val="uk-UA"/>
+        </w:rPr>
+        <w:t xml:space="preserve"> для специфічної дії (</w:t>
+      </w:r>
+      <w:proofErr w:type="spellStart"/>
+      <w:r>
+        <w:rPr>
+          <w:rFonts w:ascii="Times New Roman" w:hAnsi="Times New Roman" w:cs="Times New Roman"/>
+          <w:sz w:val="28"/>
+          <w:szCs w:val="28"/>
+          <w:lang w:val="uk-UA"/>
+        </w:rPr>
+        <w:t>рендерингу</w:t>
+      </w:r>
+      <w:proofErr w:type="spellEnd"/>
+      <w:r>
+        <w:rPr>
+          <w:rFonts w:ascii="Times New Roman" w:hAnsi="Times New Roman" w:cs="Times New Roman"/>
+          <w:sz w:val="28"/>
+          <w:szCs w:val="28"/>
+          <w:lang w:val="uk-UA"/>
+        </w:rPr>
+        <w:t xml:space="preserve"> інформації). </w:t>
+      </w:r>
+      <w:r>
+        <w:rPr>
+          <w:rFonts w:ascii="Times New Roman" w:hAnsi="Times New Roman" w:cs="Times New Roman"/>
+          <w:sz w:val="28"/>
+          <w:szCs w:val="28"/>
+        </w:rPr>
+        <w:t xml:space="preserve">Також </w:t>
+      </w:r>
+      <w:proofErr w:type="spellStart"/>
+      <w:r>
+        <w:rPr>
+          <w:rFonts w:ascii="Times New Roman" w:hAnsi="Times New Roman" w:cs="Times New Roman"/>
+          <w:sz w:val="28"/>
+          <w:szCs w:val="28"/>
+        </w:rPr>
+        <w:t>базовий</w:t>
+      </w:r>
+      <w:proofErr w:type="spellEnd"/>
+      <w:r>
+        <w:rPr>
+          <w:rFonts w:ascii="Times New Roman" w:hAnsi="Times New Roman" w:cs="Times New Roman"/>
+          <w:sz w:val="28"/>
+          <w:szCs w:val="28"/>
+        </w:rPr>
+        <w:t xml:space="preserve"> </w:t>
+      </w:r>
+      <w:proofErr w:type="spellStart"/>
+      <w:r>
+        <w:rPr>
+          <w:rFonts w:ascii="Times New Roman" w:hAnsi="Times New Roman" w:cs="Times New Roman"/>
+          <w:sz w:val="28"/>
+          <w:szCs w:val="28"/>
+        </w:rPr>
+        <w:t>клас</w:t>
+      </w:r>
+      <w:proofErr w:type="spellEnd"/>
+      <w:r>
+        <w:rPr>
+          <w:rFonts w:ascii="Times New Roman" w:hAnsi="Times New Roman" w:cs="Times New Roman"/>
+          <w:sz w:val="28"/>
+          <w:szCs w:val="28"/>
+        </w:rPr>
+        <w:t xml:space="preserve"> </w:t>
+      </w:r>
+      <w:proofErr w:type="spellStart"/>
+      <w:r>
+        <w:rPr>
+          <w:rFonts w:ascii="Times New Roman" w:hAnsi="Times New Roman" w:cs="Times New Roman"/>
+          <w:sz w:val="28"/>
+          <w:szCs w:val="28"/>
+        </w:rPr>
+        <w:t>сутності</w:t>
+      </w:r>
+      <w:proofErr w:type="spellEnd"/>
+      <w:r>
+        <w:rPr>
+          <w:rFonts w:ascii="Times New Roman" w:hAnsi="Times New Roman" w:cs="Times New Roman"/>
+          <w:sz w:val="28"/>
+          <w:szCs w:val="28"/>
+        </w:rPr>
+        <w:t xml:space="preserve"> </w:t>
+      </w:r>
+      <w:proofErr w:type="spellStart"/>
+      <w:r>
+        <w:rPr>
+          <w:rFonts w:ascii="Times New Roman" w:hAnsi="Times New Roman" w:cs="Times New Roman"/>
+          <w:sz w:val="28"/>
+          <w:szCs w:val="28"/>
+        </w:rPr>
+        <w:t>було</w:t>
+      </w:r>
+      <w:proofErr w:type="spellEnd"/>
+      <w:r>
+        <w:rPr>
+          <w:rFonts w:ascii="Times New Roman" w:hAnsi="Times New Roman" w:cs="Times New Roman"/>
+          <w:sz w:val="28"/>
+          <w:szCs w:val="28"/>
+        </w:rPr>
+        <w:t xml:space="preserve"> </w:t>
+      </w:r>
+      <w:proofErr w:type="spellStart"/>
+      <w:r>
+        <w:rPr>
+          <w:rFonts w:ascii="Times New Roman" w:hAnsi="Times New Roman" w:cs="Times New Roman"/>
+          <w:sz w:val="28"/>
+          <w:szCs w:val="28"/>
+        </w:rPr>
+        <w:t>перетворено</w:t>
+      </w:r>
+      <w:proofErr w:type="spellEnd"/>
+      <w:r>
+        <w:rPr>
+          <w:rFonts w:ascii="Times New Roman" w:hAnsi="Times New Roman" w:cs="Times New Roman"/>
+          <w:sz w:val="28"/>
+          <w:szCs w:val="28"/>
+        </w:rPr>
+        <w:t xml:space="preserve"> на </w:t>
+      </w:r>
+      <w:proofErr w:type="spellStart"/>
+      <w:r>
+        <w:rPr>
+          <w:rFonts w:ascii="Times New Roman" w:hAnsi="Times New Roman" w:cs="Times New Roman"/>
+          <w:sz w:val="28"/>
+          <w:szCs w:val="28"/>
+        </w:rPr>
+        <w:t>абстрактний</w:t>
+      </w:r>
+      <w:proofErr w:type="spellEnd"/>
+      <w:r>
+        <w:rPr>
+          <w:rFonts w:ascii="Times New Roman" w:hAnsi="Times New Roman" w:cs="Times New Roman"/>
+          <w:sz w:val="28"/>
+          <w:szCs w:val="28"/>
+        </w:rPr>
+        <w:t xml:space="preserve"> </w:t>
+      </w:r>
+      <w:proofErr w:type="spellStart"/>
+      <w:r>
+        <w:rPr>
+          <w:rFonts w:ascii="Times New Roman" w:hAnsi="Times New Roman" w:cs="Times New Roman"/>
+          <w:sz w:val="28"/>
+          <w:szCs w:val="28"/>
+        </w:rPr>
+        <w:t>клас</w:t>
+      </w:r>
+      <w:proofErr w:type="spellEnd"/>
+      <w:r>
+        <w:rPr>
+          <w:rFonts w:ascii="Times New Roman" w:hAnsi="Times New Roman" w:cs="Times New Roman"/>
+          <w:sz w:val="28"/>
+          <w:szCs w:val="28"/>
+        </w:rPr>
+        <w:t xml:space="preserve"> </w:t>
+      </w:r>
+      <w:proofErr w:type="spellStart"/>
       <w:r>
         <w:rPr>
           <w:rFonts w:ascii="Times New Roman" w:hAnsi="Times New Roman" w:cs="Times New Roman"/>
@@ -1427,39 +1958,322 @@
         </w:rPr>
         <w:t>EventBase</w:t>
       </w:r>
-      <w:r>
-        <w:rPr>
-          <w:rFonts w:ascii="Times New Roman" w:hAnsi="Times New Roman" w:cs="Times New Roman"/>
-          <w:sz w:val="28"/>
-          <w:szCs w:val="28"/>
-          <w:lang w:val="uk-UA"/>
-        </w:rPr>
-        <w:t xml:space="preserve"> було використано клас </w:t>
-      </w:r>
-      <w:r>
-        <w:rPr>
-          <w:rFonts w:ascii="Times New Roman" w:hAnsi="Times New Roman" w:cs="Times New Roman"/>
-          <w:sz w:val="28"/>
-          <w:szCs w:val="28"/>
-        </w:rPr>
-        <w:t>JsonSerializer</w:t>
-      </w:r>
-      <w:r>
-        <w:rPr>
-          <w:rFonts w:ascii="Times New Roman" w:hAnsi="Times New Roman" w:cs="Times New Roman"/>
-          <w:sz w:val="28"/>
-          <w:szCs w:val="28"/>
-          <w:lang w:val="uk-UA"/>
-        </w:rPr>
-        <w:t xml:space="preserve">. </w:t>
-      </w:r>
-      <w:r>
-        <w:rPr>
-          <w:rFonts w:ascii="Times New Roman" w:hAnsi="Times New Roman" w:cs="Times New Roman"/>
-          <w:sz w:val="28"/>
-          <w:szCs w:val="28"/>
-        </w:rPr>
-        <w:t>Для зручності читання сформованого файлу було налаштовано параметр WriteIndented = true. Запис і читання файлу відбувалися всередині блоків using, що гарантувало коректне закриття файлових потоків.</w:t>
+      <w:proofErr w:type="spellEnd"/>
+      <w:r>
+        <w:rPr>
+          <w:rFonts w:ascii="Times New Roman" w:hAnsi="Times New Roman" w:cs="Times New Roman"/>
+          <w:sz w:val="28"/>
+          <w:szCs w:val="28"/>
+        </w:rPr>
+        <w:t xml:space="preserve">, </w:t>
+      </w:r>
+      <w:proofErr w:type="spellStart"/>
+      <w:r>
+        <w:rPr>
+          <w:rFonts w:ascii="Times New Roman" w:hAnsi="Times New Roman" w:cs="Times New Roman"/>
+          <w:sz w:val="28"/>
+          <w:szCs w:val="28"/>
+        </w:rPr>
+        <w:t>який</w:t>
+      </w:r>
+      <w:proofErr w:type="spellEnd"/>
+      <w:r>
+        <w:rPr>
+          <w:rFonts w:ascii="Times New Roman" w:hAnsi="Times New Roman" w:cs="Times New Roman"/>
+          <w:sz w:val="28"/>
+          <w:szCs w:val="28"/>
+        </w:rPr>
+        <w:t xml:space="preserve"> </w:t>
+      </w:r>
+      <w:proofErr w:type="spellStart"/>
+      <w:r>
+        <w:rPr>
+          <w:rFonts w:ascii="Times New Roman" w:hAnsi="Times New Roman" w:cs="Times New Roman"/>
+          <w:sz w:val="28"/>
+          <w:szCs w:val="28"/>
+        </w:rPr>
+        <w:t>реалізує</w:t>
+      </w:r>
+      <w:proofErr w:type="spellEnd"/>
+      <w:r>
+        <w:rPr>
+          <w:rFonts w:ascii="Times New Roman" w:hAnsi="Times New Roman" w:cs="Times New Roman"/>
+          <w:sz w:val="28"/>
+          <w:szCs w:val="28"/>
+        </w:rPr>
+        <w:t xml:space="preserve"> </w:t>
+      </w:r>
+      <w:proofErr w:type="spellStart"/>
+      <w:r>
+        <w:rPr>
+          <w:rFonts w:ascii="Times New Roman" w:hAnsi="Times New Roman" w:cs="Times New Roman"/>
+          <w:sz w:val="28"/>
+          <w:szCs w:val="28"/>
+        </w:rPr>
+        <w:t>цей</w:t>
+      </w:r>
+      <w:proofErr w:type="spellEnd"/>
+      <w:r>
+        <w:rPr>
+          <w:rFonts w:ascii="Times New Roman" w:hAnsi="Times New Roman" w:cs="Times New Roman"/>
+          <w:sz w:val="28"/>
+          <w:szCs w:val="28"/>
+        </w:rPr>
+        <w:t xml:space="preserve"> </w:t>
+      </w:r>
+      <w:proofErr w:type="spellStart"/>
+      <w:r>
+        <w:rPr>
+          <w:rFonts w:ascii="Times New Roman" w:hAnsi="Times New Roman" w:cs="Times New Roman"/>
+          <w:sz w:val="28"/>
+          <w:szCs w:val="28"/>
+        </w:rPr>
+        <w:t>інтерфейс</w:t>
+      </w:r>
+      <w:proofErr w:type="spellEnd"/>
+      <w:r>
+        <w:rPr>
+          <w:rFonts w:ascii="Times New Roman" w:hAnsi="Times New Roman" w:cs="Times New Roman"/>
+          <w:sz w:val="28"/>
+          <w:szCs w:val="28"/>
+        </w:rPr>
+        <w:t xml:space="preserve">. У базовому </w:t>
+      </w:r>
+      <w:proofErr w:type="spellStart"/>
+      <w:r>
+        <w:rPr>
+          <w:rFonts w:ascii="Times New Roman" w:hAnsi="Times New Roman" w:cs="Times New Roman"/>
+          <w:sz w:val="28"/>
+          <w:szCs w:val="28"/>
+        </w:rPr>
+        <w:t>класі</w:t>
+      </w:r>
+      <w:proofErr w:type="spellEnd"/>
+      <w:r>
+        <w:rPr>
+          <w:rFonts w:ascii="Times New Roman" w:hAnsi="Times New Roman" w:cs="Times New Roman"/>
+          <w:sz w:val="28"/>
+          <w:szCs w:val="28"/>
+        </w:rPr>
+        <w:t xml:space="preserve"> додано </w:t>
+      </w:r>
+      <w:proofErr w:type="spellStart"/>
+      <w:r>
+        <w:rPr>
+          <w:rFonts w:ascii="Times New Roman" w:hAnsi="Times New Roman" w:cs="Times New Roman"/>
+          <w:sz w:val="28"/>
+          <w:szCs w:val="28"/>
+        </w:rPr>
+        <w:t>абстрактний</w:t>
+      </w:r>
+      <w:proofErr w:type="spellEnd"/>
+      <w:r>
+        <w:rPr>
+          <w:rFonts w:ascii="Times New Roman" w:hAnsi="Times New Roman" w:cs="Times New Roman"/>
+          <w:sz w:val="28"/>
+          <w:szCs w:val="28"/>
+        </w:rPr>
+        <w:t xml:space="preserve"> метод </w:t>
+      </w:r>
+      <w:proofErr w:type="spellStart"/>
+      <w:proofErr w:type="gramStart"/>
+      <w:r>
+        <w:rPr>
+          <w:rFonts w:ascii="Times New Roman" w:hAnsi="Times New Roman" w:cs="Times New Roman"/>
+          <w:sz w:val="28"/>
+          <w:szCs w:val="28"/>
+        </w:rPr>
+        <w:t>CalculateFinalPrice</w:t>
+      </w:r>
+      <w:proofErr w:type="spellEnd"/>
+      <w:r>
+        <w:rPr>
+          <w:rFonts w:ascii="Times New Roman" w:hAnsi="Times New Roman" w:cs="Times New Roman"/>
+          <w:sz w:val="28"/>
+          <w:szCs w:val="28"/>
+        </w:rPr>
+        <w:t>(</w:t>
+      </w:r>
+      <w:proofErr w:type="gramEnd"/>
+      <w:r>
+        <w:rPr>
+          <w:rFonts w:ascii="Times New Roman" w:hAnsi="Times New Roman" w:cs="Times New Roman"/>
+          <w:sz w:val="28"/>
+          <w:szCs w:val="28"/>
+        </w:rPr>
+        <w:t xml:space="preserve">), </w:t>
+      </w:r>
+      <w:proofErr w:type="spellStart"/>
+      <w:r>
+        <w:rPr>
+          <w:rFonts w:ascii="Times New Roman" w:hAnsi="Times New Roman" w:cs="Times New Roman"/>
+          <w:sz w:val="28"/>
+          <w:szCs w:val="28"/>
+        </w:rPr>
+        <w:t>який</w:t>
+      </w:r>
+      <w:proofErr w:type="spellEnd"/>
+      <w:r>
+        <w:rPr>
+          <w:rFonts w:ascii="Times New Roman" w:hAnsi="Times New Roman" w:cs="Times New Roman"/>
+          <w:sz w:val="28"/>
+          <w:szCs w:val="28"/>
+        </w:rPr>
+        <w:t xml:space="preserve"> </w:t>
+      </w:r>
+      <w:proofErr w:type="spellStart"/>
+      <w:r>
+        <w:rPr>
+          <w:rFonts w:ascii="Times New Roman" w:hAnsi="Times New Roman" w:cs="Times New Roman"/>
+          <w:sz w:val="28"/>
+          <w:szCs w:val="28"/>
+        </w:rPr>
+        <w:t>делегує</w:t>
+      </w:r>
+      <w:proofErr w:type="spellEnd"/>
+      <w:r>
+        <w:rPr>
+          <w:rFonts w:ascii="Times New Roman" w:hAnsi="Times New Roman" w:cs="Times New Roman"/>
+          <w:sz w:val="28"/>
+          <w:szCs w:val="28"/>
+        </w:rPr>
+        <w:t xml:space="preserve"> </w:t>
+      </w:r>
+      <w:proofErr w:type="spellStart"/>
+      <w:r>
+        <w:rPr>
+          <w:rFonts w:ascii="Times New Roman" w:hAnsi="Times New Roman" w:cs="Times New Roman"/>
+          <w:sz w:val="28"/>
+          <w:szCs w:val="28"/>
+        </w:rPr>
+        <w:t>розрахунок</w:t>
+      </w:r>
+      <w:proofErr w:type="spellEnd"/>
+      <w:r>
+        <w:rPr>
+          <w:rFonts w:ascii="Times New Roman" w:hAnsi="Times New Roman" w:cs="Times New Roman"/>
+          <w:sz w:val="28"/>
+          <w:szCs w:val="28"/>
+        </w:rPr>
+        <w:t xml:space="preserve"> </w:t>
+      </w:r>
+      <w:proofErr w:type="spellStart"/>
+      <w:r>
+        <w:rPr>
+          <w:rFonts w:ascii="Times New Roman" w:hAnsi="Times New Roman" w:cs="Times New Roman"/>
+          <w:sz w:val="28"/>
+          <w:szCs w:val="28"/>
+        </w:rPr>
+        <w:t>вартості</w:t>
+      </w:r>
+      <w:proofErr w:type="spellEnd"/>
+      <w:r>
+        <w:rPr>
+          <w:rFonts w:ascii="Times New Roman" w:hAnsi="Times New Roman" w:cs="Times New Roman"/>
+          <w:sz w:val="28"/>
+          <w:szCs w:val="28"/>
+        </w:rPr>
+        <w:t xml:space="preserve"> </w:t>
+      </w:r>
+      <w:proofErr w:type="spellStart"/>
+      <w:r>
+        <w:rPr>
+          <w:rFonts w:ascii="Times New Roman" w:hAnsi="Times New Roman" w:cs="Times New Roman"/>
+          <w:sz w:val="28"/>
+          <w:szCs w:val="28"/>
+        </w:rPr>
+        <w:t>класам-нащадкам</w:t>
+      </w:r>
+      <w:proofErr w:type="spellEnd"/>
+      <w:r>
+        <w:rPr>
+          <w:rFonts w:ascii="Times New Roman" w:hAnsi="Times New Roman" w:cs="Times New Roman"/>
+          <w:sz w:val="28"/>
+          <w:szCs w:val="28"/>
+        </w:rPr>
+        <w:t xml:space="preserve">, та </w:t>
+      </w:r>
+      <w:proofErr w:type="spellStart"/>
+      <w:r>
+        <w:rPr>
+          <w:rFonts w:ascii="Times New Roman" w:hAnsi="Times New Roman" w:cs="Times New Roman"/>
+          <w:sz w:val="28"/>
+          <w:szCs w:val="28"/>
+        </w:rPr>
+        <w:t>віртуальний</w:t>
+      </w:r>
+      <w:proofErr w:type="spellEnd"/>
+      <w:r>
+        <w:rPr>
+          <w:rFonts w:ascii="Times New Roman" w:hAnsi="Times New Roman" w:cs="Times New Roman"/>
+          <w:sz w:val="28"/>
+          <w:szCs w:val="28"/>
+        </w:rPr>
+        <w:t xml:space="preserve"> метод </w:t>
+      </w:r>
+      <w:proofErr w:type="spellStart"/>
+      <w:proofErr w:type="gramStart"/>
+      <w:r>
+        <w:rPr>
+          <w:rFonts w:ascii="Times New Roman" w:hAnsi="Times New Roman" w:cs="Times New Roman"/>
+          <w:sz w:val="28"/>
+          <w:szCs w:val="28"/>
+        </w:rPr>
+        <w:t>DisplayInfo</w:t>
+      </w:r>
+      <w:proofErr w:type="spellEnd"/>
+      <w:r>
+        <w:rPr>
+          <w:rFonts w:ascii="Times New Roman" w:hAnsi="Times New Roman" w:cs="Times New Roman"/>
+          <w:sz w:val="28"/>
+          <w:szCs w:val="28"/>
+        </w:rPr>
+        <w:t>(</w:t>
+      </w:r>
+      <w:proofErr w:type="gramEnd"/>
+      <w:r>
+        <w:rPr>
+          <w:rFonts w:ascii="Times New Roman" w:hAnsi="Times New Roman" w:cs="Times New Roman"/>
+          <w:sz w:val="28"/>
+          <w:szCs w:val="28"/>
+        </w:rPr>
+        <w:t xml:space="preserve">), </w:t>
+      </w:r>
+      <w:proofErr w:type="spellStart"/>
+      <w:r>
+        <w:rPr>
+          <w:rFonts w:ascii="Times New Roman" w:hAnsi="Times New Roman" w:cs="Times New Roman"/>
+          <w:sz w:val="28"/>
+          <w:szCs w:val="28"/>
+        </w:rPr>
+        <w:t>доступний</w:t>
+      </w:r>
+      <w:proofErr w:type="spellEnd"/>
+      <w:r>
+        <w:rPr>
+          <w:rFonts w:ascii="Times New Roman" w:hAnsi="Times New Roman" w:cs="Times New Roman"/>
+          <w:sz w:val="28"/>
+          <w:szCs w:val="28"/>
+        </w:rPr>
+        <w:t xml:space="preserve"> для </w:t>
+      </w:r>
+      <w:proofErr w:type="spellStart"/>
+      <w:r>
+        <w:rPr>
+          <w:rFonts w:ascii="Times New Roman" w:hAnsi="Times New Roman" w:cs="Times New Roman"/>
+          <w:sz w:val="28"/>
+          <w:szCs w:val="28"/>
+        </w:rPr>
+        <w:t>перевизначення</w:t>
+      </w:r>
+      <w:proofErr w:type="spellEnd"/>
+      <w:r>
+        <w:rPr>
+          <w:rFonts w:ascii="Times New Roman" w:hAnsi="Times New Roman" w:cs="Times New Roman"/>
+          <w:sz w:val="28"/>
+          <w:szCs w:val="28"/>
+        </w:rPr>
+        <w:t>.</w:t>
       </w:r>
     </w:p>
     <w:p>
@@ -1484,16 +2298,57 @@
           <w:lang w:val="uk-UA"/>
         </w:rPr>
       </w:pPr>
-      <w:r>
-        <w:rPr>
-          <w:rFonts w:ascii="Courier New" w:hAnsi="Courier New" w:cs="Courier New"/>
-          <w:sz w:val="20"/>
-          <w:szCs w:val="20"/>
-          <w:lang w:val="uk-UA"/>
-        </w:rPr>
-        <w:lastRenderedPageBreak/>
-        <w:t>// Налаштування та збереження у JSON</w:t>
-      </w:r>
+      <w:proofErr w:type="spellStart"/>
+      <w:r>
+        <w:rPr>
+          <w:rFonts w:ascii="Courier New" w:hAnsi="Courier New" w:cs="Courier New"/>
+          <w:sz w:val="20"/>
+          <w:szCs w:val="20"/>
+          <w:lang w:val="uk-UA"/>
+        </w:rPr>
+        <w:t>public</w:t>
+      </w:r>
+      <w:proofErr w:type="spellEnd"/>
+      <w:r>
+        <w:rPr>
+          <w:rFonts w:ascii="Courier New" w:hAnsi="Courier New" w:cs="Courier New"/>
+          <w:sz w:val="20"/>
+          <w:szCs w:val="20"/>
+          <w:lang w:val="uk-UA"/>
+        </w:rPr>
+        <w:t xml:space="preserve"> </w:t>
+      </w:r>
+      <w:proofErr w:type="spellStart"/>
+      <w:r>
+        <w:rPr>
+          <w:rFonts w:ascii="Courier New" w:hAnsi="Courier New" w:cs="Courier New"/>
+          <w:sz w:val="20"/>
+          <w:szCs w:val="20"/>
+          <w:lang w:val="uk-UA"/>
+        </w:rPr>
+        <w:t>interface</w:t>
+      </w:r>
+      <w:proofErr w:type="spellEnd"/>
+      <w:r>
+        <w:rPr>
+          <w:rFonts w:ascii="Courier New" w:hAnsi="Courier New" w:cs="Courier New"/>
+          <w:sz w:val="20"/>
+          <w:szCs w:val="20"/>
+          <w:lang w:val="uk-UA"/>
+        </w:rPr>
+        <w:t xml:space="preserve"> </w:t>
+      </w:r>
+      <w:proofErr w:type="spellStart"/>
+      <w:r>
+        <w:rPr>
+          <w:rFonts w:ascii="Courier New" w:hAnsi="Courier New" w:cs="Courier New"/>
+          <w:sz w:val="20"/>
+          <w:szCs w:val="20"/>
+          <w:lang w:val="uk-UA"/>
+        </w:rPr>
+        <w:t>IShow</w:t>
+      </w:r>
+      <w:proofErr w:type="spellEnd"/>
     </w:p>
     <w:p>
       <w:pPr>
@@ -1513,7 +2368,7 @@
           <w:szCs w:val="20"/>
           <w:lang w:val="uk-UA"/>
         </w:rPr>
-        <w:t>var options = new JsonSerializerOptions { WriteIndented = true };</w:t>
+        <w:t>{</w:t>
       </w:r>
     </w:p>
     <w:p>
@@ -1534,7 +2389,47 @@
           <w:szCs w:val="20"/>
           <w:lang w:val="uk-UA"/>
         </w:rPr>
-        <w:t>using (var stream = File.Create(jsonFile))</w:t>
+        <w:t xml:space="preserve">    </w:t>
+      </w:r>
+      <w:proofErr w:type="spellStart"/>
+      <w:r>
+        <w:rPr>
+          <w:rFonts w:ascii="Courier New" w:hAnsi="Courier New" w:cs="Courier New"/>
+          <w:sz w:val="20"/>
+          <w:szCs w:val="20"/>
+          <w:lang w:val="uk-UA"/>
+        </w:rPr>
+        <w:t>void</w:t>
+      </w:r>
+      <w:proofErr w:type="spellEnd"/>
+      <w:r>
+        <w:rPr>
+          <w:rFonts w:ascii="Courier New" w:hAnsi="Courier New" w:cs="Courier New"/>
+          <w:sz w:val="20"/>
+          <w:szCs w:val="20"/>
+          <w:lang w:val="uk-UA"/>
+        </w:rPr>
+        <w:t xml:space="preserve"> </w:t>
+      </w:r>
+      <w:proofErr w:type="spellStart"/>
+      <w:r>
+        <w:rPr>
+          <w:rFonts w:ascii="Courier New" w:hAnsi="Courier New" w:cs="Courier New"/>
+          <w:sz w:val="20"/>
+          <w:szCs w:val="20"/>
+          <w:lang w:val="uk-UA"/>
+        </w:rPr>
+        <w:t>Show</w:t>
+      </w:r>
+      <w:proofErr w:type="spellEnd"/>
+      <w:r>
+        <w:rPr>
+          <w:rFonts w:ascii="Courier New" w:hAnsi="Courier New" w:cs="Courier New"/>
+          <w:sz w:val="20"/>
+          <w:szCs w:val="20"/>
+          <w:lang w:val="uk-UA"/>
+        </w:rPr>
+        <w:t>();</w:t>
       </w:r>
     </w:p>
     <w:p>
@@ -1555,7 +2450,7 @@
           <w:szCs w:val="20"/>
           <w:lang w:val="uk-UA"/>
         </w:rPr>
-        <w:t>{</w:t>
+        <w:t>}</w:t>
       </w:r>
     </w:p>
     <w:p>
@@ -1569,14 +2464,808 @@
           <w:lang w:val="uk-UA"/>
         </w:rPr>
       </w:pPr>
-      <w:r>
-        <w:rPr>
-          <w:rFonts w:ascii="Courier New" w:hAnsi="Courier New" w:cs="Courier New"/>
-          <w:sz w:val="20"/>
-          <w:szCs w:val="20"/>
-          <w:lang w:val="uk-UA"/>
-        </w:rPr>
-        <w:t xml:space="preserve">    JsonSerializer.Serialize(stream, events, options);</w:t>
+    </w:p>
+    <w:p>
+      <w:pPr>
+        <w:pStyle w:val="Standard"/>
+        <w:ind w:firstLine="708"/>
+        <w:rPr>
+          <w:rFonts w:ascii="Courier New" w:hAnsi="Courier New" w:cs="Courier New"/>
+          <w:sz w:val="20"/>
+          <w:szCs w:val="20"/>
+          <w:lang w:val="uk-UA"/>
+        </w:rPr>
+      </w:pPr>
+      <w:proofErr w:type="spellStart"/>
+      <w:r>
+        <w:rPr>
+          <w:rFonts w:ascii="Courier New" w:hAnsi="Courier New" w:cs="Courier New"/>
+          <w:sz w:val="20"/>
+          <w:szCs w:val="20"/>
+          <w:lang w:val="uk-UA"/>
+        </w:rPr>
+        <w:t>public</w:t>
+      </w:r>
+      <w:proofErr w:type="spellEnd"/>
+      <w:r>
+        <w:rPr>
+          <w:rFonts w:ascii="Courier New" w:hAnsi="Courier New" w:cs="Courier New"/>
+          <w:sz w:val="20"/>
+          <w:szCs w:val="20"/>
+          <w:lang w:val="uk-UA"/>
+        </w:rPr>
+        <w:t xml:space="preserve"> </w:t>
+      </w:r>
+      <w:proofErr w:type="spellStart"/>
+      <w:r>
+        <w:rPr>
+          <w:rFonts w:ascii="Courier New" w:hAnsi="Courier New" w:cs="Courier New"/>
+          <w:sz w:val="20"/>
+          <w:szCs w:val="20"/>
+          <w:lang w:val="uk-UA"/>
+        </w:rPr>
+        <w:t>abstract</w:t>
+      </w:r>
+      <w:proofErr w:type="spellEnd"/>
+      <w:r>
+        <w:rPr>
+          <w:rFonts w:ascii="Courier New" w:hAnsi="Courier New" w:cs="Courier New"/>
+          <w:sz w:val="20"/>
+          <w:szCs w:val="20"/>
+          <w:lang w:val="uk-UA"/>
+        </w:rPr>
+        <w:t xml:space="preserve"> </w:t>
+      </w:r>
+      <w:proofErr w:type="spellStart"/>
+      <w:r>
+        <w:rPr>
+          <w:rFonts w:ascii="Courier New" w:hAnsi="Courier New" w:cs="Courier New"/>
+          <w:sz w:val="20"/>
+          <w:szCs w:val="20"/>
+          <w:lang w:val="uk-UA"/>
+        </w:rPr>
+        <w:t>class</w:t>
+      </w:r>
+      <w:proofErr w:type="spellEnd"/>
+      <w:r>
+        <w:rPr>
+          <w:rFonts w:ascii="Courier New" w:hAnsi="Courier New" w:cs="Courier New"/>
+          <w:sz w:val="20"/>
+          <w:szCs w:val="20"/>
+          <w:lang w:val="uk-UA"/>
+        </w:rPr>
+        <w:t xml:space="preserve"> </w:t>
+      </w:r>
+      <w:proofErr w:type="spellStart"/>
+      <w:r>
+        <w:rPr>
+          <w:rFonts w:ascii="Courier New" w:hAnsi="Courier New" w:cs="Courier New"/>
+          <w:sz w:val="20"/>
+          <w:szCs w:val="20"/>
+          <w:lang w:val="uk-UA"/>
+        </w:rPr>
+        <w:t>EventBase</w:t>
+      </w:r>
+      <w:proofErr w:type="spellEnd"/>
+      <w:r>
+        <w:rPr>
+          <w:rFonts w:ascii="Courier New" w:hAnsi="Courier New" w:cs="Courier New"/>
+          <w:sz w:val="20"/>
+          <w:szCs w:val="20"/>
+          <w:lang w:val="uk-UA"/>
+        </w:rPr>
+        <w:t xml:space="preserve"> : </w:t>
+      </w:r>
+      <w:proofErr w:type="spellStart"/>
+      <w:r>
+        <w:rPr>
+          <w:rFonts w:ascii="Courier New" w:hAnsi="Courier New" w:cs="Courier New"/>
+          <w:sz w:val="20"/>
+          <w:szCs w:val="20"/>
+          <w:lang w:val="uk-UA"/>
+        </w:rPr>
+        <w:t>IShow</w:t>
+      </w:r>
+      <w:proofErr w:type="spellEnd"/>
+    </w:p>
+    <w:p>
+      <w:pPr>
+        <w:pStyle w:val="Standard"/>
+        <w:ind w:firstLine="708"/>
+        <w:rPr>
+          <w:rFonts w:ascii="Courier New" w:hAnsi="Courier New" w:cs="Courier New"/>
+          <w:sz w:val="20"/>
+          <w:szCs w:val="20"/>
+          <w:lang w:val="uk-UA"/>
+        </w:rPr>
+      </w:pPr>
+      <w:r>
+        <w:rPr>
+          <w:rFonts w:ascii="Courier New" w:hAnsi="Courier New" w:cs="Courier New"/>
+          <w:sz w:val="20"/>
+          <w:szCs w:val="20"/>
+          <w:lang w:val="uk-UA"/>
+        </w:rPr>
+        <w:t>{</w:t>
+      </w:r>
+    </w:p>
+    <w:p>
+      <w:pPr>
+        <w:pStyle w:val="Standard"/>
+        <w:ind w:firstLine="708"/>
+        <w:rPr>
+          <w:rFonts w:ascii="Courier New" w:hAnsi="Courier New" w:cs="Courier New"/>
+          <w:sz w:val="20"/>
+          <w:szCs w:val="20"/>
+          <w:lang w:val="uk-UA"/>
+        </w:rPr>
+      </w:pPr>
+      <w:r>
+        <w:rPr>
+          <w:rFonts w:ascii="Courier New" w:hAnsi="Courier New" w:cs="Courier New"/>
+          <w:sz w:val="20"/>
+          <w:szCs w:val="20"/>
+          <w:lang w:val="uk-UA"/>
+        </w:rPr>
+        <w:t xml:space="preserve">    // ... (властивості та конструктор)</w:t>
+      </w:r>
+    </w:p>
+    <w:p>
+      <w:pPr>
+        <w:pStyle w:val="Standard"/>
+        <w:ind w:firstLine="708"/>
+        <w:rPr>
+          <w:rFonts w:ascii="Courier New" w:hAnsi="Courier New" w:cs="Courier New"/>
+          <w:sz w:val="20"/>
+          <w:szCs w:val="20"/>
+          <w:lang w:val="uk-UA"/>
+        </w:rPr>
+      </w:pPr>
+      <w:r>
+        <w:rPr>
+          <w:rFonts w:ascii="Courier New" w:hAnsi="Courier New" w:cs="Courier New"/>
+          <w:sz w:val="20"/>
+          <w:szCs w:val="20"/>
+          <w:lang w:val="uk-UA"/>
+        </w:rPr>
+        <w:lastRenderedPageBreak/>
+        <w:t xml:space="preserve">    </w:t>
+      </w:r>
+    </w:p>
+    <w:p>
+      <w:pPr>
+        <w:pStyle w:val="Standard"/>
+        <w:ind w:firstLine="708"/>
+        <w:rPr>
+          <w:rFonts w:ascii="Courier New" w:hAnsi="Courier New" w:cs="Courier New"/>
+          <w:sz w:val="20"/>
+          <w:szCs w:val="20"/>
+          <w:lang w:val="uk-UA"/>
+        </w:rPr>
+      </w:pPr>
+      <w:r>
+        <w:rPr>
+          <w:rFonts w:ascii="Courier New" w:hAnsi="Courier New" w:cs="Courier New"/>
+          <w:sz w:val="20"/>
+          <w:szCs w:val="20"/>
+          <w:lang w:val="uk-UA"/>
+        </w:rPr>
+        <w:t xml:space="preserve">    // Абстрактний метод (нащадки зобов'язані реалізувати)</w:t>
+      </w:r>
+    </w:p>
+    <w:p>
+      <w:pPr>
+        <w:pStyle w:val="Standard"/>
+        <w:ind w:firstLine="708"/>
+        <w:rPr>
+          <w:rFonts w:ascii="Courier New" w:hAnsi="Courier New" w:cs="Courier New"/>
+          <w:sz w:val="20"/>
+          <w:szCs w:val="20"/>
+          <w:lang w:val="uk-UA"/>
+        </w:rPr>
+      </w:pPr>
+      <w:r>
+        <w:rPr>
+          <w:rFonts w:ascii="Courier New" w:hAnsi="Courier New" w:cs="Courier New"/>
+          <w:sz w:val="20"/>
+          <w:szCs w:val="20"/>
+          <w:lang w:val="uk-UA"/>
+        </w:rPr>
+        <w:t xml:space="preserve">    </w:t>
+      </w:r>
+      <w:proofErr w:type="spellStart"/>
+      <w:r>
+        <w:rPr>
+          <w:rFonts w:ascii="Courier New" w:hAnsi="Courier New" w:cs="Courier New"/>
+          <w:sz w:val="20"/>
+          <w:szCs w:val="20"/>
+          <w:lang w:val="uk-UA"/>
+        </w:rPr>
+        <w:t>public</w:t>
+      </w:r>
+      <w:proofErr w:type="spellEnd"/>
+      <w:r>
+        <w:rPr>
+          <w:rFonts w:ascii="Courier New" w:hAnsi="Courier New" w:cs="Courier New"/>
+          <w:sz w:val="20"/>
+          <w:szCs w:val="20"/>
+          <w:lang w:val="uk-UA"/>
+        </w:rPr>
+        <w:t xml:space="preserve"> </w:t>
+      </w:r>
+      <w:proofErr w:type="spellStart"/>
+      <w:r>
+        <w:rPr>
+          <w:rFonts w:ascii="Courier New" w:hAnsi="Courier New" w:cs="Courier New"/>
+          <w:sz w:val="20"/>
+          <w:szCs w:val="20"/>
+          <w:lang w:val="uk-UA"/>
+        </w:rPr>
+        <w:t>abstract</w:t>
+      </w:r>
+      <w:proofErr w:type="spellEnd"/>
+      <w:r>
+        <w:rPr>
+          <w:rFonts w:ascii="Courier New" w:hAnsi="Courier New" w:cs="Courier New"/>
+          <w:sz w:val="20"/>
+          <w:szCs w:val="20"/>
+          <w:lang w:val="uk-UA"/>
+        </w:rPr>
+        <w:t xml:space="preserve"> </w:t>
+      </w:r>
+      <w:proofErr w:type="spellStart"/>
+      <w:r>
+        <w:rPr>
+          <w:rFonts w:ascii="Courier New" w:hAnsi="Courier New" w:cs="Courier New"/>
+          <w:sz w:val="20"/>
+          <w:szCs w:val="20"/>
+          <w:lang w:val="uk-UA"/>
+        </w:rPr>
+        <w:t>double</w:t>
+      </w:r>
+      <w:proofErr w:type="spellEnd"/>
+      <w:r>
+        <w:rPr>
+          <w:rFonts w:ascii="Courier New" w:hAnsi="Courier New" w:cs="Courier New"/>
+          <w:sz w:val="20"/>
+          <w:szCs w:val="20"/>
+          <w:lang w:val="uk-UA"/>
+        </w:rPr>
+        <w:t xml:space="preserve"> </w:t>
+      </w:r>
+      <w:proofErr w:type="spellStart"/>
+      <w:r>
+        <w:rPr>
+          <w:rFonts w:ascii="Courier New" w:hAnsi="Courier New" w:cs="Courier New"/>
+          <w:sz w:val="20"/>
+          <w:szCs w:val="20"/>
+          <w:lang w:val="uk-UA"/>
+        </w:rPr>
+        <w:t>CalculateFinalPrice</w:t>
+      </w:r>
+      <w:proofErr w:type="spellEnd"/>
+      <w:r>
+        <w:rPr>
+          <w:rFonts w:ascii="Courier New" w:hAnsi="Courier New" w:cs="Courier New"/>
+          <w:sz w:val="20"/>
+          <w:szCs w:val="20"/>
+          <w:lang w:val="uk-UA"/>
+        </w:rPr>
+        <w:t>();</w:t>
+      </w:r>
+    </w:p>
+    <w:p>
+      <w:pPr>
+        <w:pStyle w:val="Standard"/>
+        <w:ind w:firstLine="708"/>
+        <w:rPr>
+          <w:rFonts w:ascii="Courier New" w:hAnsi="Courier New" w:cs="Courier New"/>
+          <w:sz w:val="20"/>
+          <w:szCs w:val="20"/>
+          <w:lang w:val="uk-UA"/>
+        </w:rPr>
+      </w:pPr>
+    </w:p>
+    <w:p>
+      <w:pPr>
+        <w:pStyle w:val="Standard"/>
+        <w:ind w:firstLine="708"/>
+        <w:rPr>
+          <w:rFonts w:ascii="Courier New" w:hAnsi="Courier New" w:cs="Courier New"/>
+          <w:sz w:val="20"/>
+          <w:szCs w:val="20"/>
+          <w:lang w:val="uk-UA"/>
+        </w:rPr>
+      </w:pPr>
+      <w:r>
+        <w:rPr>
+          <w:rFonts w:ascii="Courier New" w:hAnsi="Courier New" w:cs="Courier New"/>
+          <w:sz w:val="20"/>
+          <w:szCs w:val="20"/>
+          <w:lang w:val="uk-UA"/>
+        </w:rPr>
+        <w:t xml:space="preserve">    // Віртуальний метод (базова реалізація)</w:t>
+      </w:r>
+    </w:p>
+    <w:p>
+      <w:pPr>
+        <w:pStyle w:val="Standard"/>
+        <w:ind w:firstLine="708"/>
+        <w:rPr>
+          <w:rFonts w:ascii="Courier New" w:hAnsi="Courier New" w:cs="Courier New"/>
+          <w:sz w:val="20"/>
+          <w:szCs w:val="20"/>
+          <w:lang w:val="uk-UA"/>
+        </w:rPr>
+      </w:pPr>
+      <w:r>
+        <w:rPr>
+          <w:rFonts w:ascii="Courier New" w:hAnsi="Courier New" w:cs="Courier New"/>
+          <w:sz w:val="20"/>
+          <w:szCs w:val="20"/>
+          <w:lang w:val="uk-UA"/>
+        </w:rPr>
+        <w:t xml:space="preserve">    </w:t>
+      </w:r>
+      <w:proofErr w:type="spellStart"/>
+      <w:r>
+        <w:rPr>
+          <w:rFonts w:ascii="Courier New" w:hAnsi="Courier New" w:cs="Courier New"/>
+          <w:sz w:val="20"/>
+          <w:szCs w:val="20"/>
+          <w:lang w:val="uk-UA"/>
+        </w:rPr>
+        <w:t>public</w:t>
+      </w:r>
+      <w:proofErr w:type="spellEnd"/>
+      <w:r>
+        <w:rPr>
+          <w:rFonts w:ascii="Courier New" w:hAnsi="Courier New" w:cs="Courier New"/>
+          <w:sz w:val="20"/>
+          <w:szCs w:val="20"/>
+          <w:lang w:val="uk-UA"/>
+        </w:rPr>
+        <w:t xml:space="preserve"> </w:t>
+      </w:r>
+      <w:proofErr w:type="spellStart"/>
+      <w:r>
+        <w:rPr>
+          <w:rFonts w:ascii="Courier New" w:hAnsi="Courier New" w:cs="Courier New"/>
+          <w:sz w:val="20"/>
+          <w:szCs w:val="20"/>
+          <w:lang w:val="uk-UA"/>
+        </w:rPr>
+        <w:t>virtual</w:t>
+      </w:r>
+      <w:proofErr w:type="spellEnd"/>
+      <w:r>
+        <w:rPr>
+          <w:rFonts w:ascii="Courier New" w:hAnsi="Courier New" w:cs="Courier New"/>
+          <w:sz w:val="20"/>
+          <w:szCs w:val="20"/>
+          <w:lang w:val="uk-UA"/>
+        </w:rPr>
+        <w:t xml:space="preserve"> </w:t>
+      </w:r>
+      <w:proofErr w:type="spellStart"/>
+      <w:r>
+        <w:rPr>
+          <w:rFonts w:ascii="Courier New" w:hAnsi="Courier New" w:cs="Courier New"/>
+          <w:sz w:val="20"/>
+          <w:szCs w:val="20"/>
+          <w:lang w:val="uk-UA"/>
+        </w:rPr>
+        <w:t>void</w:t>
+      </w:r>
+      <w:proofErr w:type="spellEnd"/>
+      <w:r>
+        <w:rPr>
+          <w:rFonts w:ascii="Courier New" w:hAnsi="Courier New" w:cs="Courier New"/>
+          <w:sz w:val="20"/>
+          <w:szCs w:val="20"/>
+          <w:lang w:val="uk-UA"/>
+        </w:rPr>
+        <w:t xml:space="preserve"> </w:t>
+      </w:r>
+      <w:proofErr w:type="spellStart"/>
+      <w:r>
+        <w:rPr>
+          <w:rFonts w:ascii="Courier New" w:hAnsi="Courier New" w:cs="Courier New"/>
+          <w:sz w:val="20"/>
+          <w:szCs w:val="20"/>
+          <w:lang w:val="uk-UA"/>
+        </w:rPr>
+        <w:t>DisplayInfo</w:t>
+      </w:r>
+      <w:proofErr w:type="spellEnd"/>
+      <w:r>
+        <w:rPr>
+          <w:rFonts w:ascii="Courier New" w:hAnsi="Courier New" w:cs="Courier New"/>
+          <w:sz w:val="20"/>
+          <w:szCs w:val="20"/>
+          <w:lang w:val="uk-UA"/>
+        </w:rPr>
+        <w:t>()</w:t>
+      </w:r>
+    </w:p>
+    <w:p>
+      <w:pPr>
+        <w:pStyle w:val="Standard"/>
+        <w:ind w:firstLine="708"/>
+        <w:rPr>
+          <w:rFonts w:ascii="Courier New" w:hAnsi="Courier New" w:cs="Courier New"/>
+          <w:sz w:val="20"/>
+          <w:szCs w:val="20"/>
+          <w:lang w:val="uk-UA"/>
+        </w:rPr>
+      </w:pPr>
+      <w:r>
+        <w:rPr>
+          <w:rFonts w:ascii="Courier New" w:hAnsi="Courier New" w:cs="Courier New"/>
+          <w:sz w:val="20"/>
+          <w:szCs w:val="20"/>
+          <w:lang w:val="uk-UA"/>
+        </w:rPr>
+        <w:t xml:space="preserve">    {</w:t>
+      </w:r>
+    </w:p>
+    <w:p>
+      <w:pPr>
+        <w:pStyle w:val="Standard"/>
+        <w:ind w:firstLine="708"/>
+        <w:rPr>
+          <w:rFonts w:ascii="Courier New" w:hAnsi="Courier New" w:cs="Courier New"/>
+          <w:sz w:val="20"/>
+          <w:szCs w:val="20"/>
+          <w:lang w:val="uk-UA"/>
+        </w:rPr>
+      </w:pPr>
+      <w:r>
+        <w:rPr>
+          <w:rFonts w:ascii="Courier New" w:hAnsi="Courier New" w:cs="Courier New"/>
+          <w:sz w:val="20"/>
+          <w:szCs w:val="20"/>
+          <w:lang w:val="uk-UA"/>
+        </w:rPr>
+        <w:t xml:space="preserve">        </w:t>
+      </w:r>
+      <w:proofErr w:type="spellStart"/>
+      <w:r>
+        <w:rPr>
+          <w:rFonts w:ascii="Courier New" w:hAnsi="Courier New" w:cs="Courier New"/>
+          <w:sz w:val="20"/>
+          <w:szCs w:val="20"/>
+          <w:lang w:val="uk-UA"/>
+        </w:rPr>
+        <w:t>Console.WriteLine</w:t>
+      </w:r>
+      <w:proofErr w:type="spellEnd"/>
+      <w:r>
+        <w:rPr>
+          <w:rFonts w:ascii="Courier New" w:hAnsi="Courier New" w:cs="Courier New"/>
+          <w:sz w:val="20"/>
+          <w:szCs w:val="20"/>
+          <w:lang w:val="uk-UA"/>
+        </w:rPr>
+        <w:t>($"Подія: {</w:t>
+      </w:r>
+      <w:proofErr w:type="spellStart"/>
+      <w:r>
+        <w:rPr>
+          <w:rFonts w:ascii="Courier New" w:hAnsi="Courier New" w:cs="Courier New"/>
+          <w:sz w:val="20"/>
+          <w:szCs w:val="20"/>
+          <w:lang w:val="uk-UA"/>
+        </w:rPr>
+        <w:t>Title</w:t>
+      </w:r>
+      <w:proofErr w:type="spellEnd"/>
+      <w:r>
+        <w:rPr>
+          <w:rFonts w:ascii="Courier New" w:hAnsi="Courier New" w:cs="Courier New"/>
+          <w:sz w:val="20"/>
+          <w:szCs w:val="20"/>
+          <w:lang w:val="uk-UA"/>
+        </w:rPr>
+        <w:t>} | Дата: {</w:t>
+      </w:r>
+      <w:proofErr w:type="spellStart"/>
+      <w:r>
+        <w:rPr>
+          <w:rFonts w:ascii="Courier New" w:hAnsi="Courier New" w:cs="Courier New"/>
+          <w:sz w:val="20"/>
+          <w:szCs w:val="20"/>
+          <w:lang w:val="uk-UA"/>
+        </w:rPr>
+        <w:t>Date.ToShortDateString</w:t>
+      </w:r>
+      <w:proofErr w:type="spellEnd"/>
+      <w:r>
+        <w:rPr>
+          <w:rFonts w:ascii="Courier New" w:hAnsi="Courier New" w:cs="Courier New"/>
+          <w:sz w:val="20"/>
+          <w:szCs w:val="20"/>
+          <w:lang w:val="uk-UA"/>
+        </w:rPr>
+        <w:t>()}");</w:t>
+      </w:r>
+    </w:p>
+    <w:p>
+      <w:pPr>
+        <w:pStyle w:val="Standard"/>
+        <w:ind w:firstLine="708"/>
+        <w:rPr>
+          <w:rFonts w:ascii="Courier New" w:hAnsi="Courier New" w:cs="Courier New"/>
+          <w:sz w:val="20"/>
+          <w:szCs w:val="20"/>
+          <w:lang w:val="uk-UA"/>
+        </w:rPr>
+      </w:pPr>
+      <w:r>
+        <w:rPr>
+          <w:rFonts w:ascii="Courier New" w:hAnsi="Courier New" w:cs="Courier New"/>
+          <w:sz w:val="20"/>
+          <w:szCs w:val="20"/>
+          <w:lang w:val="uk-UA"/>
+        </w:rPr>
+        <w:t xml:space="preserve">    }</w:t>
+      </w:r>
+    </w:p>
+    <w:p>
+      <w:pPr>
+        <w:pStyle w:val="Standard"/>
+        <w:ind w:firstLine="708"/>
+        <w:rPr>
+          <w:rFonts w:ascii="Courier New" w:hAnsi="Courier New" w:cs="Courier New"/>
+          <w:sz w:val="20"/>
+          <w:szCs w:val="20"/>
+          <w:lang w:val="uk-UA"/>
+        </w:rPr>
+      </w:pPr>
+    </w:p>
+    <w:p>
+      <w:pPr>
+        <w:pStyle w:val="Standard"/>
+        <w:ind w:firstLine="708"/>
+        <w:rPr>
+          <w:rFonts w:ascii="Courier New" w:hAnsi="Courier New" w:cs="Courier New"/>
+          <w:sz w:val="20"/>
+          <w:szCs w:val="20"/>
+          <w:lang w:val="uk-UA"/>
+        </w:rPr>
+      </w:pPr>
+      <w:r>
+        <w:rPr>
+          <w:rFonts w:ascii="Courier New" w:hAnsi="Courier New" w:cs="Courier New"/>
+          <w:sz w:val="20"/>
+          <w:szCs w:val="20"/>
+          <w:lang w:val="uk-UA"/>
+        </w:rPr>
+        <w:t xml:space="preserve">    </w:t>
+      </w:r>
+      <w:proofErr w:type="spellStart"/>
+      <w:r>
+        <w:rPr>
+          <w:rFonts w:ascii="Courier New" w:hAnsi="Courier New" w:cs="Courier New"/>
+          <w:sz w:val="20"/>
+          <w:szCs w:val="20"/>
+          <w:lang w:val="uk-UA"/>
+        </w:rPr>
+        <w:t>public</w:t>
+      </w:r>
+      <w:proofErr w:type="spellEnd"/>
+      <w:r>
+        <w:rPr>
+          <w:rFonts w:ascii="Courier New" w:hAnsi="Courier New" w:cs="Courier New"/>
+          <w:sz w:val="20"/>
+          <w:szCs w:val="20"/>
+          <w:lang w:val="uk-UA"/>
+        </w:rPr>
+        <w:t xml:space="preserve"> </w:t>
+      </w:r>
+      <w:proofErr w:type="spellStart"/>
+      <w:r>
+        <w:rPr>
+          <w:rFonts w:ascii="Courier New" w:hAnsi="Courier New" w:cs="Courier New"/>
+          <w:sz w:val="20"/>
+          <w:szCs w:val="20"/>
+          <w:lang w:val="uk-UA"/>
+        </w:rPr>
+        <w:t>virtual</w:t>
+      </w:r>
+      <w:proofErr w:type="spellEnd"/>
+      <w:r>
+        <w:rPr>
+          <w:rFonts w:ascii="Courier New" w:hAnsi="Courier New" w:cs="Courier New"/>
+          <w:sz w:val="20"/>
+          <w:szCs w:val="20"/>
+          <w:lang w:val="uk-UA"/>
+        </w:rPr>
+        <w:t xml:space="preserve"> </w:t>
+      </w:r>
+      <w:proofErr w:type="spellStart"/>
+      <w:r>
+        <w:rPr>
+          <w:rFonts w:ascii="Courier New" w:hAnsi="Courier New" w:cs="Courier New"/>
+          <w:sz w:val="20"/>
+          <w:szCs w:val="20"/>
+          <w:lang w:val="uk-UA"/>
+        </w:rPr>
+        <w:t>void</w:t>
+      </w:r>
+      <w:proofErr w:type="spellEnd"/>
+      <w:r>
+        <w:rPr>
+          <w:rFonts w:ascii="Courier New" w:hAnsi="Courier New" w:cs="Courier New"/>
+          <w:sz w:val="20"/>
+          <w:szCs w:val="20"/>
+          <w:lang w:val="uk-UA"/>
+        </w:rPr>
+        <w:t xml:space="preserve"> </w:t>
+      </w:r>
+      <w:proofErr w:type="spellStart"/>
+      <w:r>
+        <w:rPr>
+          <w:rFonts w:ascii="Courier New" w:hAnsi="Courier New" w:cs="Courier New"/>
+          <w:sz w:val="20"/>
+          <w:szCs w:val="20"/>
+          <w:lang w:val="uk-UA"/>
+        </w:rPr>
+        <w:t>Show</w:t>
+      </w:r>
+      <w:proofErr w:type="spellEnd"/>
+      <w:r>
+        <w:rPr>
+          <w:rFonts w:ascii="Courier New" w:hAnsi="Courier New" w:cs="Courier New"/>
+          <w:sz w:val="20"/>
+          <w:szCs w:val="20"/>
+          <w:lang w:val="uk-UA"/>
+        </w:rPr>
+        <w:t>()</w:t>
+      </w:r>
+    </w:p>
+    <w:p>
+      <w:pPr>
+        <w:pStyle w:val="Standard"/>
+        <w:ind w:firstLine="708"/>
+        <w:rPr>
+          <w:rFonts w:ascii="Courier New" w:hAnsi="Courier New" w:cs="Courier New"/>
+          <w:sz w:val="20"/>
+          <w:szCs w:val="20"/>
+          <w:lang w:val="uk-UA"/>
+        </w:rPr>
+      </w:pPr>
+      <w:r>
+        <w:rPr>
+          <w:rFonts w:ascii="Courier New" w:hAnsi="Courier New" w:cs="Courier New"/>
+          <w:sz w:val="20"/>
+          <w:szCs w:val="20"/>
+          <w:lang w:val="uk-UA"/>
+        </w:rPr>
+        <w:t xml:space="preserve">    {</w:t>
+      </w:r>
+    </w:p>
+    <w:p>
+      <w:pPr>
+        <w:pStyle w:val="Standard"/>
+        <w:ind w:firstLine="708"/>
+        <w:rPr>
+          <w:rFonts w:ascii="Courier New" w:hAnsi="Courier New" w:cs="Courier New"/>
+          <w:sz w:val="20"/>
+          <w:szCs w:val="20"/>
+          <w:lang w:val="uk-UA"/>
+        </w:rPr>
+      </w:pPr>
+      <w:r>
+        <w:rPr>
+          <w:rFonts w:ascii="Courier New" w:hAnsi="Courier New" w:cs="Courier New"/>
+          <w:sz w:val="20"/>
+          <w:szCs w:val="20"/>
+          <w:lang w:val="uk-UA"/>
+        </w:rPr>
+        <w:t xml:space="preserve">        </w:t>
+      </w:r>
+      <w:proofErr w:type="spellStart"/>
+      <w:r>
+        <w:rPr>
+          <w:rFonts w:ascii="Courier New" w:hAnsi="Courier New" w:cs="Courier New"/>
+          <w:sz w:val="20"/>
+          <w:szCs w:val="20"/>
+          <w:lang w:val="uk-UA"/>
+        </w:rPr>
+        <w:t>DisplayInfo</w:t>
+      </w:r>
+      <w:proofErr w:type="spellEnd"/>
+      <w:r>
+        <w:rPr>
+          <w:rFonts w:ascii="Courier New" w:hAnsi="Courier New" w:cs="Courier New"/>
+          <w:sz w:val="20"/>
+          <w:szCs w:val="20"/>
+          <w:lang w:val="uk-UA"/>
+        </w:rPr>
+        <w:t>();</w:t>
+      </w:r>
+    </w:p>
+    <w:p>
+      <w:pPr>
+        <w:pStyle w:val="Standard"/>
+        <w:ind w:firstLine="708"/>
+        <w:rPr>
+          <w:rFonts w:ascii="Courier New" w:hAnsi="Courier New" w:cs="Courier New"/>
+          <w:sz w:val="20"/>
+          <w:szCs w:val="20"/>
+          <w:lang w:val="uk-UA"/>
+        </w:rPr>
+      </w:pPr>
+      <w:r>
+        <w:rPr>
+          <w:rFonts w:ascii="Courier New" w:hAnsi="Courier New" w:cs="Courier New"/>
+          <w:sz w:val="20"/>
+          <w:szCs w:val="20"/>
+          <w:lang w:val="uk-UA"/>
+        </w:rPr>
+        <w:t xml:space="preserve">        </w:t>
+      </w:r>
+      <w:proofErr w:type="spellStart"/>
+      <w:r>
+        <w:rPr>
+          <w:rFonts w:ascii="Courier New" w:hAnsi="Courier New" w:cs="Courier New"/>
+          <w:sz w:val="20"/>
+          <w:szCs w:val="20"/>
+          <w:lang w:val="uk-UA"/>
+        </w:rPr>
+        <w:t>Console.WriteLine</w:t>
+      </w:r>
+      <w:proofErr w:type="spellEnd"/>
+      <w:r>
+        <w:rPr>
+          <w:rFonts w:ascii="Courier New" w:hAnsi="Courier New" w:cs="Courier New"/>
+          <w:sz w:val="20"/>
+          <w:szCs w:val="20"/>
+          <w:lang w:val="uk-UA"/>
+        </w:rPr>
+        <w:t>($" -&gt; До сплати: {</w:t>
+      </w:r>
+      <w:proofErr w:type="spellStart"/>
+      <w:r>
+        <w:rPr>
+          <w:rFonts w:ascii="Courier New" w:hAnsi="Courier New" w:cs="Courier New"/>
+          <w:sz w:val="20"/>
+          <w:szCs w:val="20"/>
+          <w:lang w:val="uk-UA"/>
+        </w:rPr>
+        <w:t>CalculateFinalPrice</w:t>
+      </w:r>
+      <w:proofErr w:type="spellEnd"/>
+      <w:r>
+        <w:rPr>
+          <w:rFonts w:ascii="Courier New" w:hAnsi="Courier New" w:cs="Courier New"/>
+          <w:sz w:val="20"/>
+          <w:szCs w:val="20"/>
+          <w:lang w:val="uk-UA"/>
+        </w:rPr>
+        <w:t>()} UAH");</w:t>
+      </w:r>
+    </w:p>
+    <w:p>
+      <w:pPr>
+        <w:pStyle w:val="Standard"/>
+        <w:ind w:firstLine="708"/>
+        <w:rPr>
+          <w:rFonts w:ascii="Courier New" w:hAnsi="Courier New" w:cs="Courier New"/>
+          <w:sz w:val="20"/>
+          <w:szCs w:val="20"/>
+          <w:lang w:val="uk-UA"/>
+        </w:rPr>
+      </w:pPr>
+      <w:r>
+        <w:rPr>
+          <w:rFonts w:ascii="Courier New" w:hAnsi="Courier New" w:cs="Courier New"/>
+          <w:sz w:val="20"/>
+          <w:szCs w:val="20"/>
+          <w:lang w:val="uk-UA"/>
+        </w:rPr>
+        <w:t xml:space="preserve">    }</w:t>
       </w:r>
     </w:p>
     <w:p>
@@ -1633,18 +3322,781 @@
           <w:bCs/>
           <w:sz w:val="28"/>
           <w:szCs w:val="28"/>
-        </w:rPr>
-        <w:t>Експорт даних у XML через XDocument</w:t>
-      </w:r>
-      <w:r>
-        <w:rPr>
-          <w:rFonts w:ascii="Times New Roman" w:hAnsi="Times New Roman" w:cs="Times New Roman"/>
-          <w:sz w:val="28"/>
-          <w:szCs w:val="28"/>
-          <w:lang w:val="uk-UA"/>
-        </w:rPr>
-        <w:t xml:space="preserve"> </w:t>
-      </w:r>
+          <w:lang w:val="uk-UA"/>
+        </w:rPr>
+        <w:t>Створення класів-нащадків</w:t>
+      </w:r>
+      <w:r>
+        <w:rPr>
+          <w:rFonts w:ascii="Times New Roman" w:hAnsi="Times New Roman" w:cs="Times New Roman"/>
+          <w:sz w:val="28"/>
+          <w:szCs w:val="28"/>
+          <w:lang w:val="uk-UA"/>
+        </w:rPr>
+        <w:t xml:space="preserve"> Було створено два класи-нащадки (</w:t>
+      </w:r>
+      <w:proofErr w:type="spellStart"/>
+      <w:r>
+        <w:rPr>
+          <w:rFonts w:ascii="Times New Roman" w:hAnsi="Times New Roman" w:cs="Times New Roman"/>
+          <w:sz w:val="28"/>
+          <w:szCs w:val="28"/>
+        </w:rPr>
+        <w:t>ConcertEvent</w:t>
+      </w:r>
+      <w:proofErr w:type="spellEnd"/>
+      <w:r>
+        <w:rPr>
+          <w:rFonts w:ascii="Times New Roman" w:hAnsi="Times New Roman" w:cs="Times New Roman"/>
+          <w:sz w:val="28"/>
+          <w:szCs w:val="28"/>
+          <w:lang w:val="uk-UA"/>
+        </w:rPr>
+        <w:t xml:space="preserve"> та </w:t>
+      </w:r>
+      <w:proofErr w:type="spellStart"/>
+      <w:r>
+        <w:rPr>
+          <w:rFonts w:ascii="Times New Roman" w:hAnsi="Times New Roman" w:cs="Times New Roman"/>
+          <w:sz w:val="28"/>
+          <w:szCs w:val="28"/>
+        </w:rPr>
+        <w:t>ConferenceEvent</w:t>
+      </w:r>
+      <w:proofErr w:type="spellEnd"/>
+      <w:r>
+        <w:rPr>
+          <w:rFonts w:ascii="Times New Roman" w:hAnsi="Times New Roman" w:cs="Times New Roman"/>
+          <w:sz w:val="28"/>
+          <w:szCs w:val="28"/>
+          <w:lang w:val="uk-UA"/>
+        </w:rPr>
+        <w:t xml:space="preserve">), які розширюють базовий клас власними властивостями (наявність </w:t>
+      </w:r>
+      <w:r>
+        <w:rPr>
+          <w:rFonts w:ascii="Times New Roman" w:hAnsi="Times New Roman" w:cs="Times New Roman"/>
+          <w:sz w:val="28"/>
+          <w:szCs w:val="28"/>
+        </w:rPr>
+        <w:t>VIP</w:t>
+      </w:r>
+      <w:r>
+        <w:rPr>
+          <w:rFonts w:ascii="Times New Roman" w:hAnsi="Times New Roman" w:cs="Times New Roman"/>
+          <w:sz w:val="28"/>
+          <w:szCs w:val="28"/>
+          <w:lang w:val="uk-UA"/>
+        </w:rPr>
+        <w:t xml:space="preserve">-зони, кількість кава-брейків). </w:t>
+      </w:r>
+      <w:r>
+        <w:rPr>
+          <w:rFonts w:ascii="Times New Roman" w:hAnsi="Times New Roman" w:cs="Times New Roman"/>
+          <w:sz w:val="28"/>
+          <w:szCs w:val="28"/>
+        </w:rPr>
+        <w:t xml:space="preserve">У кожному </w:t>
+      </w:r>
+      <w:proofErr w:type="spellStart"/>
+      <w:r>
+        <w:rPr>
+          <w:rFonts w:ascii="Times New Roman" w:hAnsi="Times New Roman" w:cs="Times New Roman"/>
+          <w:sz w:val="28"/>
+          <w:szCs w:val="28"/>
+        </w:rPr>
+        <w:t>нащадку</w:t>
+      </w:r>
+      <w:proofErr w:type="spellEnd"/>
+      <w:r>
+        <w:rPr>
+          <w:rFonts w:ascii="Times New Roman" w:hAnsi="Times New Roman" w:cs="Times New Roman"/>
+          <w:sz w:val="28"/>
+          <w:szCs w:val="28"/>
+        </w:rPr>
+        <w:t xml:space="preserve"> </w:t>
+      </w:r>
+      <w:proofErr w:type="spellStart"/>
+      <w:r>
+        <w:rPr>
+          <w:rFonts w:ascii="Times New Roman" w:hAnsi="Times New Roman" w:cs="Times New Roman"/>
+          <w:sz w:val="28"/>
+          <w:szCs w:val="28"/>
+        </w:rPr>
+        <w:t>було</w:t>
+      </w:r>
+      <w:proofErr w:type="spellEnd"/>
+      <w:r>
+        <w:rPr>
+          <w:rFonts w:ascii="Times New Roman" w:hAnsi="Times New Roman" w:cs="Times New Roman"/>
+          <w:sz w:val="28"/>
+          <w:szCs w:val="28"/>
+        </w:rPr>
+        <w:t xml:space="preserve"> </w:t>
+      </w:r>
+      <w:proofErr w:type="spellStart"/>
+      <w:r>
+        <w:rPr>
+          <w:rFonts w:ascii="Times New Roman" w:hAnsi="Times New Roman" w:cs="Times New Roman"/>
+          <w:sz w:val="28"/>
+          <w:szCs w:val="28"/>
+        </w:rPr>
+        <w:t>обов'язково</w:t>
+      </w:r>
+      <w:proofErr w:type="spellEnd"/>
+      <w:r>
+        <w:rPr>
+          <w:rFonts w:ascii="Times New Roman" w:hAnsi="Times New Roman" w:cs="Times New Roman"/>
+          <w:sz w:val="28"/>
+          <w:szCs w:val="28"/>
+        </w:rPr>
+        <w:t xml:space="preserve"> </w:t>
+      </w:r>
+      <w:proofErr w:type="spellStart"/>
+      <w:r>
+        <w:rPr>
+          <w:rFonts w:ascii="Times New Roman" w:hAnsi="Times New Roman" w:cs="Times New Roman"/>
+          <w:sz w:val="28"/>
+          <w:szCs w:val="28"/>
+        </w:rPr>
+        <w:t>перевизначено</w:t>
+      </w:r>
+      <w:proofErr w:type="spellEnd"/>
+      <w:r>
+        <w:rPr>
+          <w:rFonts w:ascii="Times New Roman" w:hAnsi="Times New Roman" w:cs="Times New Roman"/>
+          <w:sz w:val="28"/>
+          <w:szCs w:val="28"/>
+        </w:rPr>
+        <w:t xml:space="preserve"> </w:t>
+      </w:r>
+      <w:proofErr w:type="spellStart"/>
+      <w:r>
+        <w:rPr>
+          <w:rFonts w:ascii="Times New Roman" w:hAnsi="Times New Roman" w:cs="Times New Roman"/>
+          <w:sz w:val="28"/>
+          <w:szCs w:val="28"/>
+        </w:rPr>
+        <w:t>абстрактний</w:t>
+      </w:r>
+      <w:proofErr w:type="spellEnd"/>
+      <w:r>
+        <w:rPr>
+          <w:rFonts w:ascii="Times New Roman" w:hAnsi="Times New Roman" w:cs="Times New Roman"/>
+          <w:sz w:val="28"/>
+          <w:szCs w:val="28"/>
+        </w:rPr>
+        <w:t xml:space="preserve"> метод </w:t>
+      </w:r>
+      <w:proofErr w:type="spellStart"/>
+      <w:r>
+        <w:rPr>
+          <w:rFonts w:ascii="Times New Roman" w:hAnsi="Times New Roman" w:cs="Times New Roman"/>
+          <w:sz w:val="28"/>
+          <w:szCs w:val="28"/>
+        </w:rPr>
+        <w:t>розрахунку</w:t>
+      </w:r>
+      <w:proofErr w:type="spellEnd"/>
+      <w:r>
+        <w:rPr>
+          <w:rFonts w:ascii="Times New Roman" w:hAnsi="Times New Roman" w:cs="Times New Roman"/>
+          <w:sz w:val="28"/>
+          <w:szCs w:val="28"/>
+        </w:rPr>
+        <w:t xml:space="preserve"> </w:t>
+      </w:r>
+      <w:proofErr w:type="spellStart"/>
+      <w:r>
+        <w:rPr>
+          <w:rFonts w:ascii="Times New Roman" w:hAnsi="Times New Roman" w:cs="Times New Roman"/>
+          <w:sz w:val="28"/>
+          <w:szCs w:val="28"/>
+        </w:rPr>
+        <w:t>ціни</w:t>
+      </w:r>
+      <w:proofErr w:type="spellEnd"/>
+      <w:r>
+        <w:rPr>
+          <w:rFonts w:ascii="Times New Roman" w:hAnsi="Times New Roman" w:cs="Times New Roman"/>
+          <w:sz w:val="28"/>
+          <w:szCs w:val="28"/>
+        </w:rPr>
+        <w:t xml:space="preserve"> через </w:t>
+      </w:r>
+      <w:proofErr w:type="spellStart"/>
+      <w:r>
+        <w:rPr>
+          <w:rFonts w:ascii="Times New Roman" w:hAnsi="Times New Roman" w:cs="Times New Roman"/>
+          <w:sz w:val="28"/>
+          <w:szCs w:val="28"/>
+        </w:rPr>
+        <w:t>override</w:t>
+      </w:r>
+      <w:proofErr w:type="spellEnd"/>
+      <w:r>
+        <w:rPr>
+          <w:rFonts w:ascii="Times New Roman" w:hAnsi="Times New Roman" w:cs="Times New Roman"/>
+          <w:sz w:val="28"/>
+          <w:szCs w:val="28"/>
+        </w:rPr>
+        <w:t>.</w:t>
+      </w:r>
+    </w:p>
+    <w:p>
+      <w:pPr>
+        <w:pStyle w:val="Standard"/>
+        <w:ind w:firstLine="709"/>
+        <w:rPr>
+          <w:rFonts w:ascii="Times New Roman" w:hAnsi="Times New Roman" w:cs="Times New Roman"/>
+          <w:b/>
+          <w:sz w:val="28"/>
+          <w:szCs w:val="28"/>
+        </w:rPr>
+      </w:pPr>
+    </w:p>
+    <w:p>
+      <w:pPr>
+        <w:pStyle w:val="Standard"/>
+        <w:ind w:firstLine="709"/>
+        <w:rPr>
+          <w:rFonts w:ascii="Courier New" w:hAnsi="Courier New" w:cs="Courier New"/>
+          <w:bCs/>
+          <w:sz w:val="20"/>
+          <w:szCs w:val="20"/>
+          <w:lang w:val="en-US"/>
+        </w:rPr>
+      </w:pPr>
+      <w:r>
+        <w:rPr>
+          <w:rFonts w:ascii="Courier New" w:hAnsi="Courier New" w:cs="Courier New"/>
+          <w:bCs/>
+          <w:sz w:val="20"/>
+          <w:szCs w:val="20"/>
+          <w:lang w:val="en-US"/>
+        </w:rPr>
+        <w:t xml:space="preserve">public class </w:t>
+      </w:r>
+      <w:proofErr w:type="spellStart"/>
+      <w:proofErr w:type="gramStart"/>
+      <w:r>
+        <w:rPr>
+          <w:rFonts w:ascii="Courier New" w:hAnsi="Courier New" w:cs="Courier New"/>
+          <w:bCs/>
+          <w:sz w:val="20"/>
+          <w:szCs w:val="20"/>
+          <w:lang w:val="en-US"/>
+        </w:rPr>
+        <w:t>ConcertEvent</w:t>
+      </w:r>
+      <w:proofErr w:type="spellEnd"/>
+      <w:r>
+        <w:rPr>
+          <w:rFonts w:ascii="Courier New" w:hAnsi="Courier New" w:cs="Courier New"/>
+          <w:bCs/>
+          <w:sz w:val="20"/>
+          <w:szCs w:val="20"/>
+          <w:lang w:val="en-US"/>
+        </w:rPr>
+        <w:t xml:space="preserve"> :</w:t>
+      </w:r>
+      <w:proofErr w:type="gramEnd"/>
+      <w:r>
+        <w:rPr>
+          <w:rFonts w:ascii="Courier New" w:hAnsi="Courier New" w:cs="Courier New"/>
+          <w:bCs/>
+          <w:sz w:val="20"/>
+          <w:szCs w:val="20"/>
+          <w:lang w:val="en-US"/>
+        </w:rPr>
+        <w:t xml:space="preserve"> </w:t>
+      </w:r>
+      <w:proofErr w:type="spellStart"/>
+      <w:r>
+        <w:rPr>
+          <w:rFonts w:ascii="Courier New" w:hAnsi="Courier New" w:cs="Courier New"/>
+          <w:bCs/>
+          <w:sz w:val="20"/>
+          <w:szCs w:val="20"/>
+          <w:lang w:val="en-US"/>
+        </w:rPr>
+        <w:t>EventBase</w:t>
+      </w:r>
+      <w:proofErr w:type="spellEnd"/>
+    </w:p>
+    <w:p>
+      <w:pPr>
+        <w:pStyle w:val="Standard"/>
+        <w:ind w:firstLine="709"/>
+        <w:rPr>
+          <w:rFonts w:ascii="Courier New" w:hAnsi="Courier New" w:cs="Courier New"/>
+          <w:bCs/>
+          <w:sz w:val="20"/>
+          <w:szCs w:val="20"/>
+          <w:lang w:val="en-US"/>
+        </w:rPr>
+      </w:pPr>
+      <w:r>
+        <w:rPr>
+          <w:rFonts w:ascii="Courier New" w:hAnsi="Courier New" w:cs="Courier New"/>
+          <w:bCs/>
+          <w:sz w:val="20"/>
+          <w:szCs w:val="20"/>
+          <w:lang w:val="en-US"/>
+        </w:rPr>
+        <w:t>{</w:t>
+      </w:r>
+    </w:p>
+    <w:p>
+      <w:pPr>
+        <w:pStyle w:val="Standard"/>
+        <w:ind w:firstLine="709"/>
+        <w:rPr>
+          <w:rFonts w:ascii="Courier New" w:hAnsi="Courier New" w:cs="Courier New"/>
+          <w:bCs/>
+          <w:sz w:val="20"/>
+          <w:szCs w:val="20"/>
+          <w:lang w:val="en-US"/>
+        </w:rPr>
+      </w:pPr>
+      <w:r>
+        <w:rPr>
+          <w:rFonts w:ascii="Courier New" w:hAnsi="Courier New" w:cs="Courier New"/>
+          <w:bCs/>
+          <w:sz w:val="20"/>
+          <w:szCs w:val="20"/>
+          <w:lang w:val="en-US"/>
+        </w:rPr>
+        <w:t xml:space="preserve">    public bool </w:t>
+      </w:r>
+      <w:proofErr w:type="spellStart"/>
+      <w:r>
+        <w:rPr>
+          <w:rFonts w:ascii="Courier New" w:hAnsi="Courier New" w:cs="Courier New"/>
+          <w:bCs/>
+          <w:sz w:val="20"/>
+          <w:szCs w:val="20"/>
+          <w:lang w:val="en-US"/>
+        </w:rPr>
+        <w:t>IsVipZoneAvailable</w:t>
+      </w:r>
+      <w:proofErr w:type="spellEnd"/>
+      <w:r>
+        <w:rPr>
+          <w:rFonts w:ascii="Courier New" w:hAnsi="Courier New" w:cs="Courier New"/>
+          <w:bCs/>
+          <w:sz w:val="20"/>
+          <w:szCs w:val="20"/>
+          <w:lang w:val="en-US"/>
+        </w:rPr>
+        <w:t xml:space="preserve"> </w:t>
+      </w:r>
+      <w:proofErr w:type="gramStart"/>
+      <w:r>
+        <w:rPr>
+          <w:rFonts w:ascii="Courier New" w:hAnsi="Courier New" w:cs="Courier New"/>
+          <w:bCs/>
+          <w:sz w:val="20"/>
+          <w:szCs w:val="20"/>
+          <w:lang w:val="en-US"/>
+        </w:rPr>
+        <w:t>{ get</w:t>
+      </w:r>
+      <w:proofErr w:type="gramEnd"/>
+      <w:r>
+        <w:rPr>
+          <w:rFonts w:ascii="Courier New" w:hAnsi="Courier New" w:cs="Courier New"/>
+          <w:bCs/>
+          <w:sz w:val="20"/>
+          <w:szCs w:val="20"/>
+          <w:lang w:val="en-US"/>
+        </w:rPr>
+        <w:t>; set</w:t>
+      </w:r>
+      <w:proofErr w:type="gramStart"/>
+      <w:r>
+        <w:rPr>
+          <w:rFonts w:ascii="Courier New" w:hAnsi="Courier New" w:cs="Courier New"/>
+          <w:bCs/>
+          <w:sz w:val="20"/>
+          <w:szCs w:val="20"/>
+          <w:lang w:val="en-US"/>
+        </w:rPr>
+        <w:t>; }</w:t>
+      </w:r>
+      <w:proofErr w:type="gramEnd"/>
+    </w:p>
+    <w:p>
+      <w:pPr>
+        <w:pStyle w:val="Standard"/>
+        <w:ind w:firstLine="709"/>
+        <w:rPr>
+          <w:rFonts w:ascii="Courier New" w:hAnsi="Courier New" w:cs="Courier New"/>
+          <w:bCs/>
+          <w:sz w:val="20"/>
+          <w:szCs w:val="20"/>
+          <w:lang w:val="en-US"/>
+        </w:rPr>
+      </w:pPr>
+    </w:p>
+    <w:p>
+      <w:pPr>
+        <w:pStyle w:val="Standard"/>
+        <w:ind w:firstLine="709"/>
+        <w:rPr>
+          <w:rFonts w:ascii="Courier New" w:hAnsi="Courier New" w:cs="Courier New"/>
+          <w:bCs/>
+          <w:sz w:val="20"/>
+          <w:szCs w:val="20"/>
+          <w:lang w:val="en-US"/>
+        </w:rPr>
+      </w:pPr>
+      <w:r>
+        <w:rPr>
+          <w:rFonts w:ascii="Courier New" w:hAnsi="Courier New" w:cs="Courier New"/>
+          <w:bCs/>
+          <w:sz w:val="20"/>
+          <w:szCs w:val="20"/>
+          <w:lang w:val="en-US"/>
+        </w:rPr>
+        <w:t xml:space="preserve">    // </w:t>
+      </w:r>
+      <w:proofErr w:type="spellStart"/>
+      <w:r>
+        <w:rPr>
+          <w:rFonts w:ascii="Courier New" w:hAnsi="Courier New" w:cs="Courier New"/>
+          <w:bCs/>
+          <w:sz w:val="20"/>
+          <w:szCs w:val="20"/>
+        </w:rPr>
+        <w:t>Перевизначення</w:t>
+      </w:r>
+      <w:proofErr w:type="spellEnd"/>
+      <w:r>
+        <w:rPr>
+          <w:rFonts w:ascii="Courier New" w:hAnsi="Courier New" w:cs="Courier New"/>
+          <w:bCs/>
+          <w:sz w:val="20"/>
+          <w:szCs w:val="20"/>
+          <w:lang w:val="en-US"/>
+        </w:rPr>
+        <w:t xml:space="preserve"> </w:t>
+      </w:r>
+      <w:r>
+        <w:rPr>
+          <w:rFonts w:ascii="Courier New" w:hAnsi="Courier New" w:cs="Courier New"/>
+          <w:bCs/>
+          <w:sz w:val="20"/>
+          <w:szCs w:val="20"/>
+        </w:rPr>
+        <w:t>абстрактного</w:t>
+      </w:r>
+      <w:r>
+        <w:rPr>
+          <w:rFonts w:ascii="Courier New" w:hAnsi="Courier New" w:cs="Courier New"/>
+          <w:bCs/>
+          <w:sz w:val="20"/>
+          <w:szCs w:val="20"/>
+          <w:lang w:val="en-US"/>
+        </w:rPr>
+        <w:t xml:space="preserve"> </w:t>
+      </w:r>
+      <w:r>
+        <w:rPr>
+          <w:rFonts w:ascii="Courier New" w:hAnsi="Courier New" w:cs="Courier New"/>
+          <w:bCs/>
+          <w:sz w:val="20"/>
+          <w:szCs w:val="20"/>
+        </w:rPr>
+        <w:t>методу</w:t>
+      </w:r>
+    </w:p>
+    <w:p>
+      <w:pPr>
+        <w:pStyle w:val="Standard"/>
+        <w:ind w:firstLine="709"/>
+        <w:rPr>
+          <w:rFonts w:ascii="Courier New" w:hAnsi="Courier New" w:cs="Courier New"/>
+          <w:bCs/>
+          <w:sz w:val="20"/>
+          <w:szCs w:val="20"/>
+          <w:lang w:val="en-US"/>
+        </w:rPr>
+      </w:pPr>
+      <w:r>
+        <w:rPr>
+          <w:rFonts w:ascii="Courier New" w:hAnsi="Courier New" w:cs="Courier New"/>
+          <w:bCs/>
+          <w:sz w:val="20"/>
+          <w:szCs w:val="20"/>
+          <w:lang w:val="en-US"/>
+        </w:rPr>
+        <w:t xml:space="preserve">    public override double </w:t>
+      </w:r>
+      <w:proofErr w:type="spellStart"/>
+      <w:proofErr w:type="gramStart"/>
+      <w:r>
+        <w:rPr>
+          <w:rFonts w:ascii="Courier New" w:hAnsi="Courier New" w:cs="Courier New"/>
+          <w:bCs/>
+          <w:sz w:val="20"/>
+          <w:szCs w:val="20"/>
+          <w:lang w:val="en-US"/>
+        </w:rPr>
+        <w:t>CalculateFinalPrice</w:t>
+      </w:r>
+      <w:proofErr w:type="spellEnd"/>
+      <w:r>
+        <w:rPr>
+          <w:rFonts w:ascii="Courier New" w:hAnsi="Courier New" w:cs="Courier New"/>
+          <w:bCs/>
+          <w:sz w:val="20"/>
+          <w:szCs w:val="20"/>
+          <w:lang w:val="en-US"/>
+        </w:rPr>
+        <w:t>(</w:t>
+      </w:r>
+      <w:proofErr w:type="gramEnd"/>
+      <w:r>
+        <w:rPr>
+          <w:rFonts w:ascii="Courier New" w:hAnsi="Courier New" w:cs="Courier New"/>
+          <w:bCs/>
+          <w:sz w:val="20"/>
+          <w:szCs w:val="20"/>
+          <w:lang w:val="en-US"/>
+        </w:rPr>
+        <w:t>)</w:t>
+      </w:r>
+    </w:p>
+    <w:p>
+      <w:pPr>
+        <w:pStyle w:val="Standard"/>
+        <w:ind w:firstLine="709"/>
+        <w:rPr>
+          <w:rFonts w:ascii="Courier New" w:hAnsi="Courier New" w:cs="Courier New"/>
+          <w:bCs/>
+          <w:sz w:val="20"/>
+          <w:szCs w:val="20"/>
+          <w:lang w:val="en-US"/>
+        </w:rPr>
+      </w:pPr>
+      <w:r>
+        <w:rPr>
+          <w:rFonts w:ascii="Courier New" w:hAnsi="Courier New" w:cs="Courier New"/>
+          <w:bCs/>
+          <w:sz w:val="20"/>
+          <w:szCs w:val="20"/>
+          <w:lang w:val="en-US"/>
+        </w:rPr>
+        <w:t xml:space="preserve">    {</w:t>
+      </w:r>
+    </w:p>
+    <w:p>
+      <w:pPr>
+        <w:pStyle w:val="Standard"/>
+        <w:ind w:firstLine="709"/>
+        <w:rPr>
+          <w:rFonts w:ascii="Courier New" w:hAnsi="Courier New" w:cs="Courier New"/>
+          <w:bCs/>
+          <w:sz w:val="20"/>
+          <w:szCs w:val="20"/>
+          <w:lang w:val="en-US"/>
+        </w:rPr>
+      </w:pPr>
+      <w:r>
+        <w:rPr>
+          <w:rFonts w:ascii="Courier New" w:hAnsi="Courier New" w:cs="Courier New"/>
+          <w:bCs/>
+          <w:sz w:val="20"/>
+          <w:szCs w:val="20"/>
+          <w:lang w:val="en-US"/>
+        </w:rPr>
+        <w:t xml:space="preserve">        return </w:t>
+      </w:r>
+      <w:proofErr w:type="spellStart"/>
+      <w:proofErr w:type="gramStart"/>
+      <w:r>
+        <w:rPr>
+          <w:rFonts w:ascii="Courier New" w:hAnsi="Courier New" w:cs="Courier New"/>
+          <w:bCs/>
+          <w:sz w:val="20"/>
+          <w:szCs w:val="20"/>
+          <w:lang w:val="en-US"/>
+        </w:rPr>
+        <w:t>IsVipZoneAvailable</w:t>
+      </w:r>
+      <w:proofErr w:type="spellEnd"/>
+      <w:r>
+        <w:rPr>
+          <w:rFonts w:ascii="Courier New" w:hAnsi="Courier New" w:cs="Courier New"/>
+          <w:bCs/>
+          <w:sz w:val="20"/>
+          <w:szCs w:val="20"/>
+          <w:lang w:val="en-US"/>
+        </w:rPr>
+        <w:t xml:space="preserve"> ?</w:t>
+      </w:r>
+      <w:proofErr w:type="gramEnd"/>
+      <w:r>
+        <w:rPr>
+          <w:rFonts w:ascii="Courier New" w:hAnsi="Courier New" w:cs="Courier New"/>
+          <w:bCs/>
+          <w:sz w:val="20"/>
+          <w:szCs w:val="20"/>
+          <w:lang w:val="en-US"/>
+        </w:rPr>
+        <w:t xml:space="preserve"> </w:t>
+      </w:r>
+      <w:proofErr w:type="spellStart"/>
+      <w:r>
+        <w:rPr>
+          <w:rFonts w:ascii="Courier New" w:hAnsi="Courier New" w:cs="Courier New"/>
+          <w:bCs/>
+          <w:sz w:val="20"/>
+          <w:szCs w:val="20"/>
+          <w:lang w:val="en-US"/>
+        </w:rPr>
+        <w:t>BasePrice</w:t>
+      </w:r>
+      <w:proofErr w:type="spellEnd"/>
+      <w:r>
+        <w:rPr>
+          <w:rFonts w:ascii="Courier New" w:hAnsi="Courier New" w:cs="Courier New"/>
+          <w:bCs/>
+          <w:sz w:val="20"/>
+          <w:szCs w:val="20"/>
+          <w:lang w:val="en-US"/>
+        </w:rPr>
+        <w:t xml:space="preserve"> * </w:t>
+      </w:r>
+      <w:proofErr w:type="gramStart"/>
+      <w:r>
+        <w:rPr>
+          <w:rFonts w:ascii="Courier New" w:hAnsi="Courier New" w:cs="Courier New"/>
+          <w:bCs/>
+          <w:sz w:val="20"/>
+          <w:szCs w:val="20"/>
+          <w:lang w:val="en-US"/>
+        </w:rPr>
+        <w:t>1.5 :</w:t>
+      </w:r>
+      <w:proofErr w:type="gramEnd"/>
+      <w:r>
+        <w:rPr>
+          <w:rFonts w:ascii="Courier New" w:hAnsi="Courier New" w:cs="Courier New"/>
+          <w:bCs/>
+          <w:sz w:val="20"/>
+          <w:szCs w:val="20"/>
+          <w:lang w:val="en-US"/>
+        </w:rPr>
+        <w:t xml:space="preserve"> </w:t>
+      </w:r>
+      <w:proofErr w:type="spellStart"/>
+      <w:proofErr w:type="gramStart"/>
+      <w:r>
+        <w:rPr>
+          <w:rFonts w:ascii="Courier New" w:hAnsi="Courier New" w:cs="Courier New"/>
+          <w:bCs/>
+          <w:sz w:val="20"/>
+          <w:szCs w:val="20"/>
+          <w:lang w:val="en-US"/>
+        </w:rPr>
+        <w:t>BasePrice</w:t>
+      </w:r>
+      <w:proofErr w:type="spellEnd"/>
+      <w:r>
+        <w:rPr>
+          <w:rFonts w:ascii="Courier New" w:hAnsi="Courier New" w:cs="Courier New"/>
+          <w:bCs/>
+          <w:sz w:val="20"/>
+          <w:szCs w:val="20"/>
+          <w:lang w:val="en-US"/>
+        </w:rPr>
+        <w:t>;</w:t>
+      </w:r>
+      <w:proofErr w:type="gramEnd"/>
+    </w:p>
+    <w:p>
+      <w:pPr>
+        <w:pStyle w:val="Standard"/>
+        <w:ind w:firstLine="709"/>
+        <w:rPr>
+          <w:rFonts w:ascii="Courier New" w:hAnsi="Courier New" w:cs="Courier New"/>
+          <w:bCs/>
+          <w:sz w:val="20"/>
+          <w:szCs w:val="20"/>
+          <w:lang w:val="en-US"/>
+        </w:rPr>
+      </w:pPr>
+      <w:r>
+        <w:rPr>
+          <w:rFonts w:ascii="Courier New" w:hAnsi="Courier New" w:cs="Courier New"/>
+          <w:bCs/>
+          <w:sz w:val="20"/>
+          <w:szCs w:val="20"/>
+          <w:lang w:val="en-US"/>
+        </w:rPr>
+        <w:t xml:space="preserve">    }</w:t>
+      </w:r>
+    </w:p>
+    <w:p>
+      <w:pPr>
+        <w:pStyle w:val="Standard"/>
+        <w:ind w:firstLine="709"/>
+        <w:rPr>
+          <w:rFonts w:ascii="Courier New" w:hAnsi="Courier New" w:cs="Courier New"/>
+          <w:bCs/>
+          <w:sz w:val="20"/>
+          <w:szCs w:val="20"/>
+          <w:lang w:val="en-US"/>
+        </w:rPr>
+      </w:pPr>
+      <w:r>
+        <w:rPr>
+          <w:rFonts w:ascii="Courier New" w:hAnsi="Courier New" w:cs="Courier New"/>
+          <w:bCs/>
+          <w:sz w:val="20"/>
+          <w:szCs w:val="20"/>
+          <w:lang w:val="en-US"/>
+        </w:rPr>
+        <w:t xml:space="preserve">    // ...</w:t>
+      </w:r>
+    </w:p>
+    <w:p>
+      <w:pPr>
+        <w:pStyle w:val="Standard"/>
+        <w:ind w:firstLine="709"/>
+        <w:rPr>
+          <w:rFonts w:ascii="Courier New" w:hAnsi="Courier New" w:cs="Courier New"/>
+          <w:bCs/>
+          <w:sz w:val="20"/>
+          <w:szCs w:val="20"/>
+          <w:lang w:val="en-US"/>
+        </w:rPr>
+      </w:pPr>
+      <w:r>
+        <w:rPr>
+          <w:rFonts w:ascii="Courier New" w:hAnsi="Courier New" w:cs="Courier New"/>
+          <w:bCs/>
+          <w:sz w:val="20"/>
+          <w:szCs w:val="20"/>
+          <w:lang w:val="en-US"/>
+        </w:rPr>
+        <w:t>}</w:t>
+      </w:r>
+    </w:p>
+    <w:p>
+      <w:pPr>
+        <w:pStyle w:val="Standard"/>
+        <w:ind w:firstLine="709"/>
+        <w:rPr>
+          <w:rFonts w:ascii="Courier New" w:hAnsi="Courier New" w:cs="Courier New"/>
+          <w:bCs/>
+          <w:sz w:val="20"/>
+          <w:szCs w:val="20"/>
+          <w:lang w:val="en-US"/>
+        </w:rPr>
+      </w:pPr>
     </w:p>
     <w:p>
       <w:pPr>
@@ -1656,16 +4108,820 @@
           <w:rFonts w:ascii="Times New Roman" w:hAnsi="Times New Roman" w:cs="Times New Roman"/>
           <w:sz w:val="28"/>
           <w:szCs w:val="28"/>
-          <w:lang w:val="uk-UA"/>
-        </w:rPr>
-      </w:pPr>
-      <w:r>
-        <w:rPr>
-          <w:rFonts w:ascii="Times New Roman" w:hAnsi="Times New Roman" w:cs="Times New Roman"/>
-          <w:sz w:val="28"/>
-          <w:szCs w:val="28"/>
-        </w:rPr>
-        <w:t>Для формування XML-файлу було застосовано підхід LINQ to XML. За допомогою методів розширення .OfType&lt;T&gt;() та .Where() з початкової колекції було відібрано лише події типу ConcertEvent, що мають VIP-зону. На основі цієї вибірки динамічно сформовано структуру XDocument та збережено у файл vip_concerts.xml.</w:t>
+          <w:lang w:val="en-US"/>
+        </w:rPr>
+      </w:pPr>
+      <w:proofErr w:type="spellStart"/>
+      <w:r>
+        <w:rPr>
+          <w:rFonts w:ascii="Times New Roman" w:hAnsi="Times New Roman" w:cs="Times New Roman"/>
+          <w:b/>
+          <w:bCs/>
+          <w:sz w:val="28"/>
+          <w:szCs w:val="28"/>
+        </w:rPr>
+        <w:t>Реалізація</w:t>
+      </w:r>
+      <w:proofErr w:type="spellEnd"/>
+      <w:r>
+        <w:rPr>
+          <w:rFonts w:ascii="Times New Roman" w:hAnsi="Times New Roman" w:cs="Times New Roman"/>
+          <w:b/>
+          <w:bCs/>
+          <w:sz w:val="28"/>
+          <w:szCs w:val="28"/>
+          <w:lang w:val="en-US"/>
+        </w:rPr>
+        <w:t xml:space="preserve"> </w:t>
+      </w:r>
+      <w:proofErr w:type="spellStart"/>
+      <w:r>
+        <w:rPr>
+          <w:rFonts w:ascii="Times New Roman" w:hAnsi="Times New Roman" w:cs="Times New Roman"/>
+          <w:b/>
+          <w:bCs/>
+          <w:sz w:val="28"/>
+          <w:szCs w:val="28"/>
+        </w:rPr>
+        <w:t>Композиції</w:t>
+      </w:r>
+      <w:proofErr w:type="spellEnd"/>
+      <w:r>
+        <w:rPr>
+          <w:rFonts w:ascii="Times New Roman" w:hAnsi="Times New Roman" w:cs="Times New Roman"/>
+          <w:b/>
+          <w:bCs/>
+          <w:sz w:val="28"/>
+          <w:szCs w:val="28"/>
+          <w:lang w:val="en-US"/>
+        </w:rPr>
+        <w:t xml:space="preserve"> </w:t>
+      </w:r>
+      <w:r>
+        <w:rPr>
+          <w:rFonts w:ascii="Times New Roman" w:hAnsi="Times New Roman" w:cs="Times New Roman"/>
+          <w:b/>
+          <w:bCs/>
+          <w:sz w:val="28"/>
+          <w:szCs w:val="28"/>
+        </w:rPr>
+        <w:t>та</w:t>
+      </w:r>
+      <w:r>
+        <w:rPr>
+          <w:rFonts w:ascii="Times New Roman" w:hAnsi="Times New Roman" w:cs="Times New Roman"/>
+          <w:b/>
+          <w:bCs/>
+          <w:sz w:val="28"/>
+          <w:szCs w:val="28"/>
+          <w:lang w:val="en-US"/>
+        </w:rPr>
+        <w:t xml:space="preserve"> </w:t>
+      </w:r>
+      <w:proofErr w:type="spellStart"/>
+      <w:proofErr w:type="gramStart"/>
+      <w:r>
+        <w:rPr>
+          <w:rFonts w:ascii="Times New Roman" w:hAnsi="Times New Roman" w:cs="Times New Roman"/>
+          <w:b/>
+          <w:bCs/>
+          <w:sz w:val="28"/>
+          <w:szCs w:val="28"/>
+        </w:rPr>
+        <w:t>Агрегації</w:t>
+      </w:r>
+      <w:proofErr w:type="spellEnd"/>
+      <w:proofErr w:type="gramEnd"/>
+      <w:r>
+        <w:rPr>
+          <w:rFonts w:ascii="Times New Roman" w:hAnsi="Times New Roman" w:cs="Times New Roman"/>
+          <w:sz w:val="28"/>
+          <w:szCs w:val="28"/>
+          <w:lang w:val="en-US"/>
+        </w:rPr>
+        <w:t xml:space="preserve"> </w:t>
+      </w:r>
+      <w:r>
+        <w:rPr>
+          <w:rFonts w:ascii="Times New Roman" w:hAnsi="Times New Roman" w:cs="Times New Roman"/>
+          <w:sz w:val="28"/>
+          <w:szCs w:val="28"/>
+        </w:rPr>
+        <w:t>Для</w:t>
+      </w:r>
+      <w:r>
+        <w:rPr>
+          <w:rFonts w:ascii="Times New Roman" w:hAnsi="Times New Roman" w:cs="Times New Roman"/>
+          <w:sz w:val="28"/>
+          <w:szCs w:val="28"/>
+          <w:lang w:val="en-US"/>
+        </w:rPr>
+        <w:t xml:space="preserve"> </w:t>
+      </w:r>
+      <w:proofErr w:type="spellStart"/>
+      <w:r>
+        <w:rPr>
+          <w:rFonts w:ascii="Times New Roman" w:hAnsi="Times New Roman" w:cs="Times New Roman"/>
+          <w:sz w:val="28"/>
+          <w:szCs w:val="28"/>
+        </w:rPr>
+        <w:t>демонстрації</w:t>
+      </w:r>
+      <w:proofErr w:type="spellEnd"/>
+      <w:r>
+        <w:rPr>
+          <w:rFonts w:ascii="Times New Roman" w:hAnsi="Times New Roman" w:cs="Times New Roman"/>
+          <w:sz w:val="28"/>
+          <w:szCs w:val="28"/>
+          <w:lang w:val="en-US"/>
+        </w:rPr>
+        <w:t xml:space="preserve"> </w:t>
+      </w:r>
+      <w:proofErr w:type="spellStart"/>
+      <w:r>
+        <w:rPr>
+          <w:rFonts w:ascii="Times New Roman" w:hAnsi="Times New Roman" w:cs="Times New Roman"/>
+          <w:sz w:val="28"/>
+          <w:szCs w:val="28"/>
+        </w:rPr>
+        <w:t>композиції</w:t>
+      </w:r>
+      <w:proofErr w:type="spellEnd"/>
+      <w:r>
+        <w:rPr>
+          <w:rFonts w:ascii="Times New Roman" w:hAnsi="Times New Roman" w:cs="Times New Roman"/>
+          <w:sz w:val="28"/>
+          <w:szCs w:val="28"/>
+          <w:lang w:val="en-US"/>
+        </w:rPr>
+        <w:t xml:space="preserve"> </w:t>
+      </w:r>
+      <w:proofErr w:type="spellStart"/>
+      <w:r>
+        <w:rPr>
+          <w:rFonts w:ascii="Times New Roman" w:hAnsi="Times New Roman" w:cs="Times New Roman"/>
+          <w:sz w:val="28"/>
+          <w:szCs w:val="28"/>
+        </w:rPr>
+        <w:t>було</w:t>
+      </w:r>
+      <w:proofErr w:type="spellEnd"/>
+      <w:r>
+        <w:rPr>
+          <w:rFonts w:ascii="Times New Roman" w:hAnsi="Times New Roman" w:cs="Times New Roman"/>
+          <w:sz w:val="28"/>
+          <w:szCs w:val="28"/>
+          <w:lang w:val="en-US"/>
+        </w:rPr>
+        <w:t xml:space="preserve"> </w:t>
+      </w:r>
+      <w:r>
+        <w:rPr>
+          <w:rFonts w:ascii="Times New Roman" w:hAnsi="Times New Roman" w:cs="Times New Roman"/>
+          <w:sz w:val="28"/>
+          <w:szCs w:val="28"/>
+        </w:rPr>
+        <w:t>створено</w:t>
+      </w:r>
+      <w:r>
+        <w:rPr>
+          <w:rFonts w:ascii="Times New Roman" w:hAnsi="Times New Roman" w:cs="Times New Roman"/>
+          <w:sz w:val="28"/>
+          <w:szCs w:val="28"/>
+          <w:lang w:val="en-US"/>
+        </w:rPr>
+        <w:t xml:space="preserve"> </w:t>
+      </w:r>
+      <w:proofErr w:type="spellStart"/>
+      <w:r>
+        <w:rPr>
+          <w:rFonts w:ascii="Times New Roman" w:hAnsi="Times New Roman" w:cs="Times New Roman"/>
+          <w:sz w:val="28"/>
+          <w:szCs w:val="28"/>
+        </w:rPr>
+        <w:t>клас</w:t>
+      </w:r>
+      <w:proofErr w:type="spellEnd"/>
+      <w:r>
+        <w:rPr>
+          <w:rFonts w:ascii="Times New Roman" w:hAnsi="Times New Roman" w:cs="Times New Roman"/>
+          <w:sz w:val="28"/>
+          <w:szCs w:val="28"/>
+          <w:lang w:val="en-US"/>
+        </w:rPr>
+        <w:t xml:space="preserve"> </w:t>
+      </w:r>
+      <w:proofErr w:type="spellStart"/>
+      <w:r>
+        <w:rPr>
+          <w:rFonts w:ascii="Times New Roman" w:hAnsi="Times New Roman" w:cs="Times New Roman"/>
+          <w:sz w:val="28"/>
+          <w:szCs w:val="28"/>
+          <w:lang w:val="en-US"/>
+        </w:rPr>
+        <w:t>EventController</w:t>
+      </w:r>
+      <w:proofErr w:type="spellEnd"/>
+      <w:r>
+        <w:rPr>
+          <w:rFonts w:ascii="Times New Roman" w:hAnsi="Times New Roman" w:cs="Times New Roman"/>
+          <w:sz w:val="28"/>
+          <w:szCs w:val="28"/>
+          <w:lang w:val="en-US"/>
+        </w:rPr>
+        <w:t xml:space="preserve">, </w:t>
+      </w:r>
+      <w:proofErr w:type="spellStart"/>
+      <w:r>
+        <w:rPr>
+          <w:rFonts w:ascii="Times New Roman" w:hAnsi="Times New Roman" w:cs="Times New Roman"/>
+          <w:sz w:val="28"/>
+          <w:szCs w:val="28"/>
+        </w:rPr>
+        <w:t>який</w:t>
+      </w:r>
+      <w:proofErr w:type="spellEnd"/>
+      <w:r>
+        <w:rPr>
+          <w:rFonts w:ascii="Times New Roman" w:hAnsi="Times New Roman" w:cs="Times New Roman"/>
+          <w:sz w:val="28"/>
+          <w:szCs w:val="28"/>
+          <w:lang w:val="en-US"/>
+        </w:rPr>
+        <w:t xml:space="preserve"> </w:t>
+      </w:r>
+      <w:proofErr w:type="spellStart"/>
+      <w:r>
+        <w:rPr>
+          <w:rFonts w:ascii="Times New Roman" w:hAnsi="Times New Roman" w:cs="Times New Roman"/>
+          <w:sz w:val="28"/>
+          <w:szCs w:val="28"/>
+        </w:rPr>
+        <w:t>жорстко</w:t>
+      </w:r>
+      <w:proofErr w:type="spellEnd"/>
+      <w:r>
+        <w:rPr>
+          <w:rFonts w:ascii="Times New Roman" w:hAnsi="Times New Roman" w:cs="Times New Roman"/>
+          <w:sz w:val="28"/>
+          <w:szCs w:val="28"/>
+          <w:lang w:val="en-US"/>
+        </w:rPr>
+        <w:t xml:space="preserve"> </w:t>
+      </w:r>
+      <w:proofErr w:type="spellStart"/>
+      <w:r>
+        <w:rPr>
+          <w:rFonts w:ascii="Times New Roman" w:hAnsi="Times New Roman" w:cs="Times New Roman"/>
+          <w:sz w:val="28"/>
+          <w:szCs w:val="28"/>
+        </w:rPr>
+        <w:t>контролює</w:t>
+      </w:r>
+      <w:proofErr w:type="spellEnd"/>
+      <w:r>
+        <w:rPr>
+          <w:rFonts w:ascii="Times New Roman" w:hAnsi="Times New Roman" w:cs="Times New Roman"/>
+          <w:sz w:val="28"/>
+          <w:szCs w:val="28"/>
+          <w:lang w:val="en-US"/>
+        </w:rPr>
+        <w:t xml:space="preserve"> </w:t>
+      </w:r>
+      <w:proofErr w:type="spellStart"/>
+      <w:r>
+        <w:rPr>
+          <w:rFonts w:ascii="Times New Roman" w:hAnsi="Times New Roman" w:cs="Times New Roman"/>
+          <w:sz w:val="28"/>
+          <w:szCs w:val="28"/>
+        </w:rPr>
+        <w:t>життєвий</w:t>
+      </w:r>
+      <w:proofErr w:type="spellEnd"/>
+      <w:r>
+        <w:rPr>
+          <w:rFonts w:ascii="Times New Roman" w:hAnsi="Times New Roman" w:cs="Times New Roman"/>
+          <w:sz w:val="28"/>
+          <w:szCs w:val="28"/>
+          <w:lang w:val="en-US"/>
+        </w:rPr>
+        <w:t xml:space="preserve"> </w:t>
+      </w:r>
+      <w:r>
+        <w:rPr>
+          <w:rFonts w:ascii="Times New Roman" w:hAnsi="Times New Roman" w:cs="Times New Roman"/>
+          <w:sz w:val="28"/>
+          <w:szCs w:val="28"/>
+        </w:rPr>
+        <w:t>цикл</w:t>
+      </w:r>
+      <w:r>
+        <w:rPr>
+          <w:rFonts w:ascii="Times New Roman" w:hAnsi="Times New Roman" w:cs="Times New Roman"/>
+          <w:sz w:val="28"/>
+          <w:szCs w:val="28"/>
+          <w:lang w:val="en-US"/>
+        </w:rPr>
+        <w:t xml:space="preserve"> </w:t>
+      </w:r>
+      <w:proofErr w:type="spellStart"/>
+      <w:r>
+        <w:rPr>
+          <w:rFonts w:ascii="Times New Roman" w:hAnsi="Times New Roman" w:cs="Times New Roman"/>
+          <w:sz w:val="28"/>
+          <w:szCs w:val="28"/>
+        </w:rPr>
+        <w:t>допоміжного</w:t>
+      </w:r>
+      <w:proofErr w:type="spellEnd"/>
+      <w:r>
+        <w:rPr>
+          <w:rFonts w:ascii="Times New Roman" w:hAnsi="Times New Roman" w:cs="Times New Roman"/>
+          <w:sz w:val="28"/>
+          <w:szCs w:val="28"/>
+          <w:lang w:val="en-US"/>
+        </w:rPr>
+        <w:t xml:space="preserve"> </w:t>
+      </w:r>
+      <w:r>
+        <w:rPr>
+          <w:rFonts w:ascii="Times New Roman" w:hAnsi="Times New Roman" w:cs="Times New Roman"/>
+          <w:sz w:val="28"/>
+          <w:szCs w:val="28"/>
+        </w:rPr>
+        <w:t>об</w:t>
+      </w:r>
+      <w:r>
+        <w:rPr>
+          <w:rFonts w:ascii="Times New Roman" w:hAnsi="Times New Roman" w:cs="Times New Roman"/>
+          <w:sz w:val="28"/>
+          <w:szCs w:val="28"/>
+          <w:lang w:val="en-US"/>
+        </w:rPr>
+        <w:t>'</w:t>
+      </w:r>
+      <w:proofErr w:type="spellStart"/>
+      <w:r>
+        <w:rPr>
+          <w:rFonts w:ascii="Times New Roman" w:hAnsi="Times New Roman" w:cs="Times New Roman"/>
+          <w:sz w:val="28"/>
+          <w:szCs w:val="28"/>
+        </w:rPr>
+        <w:t>єкта</w:t>
+      </w:r>
+      <w:proofErr w:type="spellEnd"/>
+      <w:r>
+        <w:rPr>
+          <w:rFonts w:ascii="Times New Roman" w:hAnsi="Times New Roman" w:cs="Times New Roman"/>
+          <w:sz w:val="28"/>
+          <w:szCs w:val="28"/>
+          <w:lang w:val="en-US"/>
+        </w:rPr>
+        <w:t xml:space="preserve"> </w:t>
+      </w:r>
+      <w:proofErr w:type="spellStart"/>
+      <w:r>
+        <w:rPr>
+          <w:rFonts w:ascii="Times New Roman" w:hAnsi="Times New Roman" w:cs="Times New Roman"/>
+          <w:sz w:val="28"/>
+          <w:szCs w:val="28"/>
+          <w:lang w:val="en-US"/>
+        </w:rPr>
+        <w:t>SystemConfig</w:t>
+      </w:r>
+      <w:proofErr w:type="spellEnd"/>
+      <w:r>
+        <w:rPr>
+          <w:rFonts w:ascii="Times New Roman" w:hAnsi="Times New Roman" w:cs="Times New Roman"/>
+          <w:sz w:val="28"/>
+          <w:szCs w:val="28"/>
+          <w:lang w:val="en-US"/>
+        </w:rPr>
+        <w:t xml:space="preserve"> (</w:t>
+      </w:r>
+      <w:r>
+        <w:rPr>
+          <w:rFonts w:ascii="Times New Roman" w:hAnsi="Times New Roman" w:cs="Times New Roman"/>
+          <w:sz w:val="28"/>
+          <w:szCs w:val="28"/>
+        </w:rPr>
+        <w:t>об</w:t>
+      </w:r>
+      <w:r>
+        <w:rPr>
+          <w:rFonts w:ascii="Times New Roman" w:hAnsi="Times New Roman" w:cs="Times New Roman"/>
+          <w:sz w:val="28"/>
+          <w:szCs w:val="28"/>
+          <w:lang w:val="en-US"/>
+        </w:rPr>
+        <w:t>'</w:t>
+      </w:r>
+      <w:proofErr w:type="spellStart"/>
+      <w:r>
+        <w:rPr>
+          <w:rFonts w:ascii="Times New Roman" w:hAnsi="Times New Roman" w:cs="Times New Roman"/>
+          <w:sz w:val="28"/>
+          <w:szCs w:val="28"/>
+        </w:rPr>
+        <w:t>єкт</w:t>
+      </w:r>
+      <w:proofErr w:type="spellEnd"/>
+      <w:r>
+        <w:rPr>
+          <w:rFonts w:ascii="Times New Roman" w:hAnsi="Times New Roman" w:cs="Times New Roman"/>
+          <w:sz w:val="28"/>
+          <w:szCs w:val="28"/>
+          <w:lang w:val="en-US"/>
+        </w:rPr>
+        <w:t xml:space="preserve"> </w:t>
+      </w:r>
+      <w:proofErr w:type="spellStart"/>
+      <w:r>
+        <w:rPr>
+          <w:rFonts w:ascii="Times New Roman" w:hAnsi="Times New Roman" w:cs="Times New Roman"/>
+          <w:sz w:val="28"/>
+          <w:szCs w:val="28"/>
+        </w:rPr>
+        <w:t>створюється</w:t>
+      </w:r>
+      <w:proofErr w:type="spellEnd"/>
+      <w:r>
+        <w:rPr>
+          <w:rFonts w:ascii="Times New Roman" w:hAnsi="Times New Roman" w:cs="Times New Roman"/>
+          <w:sz w:val="28"/>
+          <w:szCs w:val="28"/>
+          <w:lang w:val="en-US"/>
+        </w:rPr>
+        <w:t xml:space="preserve"> </w:t>
+      </w:r>
+      <w:proofErr w:type="spellStart"/>
+      <w:r>
+        <w:rPr>
+          <w:rFonts w:ascii="Times New Roman" w:hAnsi="Times New Roman" w:cs="Times New Roman"/>
+          <w:sz w:val="28"/>
+          <w:szCs w:val="28"/>
+        </w:rPr>
+        <w:t>безпосередньо</w:t>
+      </w:r>
+      <w:proofErr w:type="spellEnd"/>
+      <w:r>
+        <w:rPr>
+          <w:rFonts w:ascii="Times New Roman" w:hAnsi="Times New Roman" w:cs="Times New Roman"/>
+          <w:sz w:val="28"/>
+          <w:szCs w:val="28"/>
+          <w:lang w:val="en-US"/>
+        </w:rPr>
+        <w:t xml:space="preserve"> </w:t>
+      </w:r>
+      <w:r>
+        <w:rPr>
+          <w:rFonts w:ascii="Times New Roman" w:hAnsi="Times New Roman" w:cs="Times New Roman"/>
+          <w:sz w:val="28"/>
+          <w:szCs w:val="28"/>
+        </w:rPr>
+        <w:t>в</w:t>
+      </w:r>
+      <w:r>
+        <w:rPr>
+          <w:rFonts w:ascii="Times New Roman" w:hAnsi="Times New Roman" w:cs="Times New Roman"/>
+          <w:sz w:val="28"/>
+          <w:szCs w:val="28"/>
+          <w:lang w:val="en-US"/>
+        </w:rPr>
+        <w:t xml:space="preserve"> </w:t>
+      </w:r>
+      <w:proofErr w:type="spellStart"/>
+      <w:r>
+        <w:rPr>
+          <w:rFonts w:ascii="Times New Roman" w:hAnsi="Times New Roman" w:cs="Times New Roman"/>
+          <w:sz w:val="28"/>
+          <w:szCs w:val="28"/>
+        </w:rPr>
+        <w:t>конструкторі</w:t>
+      </w:r>
+      <w:proofErr w:type="spellEnd"/>
+      <w:r>
+        <w:rPr>
+          <w:rFonts w:ascii="Times New Roman" w:hAnsi="Times New Roman" w:cs="Times New Roman"/>
+          <w:sz w:val="28"/>
+          <w:szCs w:val="28"/>
+          <w:lang w:val="en-US"/>
+        </w:rPr>
+        <w:t xml:space="preserve"> </w:t>
+      </w:r>
+      <w:r>
+        <w:rPr>
+          <w:rFonts w:ascii="Times New Roman" w:hAnsi="Times New Roman" w:cs="Times New Roman"/>
+          <w:sz w:val="28"/>
+          <w:szCs w:val="28"/>
+        </w:rPr>
+        <w:t>контролера</w:t>
+      </w:r>
+      <w:r>
+        <w:rPr>
+          <w:rFonts w:ascii="Times New Roman" w:hAnsi="Times New Roman" w:cs="Times New Roman"/>
+          <w:sz w:val="28"/>
+          <w:szCs w:val="28"/>
+          <w:lang w:val="en-US"/>
+        </w:rPr>
+        <w:t xml:space="preserve">). </w:t>
+      </w:r>
+      <w:r>
+        <w:rPr>
+          <w:rFonts w:ascii="Times New Roman" w:hAnsi="Times New Roman" w:cs="Times New Roman"/>
+          <w:sz w:val="28"/>
+          <w:szCs w:val="28"/>
+        </w:rPr>
+        <w:t>Для</w:t>
+      </w:r>
+      <w:r>
+        <w:rPr>
+          <w:rFonts w:ascii="Times New Roman" w:hAnsi="Times New Roman" w:cs="Times New Roman"/>
+          <w:sz w:val="28"/>
+          <w:szCs w:val="28"/>
+          <w:lang w:val="en-US"/>
+        </w:rPr>
+        <w:t xml:space="preserve"> </w:t>
+      </w:r>
+      <w:proofErr w:type="spellStart"/>
+      <w:r>
+        <w:rPr>
+          <w:rFonts w:ascii="Times New Roman" w:hAnsi="Times New Roman" w:cs="Times New Roman"/>
+          <w:sz w:val="28"/>
+          <w:szCs w:val="28"/>
+        </w:rPr>
+        <w:t>демонстрації</w:t>
+      </w:r>
+      <w:proofErr w:type="spellEnd"/>
+      <w:r>
+        <w:rPr>
+          <w:rFonts w:ascii="Times New Roman" w:hAnsi="Times New Roman" w:cs="Times New Roman"/>
+          <w:sz w:val="28"/>
+          <w:szCs w:val="28"/>
+          <w:lang w:val="en-US"/>
+        </w:rPr>
+        <w:t xml:space="preserve"> </w:t>
+      </w:r>
+      <w:proofErr w:type="spellStart"/>
+      <w:r>
+        <w:rPr>
+          <w:rFonts w:ascii="Times New Roman" w:hAnsi="Times New Roman" w:cs="Times New Roman"/>
+          <w:sz w:val="28"/>
+          <w:szCs w:val="28"/>
+        </w:rPr>
+        <w:t>агрегації</w:t>
+      </w:r>
+      <w:proofErr w:type="spellEnd"/>
+      <w:r>
+        <w:rPr>
+          <w:rFonts w:ascii="Times New Roman" w:hAnsi="Times New Roman" w:cs="Times New Roman"/>
+          <w:sz w:val="28"/>
+          <w:szCs w:val="28"/>
+          <w:lang w:val="en-US"/>
+        </w:rPr>
+        <w:t xml:space="preserve"> </w:t>
+      </w:r>
+      <w:proofErr w:type="spellStart"/>
+      <w:r>
+        <w:rPr>
+          <w:rFonts w:ascii="Times New Roman" w:hAnsi="Times New Roman" w:cs="Times New Roman"/>
+          <w:sz w:val="28"/>
+          <w:szCs w:val="28"/>
+        </w:rPr>
+        <w:t>реалізовано</w:t>
+      </w:r>
+      <w:proofErr w:type="spellEnd"/>
+      <w:r>
+        <w:rPr>
+          <w:rFonts w:ascii="Times New Roman" w:hAnsi="Times New Roman" w:cs="Times New Roman"/>
+          <w:sz w:val="28"/>
+          <w:szCs w:val="28"/>
+          <w:lang w:val="en-US"/>
+        </w:rPr>
+        <w:t xml:space="preserve"> </w:t>
+      </w:r>
+      <w:proofErr w:type="spellStart"/>
+      <w:r>
+        <w:rPr>
+          <w:rFonts w:ascii="Times New Roman" w:hAnsi="Times New Roman" w:cs="Times New Roman"/>
+          <w:sz w:val="28"/>
+          <w:szCs w:val="28"/>
+          <w:lang w:val="en-US"/>
+        </w:rPr>
+        <w:t>EventContainer</w:t>
+      </w:r>
+      <w:proofErr w:type="spellEnd"/>
+      <w:r>
+        <w:rPr>
+          <w:rFonts w:ascii="Times New Roman" w:hAnsi="Times New Roman" w:cs="Times New Roman"/>
+          <w:sz w:val="28"/>
+          <w:szCs w:val="28"/>
+          <w:lang w:val="en-US"/>
+        </w:rPr>
+        <w:t xml:space="preserve">, </w:t>
+      </w:r>
+      <w:proofErr w:type="spellStart"/>
+      <w:r>
+        <w:rPr>
+          <w:rFonts w:ascii="Times New Roman" w:hAnsi="Times New Roman" w:cs="Times New Roman"/>
+          <w:sz w:val="28"/>
+          <w:szCs w:val="28"/>
+        </w:rPr>
+        <w:t>що</w:t>
+      </w:r>
+      <w:proofErr w:type="spellEnd"/>
+      <w:r>
+        <w:rPr>
+          <w:rFonts w:ascii="Times New Roman" w:hAnsi="Times New Roman" w:cs="Times New Roman"/>
+          <w:sz w:val="28"/>
+          <w:szCs w:val="28"/>
+          <w:lang w:val="en-US"/>
+        </w:rPr>
+        <w:t xml:space="preserve"> </w:t>
+      </w:r>
+      <w:proofErr w:type="spellStart"/>
+      <w:r>
+        <w:rPr>
+          <w:rFonts w:ascii="Times New Roman" w:hAnsi="Times New Roman" w:cs="Times New Roman"/>
+          <w:sz w:val="28"/>
+          <w:szCs w:val="28"/>
+        </w:rPr>
+        <w:t>лише</w:t>
+      </w:r>
+      <w:proofErr w:type="spellEnd"/>
+      <w:r>
+        <w:rPr>
+          <w:rFonts w:ascii="Times New Roman" w:hAnsi="Times New Roman" w:cs="Times New Roman"/>
+          <w:sz w:val="28"/>
+          <w:szCs w:val="28"/>
+          <w:lang w:val="en-US"/>
+        </w:rPr>
+        <w:t xml:space="preserve"> </w:t>
+      </w:r>
+      <w:proofErr w:type="spellStart"/>
+      <w:r>
+        <w:rPr>
+          <w:rFonts w:ascii="Times New Roman" w:hAnsi="Times New Roman" w:cs="Times New Roman"/>
+          <w:sz w:val="28"/>
+          <w:szCs w:val="28"/>
+        </w:rPr>
+        <w:t>зберігає</w:t>
+      </w:r>
+      <w:proofErr w:type="spellEnd"/>
+      <w:r>
+        <w:rPr>
+          <w:rFonts w:ascii="Times New Roman" w:hAnsi="Times New Roman" w:cs="Times New Roman"/>
+          <w:sz w:val="28"/>
+          <w:szCs w:val="28"/>
+          <w:lang w:val="en-US"/>
+        </w:rPr>
+        <w:t xml:space="preserve"> </w:t>
+      </w:r>
+      <w:proofErr w:type="spellStart"/>
+      <w:r>
+        <w:rPr>
+          <w:rFonts w:ascii="Times New Roman" w:hAnsi="Times New Roman" w:cs="Times New Roman"/>
+          <w:sz w:val="28"/>
+          <w:szCs w:val="28"/>
+        </w:rPr>
+        <w:t>колекцію</w:t>
+      </w:r>
+      <w:proofErr w:type="spellEnd"/>
+      <w:r>
+        <w:rPr>
+          <w:rFonts w:ascii="Times New Roman" w:hAnsi="Times New Roman" w:cs="Times New Roman"/>
+          <w:sz w:val="28"/>
+          <w:szCs w:val="28"/>
+          <w:lang w:val="en-US"/>
+        </w:rPr>
+        <w:t xml:space="preserve"> </w:t>
+      </w:r>
+      <w:r>
+        <w:rPr>
+          <w:rFonts w:ascii="Times New Roman" w:hAnsi="Times New Roman" w:cs="Times New Roman"/>
+          <w:sz w:val="28"/>
+          <w:szCs w:val="28"/>
+        </w:rPr>
+        <w:t>об</w:t>
+      </w:r>
+      <w:r>
+        <w:rPr>
+          <w:rFonts w:ascii="Times New Roman" w:hAnsi="Times New Roman" w:cs="Times New Roman"/>
+          <w:sz w:val="28"/>
+          <w:szCs w:val="28"/>
+          <w:lang w:val="en-US"/>
+        </w:rPr>
+        <w:t>'</w:t>
+      </w:r>
+      <w:proofErr w:type="spellStart"/>
+      <w:r>
+        <w:rPr>
+          <w:rFonts w:ascii="Times New Roman" w:hAnsi="Times New Roman" w:cs="Times New Roman"/>
+          <w:sz w:val="28"/>
+          <w:szCs w:val="28"/>
+        </w:rPr>
+        <w:t>єктів</w:t>
+      </w:r>
+      <w:proofErr w:type="spellEnd"/>
+      <w:r>
+        <w:rPr>
+          <w:rFonts w:ascii="Times New Roman" w:hAnsi="Times New Roman" w:cs="Times New Roman"/>
+          <w:sz w:val="28"/>
+          <w:szCs w:val="28"/>
+          <w:lang w:val="en-US"/>
+        </w:rPr>
+        <w:t xml:space="preserve">, </w:t>
+      </w:r>
+      <w:proofErr w:type="spellStart"/>
+      <w:r>
+        <w:rPr>
+          <w:rFonts w:ascii="Times New Roman" w:hAnsi="Times New Roman" w:cs="Times New Roman"/>
+          <w:sz w:val="28"/>
+          <w:szCs w:val="28"/>
+        </w:rPr>
+        <w:t>створених</w:t>
+      </w:r>
+      <w:proofErr w:type="spellEnd"/>
+      <w:r>
+        <w:rPr>
+          <w:rFonts w:ascii="Times New Roman" w:hAnsi="Times New Roman" w:cs="Times New Roman"/>
+          <w:sz w:val="28"/>
+          <w:szCs w:val="28"/>
+          <w:lang w:val="en-US"/>
+        </w:rPr>
+        <w:t xml:space="preserve"> </w:t>
+      </w:r>
+      <w:r>
+        <w:rPr>
+          <w:rFonts w:ascii="Times New Roman" w:hAnsi="Times New Roman" w:cs="Times New Roman"/>
+          <w:sz w:val="28"/>
+          <w:szCs w:val="28"/>
+        </w:rPr>
+        <w:t>поза</w:t>
+      </w:r>
+      <w:r>
+        <w:rPr>
+          <w:rFonts w:ascii="Times New Roman" w:hAnsi="Times New Roman" w:cs="Times New Roman"/>
+          <w:sz w:val="28"/>
+          <w:szCs w:val="28"/>
+          <w:lang w:val="en-US"/>
+        </w:rPr>
+        <w:t xml:space="preserve"> </w:t>
+      </w:r>
+      <w:r>
+        <w:rPr>
+          <w:rFonts w:ascii="Times New Roman" w:hAnsi="Times New Roman" w:cs="Times New Roman"/>
+          <w:sz w:val="28"/>
+          <w:szCs w:val="28"/>
+        </w:rPr>
+        <w:t>межами</w:t>
+      </w:r>
+      <w:r>
+        <w:rPr>
+          <w:rFonts w:ascii="Times New Roman" w:hAnsi="Times New Roman" w:cs="Times New Roman"/>
+          <w:sz w:val="28"/>
+          <w:szCs w:val="28"/>
+          <w:lang w:val="en-US"/>
+        </w:rPr>
+        <w:t xml:space="preserve"> </w:t>
+      </w:r>
+      <w:proofErr w:type="spellStart"/>
+      <w:r>
+        <w:rPr>
+          <w:rFonts w:ascii="Times New Roman" w:hAnsi="Times New Roman" w:cs="Times New Roman"/>
+          <w:sz w:val="28"/>
+          <w:szCs w:val="28"/>
+        </w:rPr>
+        <w:t>цього</w:t>
+      </w:r>
+      <w:proofErr w:type="spellEnd"/>
+      <w:r>
+        <w:rPr>
+          <w:rFonts w:ascii="Times New Roman" w:hAnsi="Times New Roman" w:cs="Times New Roman"/>
+          <w:sz w:val="28"/>
+          <w:szCs w:val="28"/>
+          <w:lang w:val="en-US"/>
+        </w:rPr>
+        <w:t xml:space="preserve"> </w:t>
+      </w:r>
+      <w:proofErr w:type="spellStart"/>
+      <w:r>
+        <w:rPr>
+          <w:rFonts w:ascii="Times New Roman" w:hAnsi="Times New Roman" w:cs="Times New Roman"/>
+          <w:sz w:val="28"/>
+          <w:szCs w:val="28"/>
+        </w:rPr>
+        <w:t>класу</w:t>
+      </w:r>
+      <w:proofErr w:type="spellEnd"/>
+      <w:r>
+        <w:rPr>
+          <w:rFonts w:ascii="Times New Roman" w:hAnsi="Times New Roman" w:cs="Times New Roman"/>
+          <w:sz w:val="28"/>
+          <w:szCs w:val="28"/>
+          <w:lang w:val="en-US"/>
+        </w:rPr>
+        <w:t>.</w:t>
       </w:r>
     </w:p>
     <w:p>
@@ -1674,9 +4930,9 @@
         <w:ind w:firstLine="709"/>
         <w:rPr>
           <w:rFonts w:ascii="Times New Roman" w:hAnsi="Times New Roman" w:cs="Times New Roman"/>
-          <w:b/>
-          <w:sz w:val="28"/>
-          <w:szCs w:val="28"/>
+          <w:sz w:val="28"/>
+          <w:szCs w:val="28"/>
+          <w:lang w:val="en-US"/>
         </w:rPr>
       </w:pPr>
     </w:p>
@@ -1686,21 +4942,79 @@
         <w:ind w:firstLine="709"/>
         <w:rPr>
           <w:rFonts w:ascii="Courier New" w:hAnsi="Courier New" w:cs="Courier New"/>
-          <w:bCs/>
-          <w:sz w:val="20"/>
-          <w:szCs w:val="20"/>
-          <w:lang w:val="uk-UA"/>
-        </w:rPr>
-      </w:pPr>
-      <w:r>
-        <w:rPr>
-          <w:rFonts w:ascii="Courier New" w:hAnsi="Courier New" w:cs="Courier New"/>
-          <w:bCs/>
-          <w:sz w:val="20"/>
-          <w:szCs w:val="20"/>
-          <w:lang w:val="uk-UA"/>
-        </w:rPr>
-        <w:t>var xmlDoc = new XDocument(</w:t>
+          <w:sz w:val="20"/>
+          <w:szCs w:val="20"/>
+          <w:lang w:val="en-US"/>
+        </w:rPr>
+      </w:pPr>
+      <w:r>
+        <w:rPr>
+          <w:rFonts w:ascii="Courier New" w:hAnsi="Courier New" w:cs="Courier New"/>
+          <w:sz w:val="20"/>
+          <w:szCs w:val="20"/>
+          <w:lang w:val="en-US"/>
+        </w:rPr>
+        <w:t xml:space="preserve">// </w:t>
+      </w:r>
+      <w:proofErr w:type="spellStart"/>
+      <w:r>
+        <w:rPr>
+          <w:rFonts w:ascii="Courier New" w:hAnsi="Courier New" w:cs="Courier New"/>
+          <w:sz w:val="20"/>
+          <w:szCs w:val="20"/>
+          <w:lang w:val="en-US"/>
+        </w:rPr>
+        <w:t>Композиція</w:t>
+      </w:r>
+      <w:proofErr w:type="spellEnd"/>
+      <w:r>
+        <w:rPr>
+          <w:rFonts w:ascii="Courier New" w:hAnsi="Courier New" w:cs="Courier New"/>
+          <w:sz w:val="20"/>
+          <w:szCs w:val="20"/>
+          <w:lang w:val="en-US"/>
+        </w:rPr>
+        <w:t xml:space="preserve"> (</w:t>
+      </w:r>
+      <w:proofErr w:type="spellStart"/>
+      <w:r>
+        <w:rPr>
+          <w:rFonts w:ascii="Courier New" w:hAnsi="Courier New" w:cs="Courier New"/>
+          <w:sz w:val="20"/>
+          <w:szCs w:val="20"/>
+          <w:lang w:val="en-US"/>
+        </w:rPr>
+        <w:t>жорсткий</w:t>
+      </w:r>
+      <w:proofErr w:type="spellEnd"/>
+      <w:r>
+        <w:rPr>
+          <w:rFonts w:ascii="Courier New" w:hAnsi="Courier New" w:cs="Courier New"/>
+          <w:sz w:val="20"/>
+          <w:szCs w:val="20"/>
+          <w:lang w:val="en-US"/>
+        </w:rPr>
+        <w:t xml:space="preserve"> </w:t>
+      </w:r>
+      <w:proofErr w:type="spellStart"/>
+      <w:r>
+        <w:rPr>
+          <w:rFonts w:ascii="Courier New" w:hAnsi="Courier New" w:cs="Courier New"/>
+          <w:sz w:val="20"/>
+          <w:szCs w:val="20"/>
+          <w:lang w:val="en-US"/>
+        </w:rPr>
+        <w:t>зв'язок</w:t>
+      </w:r>
+      <w:proofErr w:type="spellEnd"/>
+      <w:r>
+        <w:rPr>
+          <w:rFonts w:ascii="Courier New" w:hAnsi="Courier New" w:cs="Courier New"/>
+          <w:sz w:val="20"/>
+          <w:szCs w:val="20"/>
+          <w:lang w:val="en-US"/>
+        </w:rPr>
+        <w:t>)</w:t>
       </w:r>
     </w:p>
     <w:p>
@@ -1709,22 +5023,42 @@
         <w:ind w:firstLine="709"/>
         <w:rPr>
           <w:rFonts w:ascii="Courier New" w:hAnsi="Courier New" w:cs="Courier New"/>
-          <w:bCs/>
-          <w:sz w:val="20"/>
-          <w:szCs w:val="20"/>
-          <w:lang w:val="uk-UA"/>
-        </w:rPr>
-      </w:pPr>
-      <w:r>
-        <w:rPr>
-          <w:rFonts w:ascii="Courier New" w:hAnsi="Courier New" w:cs="Courier New"/>
-          <w:bCs/>
-          <w:sz w:val="20"/>
-          <w:szCs w:val="20"/>
-          <w:lang w:val="uk-UA"/>
-        </w:rPr>
-        <w:t>                new XElement("Events",</w:t>
-      </w:r>
+          <w:sz w:val="20"/>
+          <w:szCs w:val="20"/>
+          <w:lang w:val="en-US"/>
+        </w:rPr>
+      </w:pPr>
+      <w:proofErr w:type="gramStart"/>
+      <w:r>
+        <w:rPr>
+          <w:rFonts w:ascii="Courier New" w:hAnsi="Courier New" w:cs="Courier New"/>
+          <w:sz w:val="20"/>
+          <w:szCs w:val="20"/>
+          <w:lang w:val="en-US"/>
+        </w:rPr>
+        <w:t>public</w:t>
+      </w:r>
+      <w:proofErr w:type="gramEnd"/>
+      <w:r>
+        <w:rPr>
+          <w:rFonts w:ascii="Courier New" w:hAnsi="Courier New" w:cs="Courier New"/>
+          <w:sz w:val="20"/>
+          <w:szCs w:val="20"/>
+          <w:lang w:val="en-US"/>
+        </w:rPr>
+        <w:t xml:space="preserve"> class </w:t>
+      </w:r>
+      <w:proofErr w:type="spellStart"/>
+      <w:r>
+        <w:rPr>
+          <w:rFonts w:ascii="Courier New" w:hAnsi="Courier New" w:cs="Courier New"/>
+          <w:sz w:val="20"/>
+          <w:szCs w:val="20"/>
+          <w:lang w:val="en-US"/>
+        </w:rPr>
+        <w:t>EventController</w:t>
+      </w:r>
+      <w:proofErr w:type="spellEnd"/>
     </w:p>
     <w:p>
       <w:pPr>
@@ -1732,21 +5066,19 @@
         <w:ind w:firstLine="709"/>
         <w:rPr>
           <w:rFonts w:ascii="Courier New" w:hAnsi="Courier New" w:cs="Courier New"/>
-          <w:bCs/>
-          <w:sz w:val="20"/>
-          <w:szCs w:val="20"/>
-          <w:lang w:val="uk-UA"/>
-        </w:rPr>
-      </w:pPr>
-      <w:r>
-        <w:rPr>
-          <w:rFonts w:ascii="Courier New" w:hAnsi="Courier New" w:cs="Courier New"/>
-          <w:bCs/>
-          <w:sz w:val="20"/>
-          <w:szCs w:val="20"/>
-          <w:lang w:val="uk-UA"/>
-        </w:rPr>
-        <w:t>                    from concert in vipConcerts</w:t>
+          <w:sz w:val="20"/>
+          <w:szCs w:val="20"/>
+          <w:lang w:val="en-US"/>
+        </w:rPr>
+      </w:pPr>
+      <w:r>
+        <w:rPr>
+          <w:rFonts w:ascii="Courier New" w:hAnsi="Courier New" w:cs="Courier New"/>
+          <w:sz w:val="20"/>
+          <w:szCs w:val="20"/>
+          <w:lang w:val="en-US"/>
+        </w:rPr>
+        <w:t>{</w:t>
       </w:r>
     </w:p>
     <w:p>
@@ -1755,22 +5087,51 @@
         <w:ind w:firstLine="709"/>
         <w:rPr>
           <w:rFonts w:ascii="Courier New" w:hAnsi="Courier New" w:cs="Courier New"/>
-          <w:bCs/>
-          <w:sz w:val="20"/>
-          <w:szCs w:val="20"/>
-          <w:lang w:val="uk-UA"/>
-        </w:rPr>
-      </w:pPr>
-      <w:r>
-        <w:rPr>
-          <w:rFonts w:ascii="Courier New" w:hAnsi="Courier New" w:cs="Courier New"/>
-          <w:bCs/>
-          <w:sz w:val="20"/>
-          <w:szCs w:val="20"/>
-          <w:lang w:val="uk-UA"/>
-        </w:rPr>
-        <w:t>                    select new XElement("Concert",</w:t>
-      </w:r>
+          <w:sz w:val="20"/>
+          <w:szCs w:val="20"/>
+          <w:lang w:val="en-US"/>
+        </w:rPr>
+      </w:pPr>
+      <w:r>
+        <w:rPr>
+          <w:rFonts w:ascii="Courier New" w:hAnsi="Courier New" w:cs="Courier New"/>
+          <w:sz w:val="20"/>
+          <w:szCs w:val="20"/>
+          <w:lang w:val="en-US"/>
+        </w:rPr>
+        <w:t xml:space="preserve">    private </w:t>
+      </w:r>
+      <w:proofErr w:type="spellStart"/>
+      <w:r>
+        <w:rPr>
+          <w:rFonts w:ascii="Courier New" w:hAnsi="Courier New" w:cs="Courier New"/>
+          <w:sz w:val="20"/>
+          <w:szCs w:val="20"/>
+          <w:lang w:val="en-US"/>
+        </w:rPr>
+        <w:t>SystemConfig</w:t>
+      </w:r>
+      <w:proofErr w:type="spellEnd"/>
+      <w:r>
+        <w:rPr>
+          <w:rFonts w:ascii="Courier New" w:hAnsi="Courier New" w:cs="Courier New"/>
+          <w:sz w:val="20"/>
+          <w:szCs w:val="20"/>
+          <w:lang w:val="en-US"/>
+        </w:rPr>
+        <w:t xml:space="preserve"> _</w:t>
+      </w:r>
+      <w:proofErr w:type="gramStart"/>
+      <w:r>
+        <w:rPr>
+          <w:rFonts w:ascii="Courier New" w:hAnsi="Courier New" w:cs="Courier New"/>
+          <w:sz w:val="20"/>
+          <w:szCs w:val="20"/>
+          <w:lang w:val="en-US"/>
+        </w:rPr>
+        <w:t>config;</w:t>
+      </w:r>
+      <w:proofErr w:type="gramEnd"/>
     </w:p>
     <w:p>
       <w:pPr>
@@ -1778,21 +5139,50 @@
         <w:ind w:firstLine="709"/>
         <w:rPr>
           <w:rFonts w:ascii="Courier New" w:hAnsi="Courier New" w:cs="Courier New"/>
-          <w:bCs/>
-          <w:sz w:val="20"/>
-          <w:szCs w:val="20"/>
-          <w:lang w:val="uk-UA"/>
-        </w:rPr>
-      </w:pPr>
-      <w:r>
-        <w:rPr>
-          <w:rFonts w:ascii="Courier New" w:hAnsi="Courier New" w:cs="Courier New"/>
-          <w:bCs/>
-          <w:sz w:val="20"/>
-          <w:szCs w:val="20"/>
-          <w:lang w:val="uk-UA"/>
-        </w:rPr>
-        <w:t>                        new XElement("Title", concert.Title),</w:t>
+          <w:sz w:val="20"/>
+          <w:szCs w:val="20"/>
+          <w:lang w:val="en-US"/>
+        </w:rPr>
+      </w:pPr>
+      <w:r>
+        <w:rPr>
+          <w:rFonts w:ascii="Courier New" w:hAnsi="Courier New" w:cs="Courier New"/>
+          <w:sz w:val="20"/>
+          <w:szCs w:val="20"/>
+          <w:lang w:val="en-US"/>
+        </w:rPr>
+        <w:t xml:space="preserve">    public </w:t>
+      </w:r>
+      <w:proofErr w:type="spellStart"/>
+      <w:proofErr w:type="gramStart"/>
+      <w:r>
+        <w:rPr>
+          <w:rFonts w:ascii="Courier New" w:hAnsi="Courier New" w:cs="Courier New"/>
+          <w:sz w:val="20"/>
+          <w:szCs w:val="20"/>
+          <w:lang w:val="en-US"/>
+        </w:rPr>
+        <w:t>EventController</w:t>
+      </w:r>
+      <w:proofErr w:type="spellEnd"/>
+      <w:r>
+        <w:rPr>
+          <w:rFonts w:ascii="Courier New" w:hAnsi="Courier New" w:cs="Courier New"/>
+          <w:sz w:val="20"/>
+          <w:szCs w:val="20"/>
+          <w:lang w:val="en-US"/>
+        </w:rPr>
+        <w:t>(</w:t>
+      </w:r>
+      <w:proofErr w:type="gramEnd"/>
+      <w:r>
+        <w:rPr>
+          <w:rFonts w:ascii="Courier New" w:hAnsi="Courier New" w:cs="Courier New"/>
+          <w:sz w:val="20"/>
+          <w:szCs w:val="20"/>
+          <w:lang w:val="en-US"/>
+        </w:rPr>
+        <w:t>)</w:t>
       </w:r>
     </w:p>
     <w:p>
@@ -1801,21 +5191,19 @@
         <w:ind w:firstLine="709"/>
         <w:rPr>
           <w:rFonts w:ascii="Courier New" w:hAnsi="Courier New" w:cs="Courier New"/>
-          <w:bCs/>
-          <w:sz w:val="20"/>
-          <w:szCs w:val="20"/>
-          <w:lang w:val="uk-UA"/>
-        </w:rPr>
-      </w:pPr>
-      <w:r>
-        <w:rPr>
-          <w:rFonts w:ascii="Courier New" w:hAnsi="Courier New" w:cs="Courier New"/>
-          <w:bCs/>
-          <w:sz w:val="20"/>
-          <w:szCs w:val="20"/>
-          <w:lang w:val="uk-UA"/>
-        </w:rPr>
-        <w:t>                        new XElement("Date", concert.Date.ToShortDateString()),</w:t>
+          <w:sz w:val="20"/>
+          <w:szCs w:val="20"/>
+          <w:lang w:val="en-US"/>
+        </w:rPr>
+      </w:pPr>
+      <w:r>
+        <w:rPr>
+          <w:rFonts w:ascii="Courier New" w:hAnsi="Courier New" w:cs="Courier New"/>
+          <w:sz w:val="20"/>
+          <w:szCs w:val="20"/>
+          <w:lang w:val="en-US"/>
+        </w:rPr>
+        <w:t xml:space="preserve">    {</w:t>
       </w:r>
     </w:p>
     <w:p>
@@ -1824,22 +5212,83 @@
         <w:ind w:firstLine="709"/>
         <w:rPr>
           <w:rFonts w:ascii="Courier New" w:hAnsi="Courier New" w:cs="Courier New"/>
-          <w:bCs/>
-          <w:sz w:val="20"/>
-          <w:szCs w:val="20"/>
-          <w:lang w:val="uk-UA"/>
-        </w:rPr>
-      </w:pPr>
-      <w:r>
-        <w:rPr>
-          <w:rFonts w:ascii="Courier New" w:hAnsi="Courier New" w:cs="Courier New"/>
-          <w:bCs/>
-          <w:sz w:val="20"/>
-          <w:szCs w:val="20"/>
-          <w:lang w:val="uk-UA"/>
-        </w:rPr>
-        <w:t>                        new XElement("Price", concert.CalculateFinalPrice()),</w:t>
-      </w:r>
+          <w:sz w:val="20"/>
+          <w:szCs w:val="20"/>
+          <w:lang w:val="en-US"/>
+        </w:rPr>
+      </w:pPr>
+      <w:r>
+        <w:rPr>
+          <w:rFonts w:ascii="Courier New" w:hAnsi="Courier New" w:cs="Courier New"/>
+          <w:sz w:val="20"/>
+          <w:szCs w:val="20"/>
+          <w:lang w:val="en-US"/>
+        </w:rPr>
+        <w:lastRenderedPageBreak/>
+        <w:t xml:space="preserve">        _config = new </w:t>
+      </w:r>
+      <w:proofErr w:type="spellStart"/>
+      <w:proofErr w:type="gramStart"/>
+      <w:r>
+        <w:rPr>
+          <w:rFonts w:ascii="Courier New" w:hAnsi="Courier New" w:cs="Courier New"/>
+          <w:sz w:val="20"/>
+          <w:szCs w:val="20"/>
+          <w:lang w:val="en-US"/>
+        </w:rPr>
+        <w:t>SystemConfig</w:t>
+      </w:r>
+      <w:proofErr w:type="spellEnd"/>
+      <w:r>
+        <w:rPr>
+          <w:rFonts w:ascii="Courier New" w:hAnsi="Courier New" w:cs="Courier New"/>
+          <w:sz w:val="20"/>
+          <w:szCs w:val="20"/>
+          <w:lang w:val="en-US"/>
+        </w:rPr>
+        <w:t>(</w:t>
+      </w:r>
+      <w:proofErr w:type="gramEnd"/>
+      <w:r>
+        <w:rPr>
+          <w:rFonts w:ascii="Courier New" w:hAnsi="Courier New" w:cs="Courier New"/>
+          <w:sz w:val="20"/>
+          <w:szCs w:val="20"/>
+          <w:lang w:val="en-US"/>
+        </w:rPr>
+        <w:t xml:space="preserve">); // </w:t>
+      </w:r>
+      <w:proofErr w:type="spellStart"/>
+      <w:r>
+        <w:rPr>
+          <w:rFonts w:ascii="Courier New" w:hAnsi="Courier New" w:cs="Courier New"/>
+          <w:sz w:val="20"/>
+          <w:szCs w:val="20"/>
+          <w:lang w:val="en-US"/>
+        </w:rPr>
+        <w:t>Створюється</w:t>
+      </w:r>
+      <w:proofErr w:type="spellEnd"/>
+      <w:r>
+        <w:rPr>
+          <w:rFonts w:ascii="Courier New" w:hAnsi="Courier New" w:cs="Courier New"/>
+          <w:sz w:val="20"/>
+          <w:szCs w:val="20"/>
+          <w:lang w:val="en-US"/>
+        </w:rPr>
+        <w:t xml:space="preserve"> </w:t>
+      </w:r>
+      <w:proofErr w:type="spellStart"/>
+      <w:r>
+        <w:rPr>
+          <w:rFonts w:ascii="Courier New" w:hAnsi="Courier New" w:cs="Courier New"/>
+          <w:sz w:val="20"/>
+          <w:szCs w:val="20"/>
+          <w:lang w:val="en-US"/>
+        </w:rPr>
+        <w:t>всередині</w:t>
+      </w:r>
+      <w:proofErr w:type="spellEnd"/>
     </w:p>
     <w:p>
       <w:pPr>
@@ -1847,21 +5296,19 @@
         <w:ind w:firstLine="709"/>
         <w:rPr>
           <w:rFonts w:ascii="Courier New" w:hAnsi="Courier New" w:cs="Courier New"/>
-          <w:bCs/>
-          <w:sz w:val="20"/>
-          <w:szCs w:val="20"/>
-          <w:lang w:val="uk-UA"/>
-        </w:rPr>
-      </w:pPr>
-      <w:r>
-        <w:rPr>
-          <w:rFonts w:ascii="Courier New" w:hAnsi="Courier New" w:cs="Courier New"/>
-          <w:bCs/>
-          <w:sz w:val="20"/>
-          <w:szCs w:val="20"/>
-          <w:lang w:val="uk-UA"/>
-        </w:rPr>
-        <w:t>                        new XElement("VipZone", concert.IsVipZoneAvailable)</w:t>
+          <w:sz w:val="20"/>
+          <w:szCs w:val="20"/>
+          <w:lang w:val="en-US"/>
+        </w:rPr>
+      </w:pPr>
+      <w:r>
+        <w:rPr>
+          <w:rFonts w:ascii="Courier New" w:hAnsi="Courier New" w:cs="Courier New"/>
+          <w:sz w:val="20"/>
+          <w:szCs w:val="20"/>
+          <w:lang w:val="en-US"/>
+        </w:rPr>
+        <w:t xml:space="preserve">    }</w:t>
       </w:r>
     </w:p>
     <w:p>
@@ -1870,21 +5317,19 @@
         <w:ind w:firstLine="709"/>
         <w:rPr>
           <w:rFonts w:ascii="Courier New" w:hAnsi="Courier New" w:cs="Courier New"/>
-          <w:bCs/>
-          <w:sz w:val="20"/>
-          <w:szCs w:val="20"/>
-          <w:lang w:val="uk-UA"/>
-        </w:rPr>
-      </w:pPr>
-      <w:r>
-        <w:rPr>
-          <w:rFonts w:ascii="Courier New" w:hAnsi="Courier New" w:cs="Courier New"/>
-          <w:bCs/>
-          <w:sz w:val="20"/>
-          <w:szCs w:val="20"/>
-          <w:lang w:val="uk-UA"/>
-        </w:rPr>
-        <w:t>                    )</w:t>
+          <w:sz w:val="20"/>
+          <w:szCs w:val="20"/>
+          <w:lang w:val="en-US"/>
+        </w:rPr>
+      </w:pPr>
+      <w:r>
+        <w:rPr>
+          <w:rFonts w:ascii="Courier New" w:hAnsi="Courier New" w:cs="Courier New"/>
+          <w:sz w:val="20"/>
+          <w:szCs w:val="20"/>
+          <w:lang w:val="en-US"/>
+        </w:rPr>
+        <w:t>}</w:t>
       </w:r>
     </w:p>
     <w:p>
@@ -1893,22 +5338,11 @@
         <w:ind w:firstLine="709"/>
         <w:rPr>
           <w:rFonts w:ascii="Courier New" w:hAnsi="Courier New" w:cs="Courier New"/>
-          <w:bCs/>
-          <w:sz w:val="20"/>
-          <w:szCs w:val="20"/>
-          <w:lang w:val="uk-UA"/>
-        </w:rPr>
-      </w:pPr>
-      <w:r>
-        <w:rPr>
-          <w:rFonts w:ascii="Courier New" w:hAnsi="Courier New" w:cs="Courier New"/>
-          <w:bCs/>
-          <w:sz w:val="20"/>
-          <w:szCs w:val="20"/>
-          <w:lang w:val="uk-UA"/>
-        </w:rPr>
-        <w:t>                )</w:t>
-      </w:r>
+          <w:sz w:val="20"/>
+          <w:szCs w:val="20"/>
+          <w:lang w:val="en-US"/>
+        </w:rPr>
+      </w:pPr>
     </w:p>
     <w:p>
       <w:pPr>
@@ -1916,21 +5350,59 @@
         <w:ind w:firstLine="709"/>
         <w:rPr>
           <w:rFonts w:ascii="Courier New" w:hAnsi="Courier New" w:cs="Courier New"/>
-          <w:bCs/>
-          <w:sz w:val="20"/>
-          <w:szCs w:val="20"/>
-          <w:lang w:val="uk-UA"/>
-        </w:rPr>
-      </w:pPr>
-      <w:r>
-        <w:rPr>
-          <w:rFonts w:ascii="Courier New" w:hAnsi="Courier New" w:cs="Courier New"/>
-          <w:bCs/>
-          <w:sz w:val="20"/>
-          <w:szCs w:val="20"/>
-          <w:lang w:val="uk-UA"/>
-        </w:rPr>
-        <w:t>            );</w:t>
+          <w:sz w:val="20"/>
+          <w:szCs w:val="20"/>
+          <w:lang w:val="en-US"/>
+        </w:rPr>
+      </w:pPr>
+      <w:r>
+        <w:rPr>
+          <w:rFonts w:ascii="Courier New" w:hAnsi="Courier New" w:cs="Courier New"/>
+          <w:sz w:val="20"/>
+          <w:szCs w:val="20"/>
+          <w:lang w:val="en-US"/>
+        </w:rPr>
+        <w:t>// Агрегація (</w:t>
+      </w:r>
+      <w:proofErr w:type="spellStart"/>
+      <w:r>
+        <w:rPr>
+          <w:rFonts w:ascii="Courier New" w:hAnsi="Courier New" w:cs="Courier New"/>
+          <w:sz w:val="20"/>
+          <w:szCs w:val="20"/>
+          <w:lang w:val="en-US"/>
+        </w:rPr>
+        <w:t>слабкий</w:t>
+      </w:r>
+      <w:proofErr w:type="spellEnd"/>
+      <w:r>
+        <w:rPr>
+          <w:rFonts w:ascii="Courier New" w:hAnsi="Courier New" w:cs="Courier New"/>
+          <w:sz w:val="20"/>
+          <w:szCs w:val="20"/>
+          <w:lang w:val="en-US"/>
+        </w:rPr>
+        <w:t xml:space="preserve"> </w:t>
+      </w:r>
+      <w:proofErr w:type="spellStart"/>
+      <w:r>
+        <w:rPr>
+          <w:rFonts w:ascii="Courier New" w:hAnsi="Courier New" w:cs="Courier New"/>
+          <w:sz w:val="20"/>
+          <w:szCs w:val="20"/>
+          <w:lang w:val="en-US"/>
+        </w:rPr>
+        <w:t>зв'язок</w:t>
+      </w:r>
+      <w:proofErr w:type="spellEnd"/>
+      <w:r>
+        <w:rPr>
+          <w:rFonts w:ascii="Courier New" w:hAnsi="Courier New" w:cs="Courier New"/>
+          <w:sz w:val="20"/>
+          <w:szCs w:val="20"/>
+          <w:lang w:val="en-US"/>
+        </w:rPr>
+        <w:t>)</w:t>
       </w:r>
     </w:p>
     <w:p>
@@ -1939,12 +5411,31 @@
         <w:ind w:firstLine="709"/>
         <w:rPr>
           <w:rFonts w:ascii="Courier New" w:hAnsi="Courier New" w:cs="Courier New"/>
-          <w:bCs/>
-          <w:sz w:val="20"/>
-          <w:szCs w:val="20"/>
-          <w:lang w:val="uk-UA"/>
-        </w:rPr>
-      </w:pPr>
+          <w:sz w:val="20"/>
+          <w:szCs w:val="20"/>
+          <w:lang w:val="en-US"/>
+        </w:rPr>
+      </w:pPr>
+      <w:r>
+        <w:rPr>
+          <w:rFonts w:ascii="Courier New" w:hAnsi="Courier New" w:cs="Courier New"/>
+          <w:sz w:val="20"/>
+          <w:szCs w:val="20"/>
+          <w:lang w:val="en-US"/>
+        </w:rPr>
+        <w:t xml:space="preserve">public class </w:t>
+      </w:r>
+      <w:proofErr w:type="spellStart"/>
+      <w:r>
+        <w:rPr>
+          <w:rFonts w:ascii="Courier New" w:hAnsi="Courier New" w:cs="Courier New"/>
+          <w:sz w:val="20"/>
+          <w:szCs w:val="20"/>
+          <w:lang w:val="en-US"/>
+        </w:rPr>
+        <w:t>EventContainer</w:t>
+      </w:r>
+      <w:proofErr w:type="spellEnd"/>
     </w:p>
     <w:p>
       <w:pPr>
@@ -1952,10 +5443,333 @@
         <w:ind w:firstLine="709"/>
         <w:rPr>
           <w:rFonts w:ascii="Courier New" w:hAnsi="Courier New" w:cs="Courier New"/>
-          <w:bCs/>
-          <w:sz w:val="20"/>
-          <w:szCs w:val="20"/>
-          <w:lang w:val="uk-UA"/>
+          <w:sz w:val="20"/>
+          <w:szCs w:val="20"/>
+          <w:lang w:val="en-US"/>
+        </w:rPr>
+      </w:pPr>
+      <w:r>
+        <w:rPr>
+          <w:rFonts w:ascii="Courier New" w:hAnsi="Courier New" w:cs="Courier New"/>
+          <w:sz w:val="20"/>
+          <w:szCs w:val="20"/>
+          <w:lang w:val="en-US"/>
+        </w:rPr>
+        <w:t>{</w:t>
+      </w:r>
+    </w:p>
+    <w:p>
+      <w:pPr>
+        <w:pStyle w:val="Standard"/>
+        <w:ind w:firstLine="709"/>
+        <w:rPr>
+          <w:rFonts w:ascii="Courier New" w:hAnsi="Courier New" w:cs="Courier New"/>
+          <w:sz w:val="20"/>
+          <w:szCs w:val="20"/>
+          <w:lang w:val="en-US"/>
+        </w:rPr>
+      </w:pPr>
+      <w:r>
+        <w:rPr>
+          <w:rFonts w:ascii="Courier New" w:hAnsi="Courier New" w:cs="Courier New"/>
+          <w:sz w:val="20"/>
+          <w:szCs w:val="20"/>
+          <w:lang w:val="en-US"/>
+        </w:rPr>
+        <w:t xml:space="preserve">    private List&lt;</w:t>
+      </w:r>
+      <w:proofErr w:type="spellStart"/>
+      <w:r>
+        <w:rPr>
+          <w:rFonts w:ascii="Courier New" w:hAnsi="Courier New" w:cs="Courier New"/>
+          <w:sz w:val="20"/>
+          <w:szCs w:val="20"/>
+          <w:lang w:val="en-US"/>
+        </w:rPr>
+        <w:t>EventBase</w:t>
+      </w:r>
+      <w:proofErr w:type="spellEnd"/>
+      <w:r>
+        <w:rPr>
+          <w:rFonts w:ascii="Courier New" w:hAnsi="Courier New" w:cs="Courier New"/>
+          <w:sz w:val="20"/>
+          <w:szCs w:val="20"/>
+          <w:lang w:val="en-US"/>
+        </w:rPr>
+        <w:t>&gt; _events = new List&lt;</w:t>
+      </w:r>
+      <w:proofErr w:type="spellStart"/>
+      <w:r>
+        <w:rPr>
+          <w:rFonts w:ascii="Courier New" w:hAnsi="Courier New" w:cs="Courier New"/>
+          <w:sz w:val="20"/>
+          <w:szCs w:val="20"/>
+          <w:lang w:val="en-US"/>
+        </w:rPr>
+        <w:t>EventBase</w:t>
+      </w:r>
+      <w:proofErr w:type="spellEnd"/>
+      <w:proofErr w:type="gramStart"/>
+      <w:r>
+        <w:rPr>
+          <w:rFonts w:ascii="Courier New" w:hAnsi="Courier New" w:cs="Courier New"/>
+          <w:sz w:val="20"/>
+          <w:szCs w:val="20"/>
+          <w:lang w:val="en-US"/>
+        </w:rPr>
+        <w:t>&gt;();</w:t>
+      </w:r>
+      <w:proofErr w:type="gramEnd"/>
+    </w:p>
+    <w:p>
+      <w:pPr>
+        <w:pStyle w:val="Standard"/>
+        <w:ind w:firstLine="709"/>
+        <w:rPr>
+          <w:rFonts w:ascii="Courier New" w:hAnsi="Courier New" w:cs="Courier New"/>
+          <w:sz w:val="20"/>
+          <w:szCs w:val="20"/>
+          <w:lang w:val="en-US"/>
+        </w:rPr>
+      </w:pPr>
+      <w:r>
+        <w:rPr>
+          <w:rFonts w:ascii="Courier New" w:hAnsi="Courier New" w:cs="Courier New"/>
+          <w:sz w:val="20"/>
+          <w:szCs w:val="20"/>
+          <w:lang w:val="en-US"/>
+        </w:rPr>
+        <w:t xml:space="preserve">    public void </w:t>
+      </w:r>
+      <w:proofErr w:type="spellStart"/>
+      <w:proofErr w:type="gramStart"/>
+      <w:r>
+        <w:rPr>
+          <w:rFonts w:ascii="Courier New" w:hAnsi="Courier New" w:cs="Courier New"/>
+          <w:sz w:val="20"/>
+          <w:szCs w:val="20"/>
+          <w:lang w:val="en-US"/>
+        </w:rPr>
+        <w:t>AddEvent</w:t>
+      </w:r>
+      <w:proofErr w:type="spellEnd"/>
+      <w:r>
+        <w:rPr>
+          <w:rFonts w:ascii="Courier New" w:hAnsi="Courier New" w:cs="Courier New"/>
+          <w:sz w:val="20"/>
+          <w:szCs w:val="20"/>
+          <w:lang w:val="en-US"/>
+        </w:rPr>
+        <w:t>(</w:t>
+      </w:r>
+      <w:proofErr w:type="spellStart"/>
+      <w:proofErr w:type="gramEnd"/>
+      <w:r>
+        <w:rPr>
+          <w:rFonts w:ascii="Courier New" w:hAnsi="Courier New" w:cs="Courier New"/>
+          <w:sz w:val="20"/>
+          <w:szCs w:val="20"/>
+          <w:lang w:val="en-US"/>
+        </w:rPr>
+        <w:t>EventBase</w:t>
+      </w:r>
+      <w:proofErr w:type="spellEnd"/>
+      <w:r>
+        <w:rPr>
+          <w:rFonts w:ascii="Courier New" w:hAnsi="Courier New" w:cs="Courier New"/>
+          <w:sz w:val="20"/>
+          <w:szCs w:val="20"/>
+          <w:lang w:val="en-US"/>
+        </w:rPr>
+        <w:t xml:space="preserve"> </w:t>
+      </w:r>
+      <w:proofErr w:type="spellStart"/>
+      <w:r>
+        <w:rPr>
+          <w:rFonts w:ascii="Courier New" w:hAnsi="Courier New" w:cs="Courier New"/>
+          <w:sz w:val="20"/>
+          <w:szCs w:val="20"/>
+          <w:lang w:val="en-US"/>
+        </w:rPr>
+        <w:t>ev</w:t>
+      </w:r>
+      <w:proofErr w:type="spellEnd"/>
+      <w:r>
+        <w:rPr>
+          <w:rFonts w:ascii="Courier New" w:hAnsi="Courier New" w:cs="Courier New"/>
+          <w:sz w:val="20"/>
+          <w:szCs w:val="20"/>
+          <w:lang w:val="en-US"/>
+        </w:rPr>
+        <w:t xml:space="preserve">) // </w:t>
+      </w:r>
+      <w:proofErr w:type="spellStart"/>
+      <w:r>
+        <w:rPr>
+          <w:rFonts w:ascii="Courier New" w:hAnsi="Courier New" w:cs="Courier New"/>
+          <w:sz w:val="20"/>
+          <w:szCs w:val="20"/>
+          <w:lang w:val="en-US"/>
+        </w:rPr>
+        <w:t>Передається</w:t>
+      </w:r>
+      <w:proofErr w:type="spellEnd"/>
+      <w:r>
+        <w:rPr>
+          <w:rFonts w:ascii="Courier New" w:hAnsi="Courier New" w:cs="Courier New"/>
+          <w:sz w:val="20"/>
+          <w:szCs w:val="20"/>
+          <w:lang w:val="en-US"/>
+        </w:rPr>
+        <w:t xml:space="preserve"> </w:t>
+      </w:r>
+      <w:proofErr w:type="spellStart"/>
+      <w:r>
+        <w:rPr>
+          <w:rFonts w:ascii="Courier New" w:hAnsi="Courier New" w:cs="Courier New"/>
+          <w:sz w:val="20"/>
+          <w:szCs w:val="20"/>
+          <w:lang w:val="en-US"/>
+        </w:rPr>
+        <w:t>ззовні</w:t>
+      </w:r>
+      <w:proofErr w:type="spellEnd"/>
+    </w:p>
+    <w:p>
+      <w:pPr>
+        <w:pStyle w:val="Standard"/>
+        <w:ind w:firstLine="709"/>
+        <w:rPr>
+          <w:rFonts w:ascii="Courier New" w:hAnsi="Courier New" w:cs="Courier New"/>
+          <w:sz w:val="20"/>
+          <w:szCs w:val="20"/>
+          <w:lang w:val="en-US"/>
+        </w:rPr>
+      </w:pPr>
+      <w:r>
+        <w:rPr>
+          <w:rFonts w:ascii="Courier New" w:hAnsi="Courier New" w:cs="Courier New"/>
+          <w:sz w:val="20"/>
+          <w:szCs w:val="20"/>
+          <w:lang w:val="en-US"/>
+        </w:rPr>
+        <w:t xml:space="preserve">    {</w:t>
+      </w:r>
+    </w:p>
+    <w:p>
+      <w:pPr>
+        <w:pStyle w:val="Standard"/>
+        <w:ind w:firstLine="709"/>
+        <w:rPr>
+          <w:rFonts w:ascii="Courier New" w:hAnsi="Courier New" w:cs="Courier New"/>
+          <w:sz w:val="20"/>
+          <w:szCs w:val="20"/>
+          <w:lang w:val="en-US"/>
+        </w:rPr>
+      </w:pPr>
+      <w:r>
+        <w:rPr>
+          <w:rFonts w:ascii="Courier New" w:hAnsi="Courier New" w:cs="Courier New"/>
+          <w:sz w:val="20"/>
+          <w:szCs w:val="20"/>
+          <w:lang w:val="en-US"/>
+        </w:rPr>
+        <w:t xml:space="preserve">        _</w:t>
+      </w:r>
+      <w:proofErr w:type="spellStart"/>
+      <w:proofErr w:type="gramStart"/>
+      <w:r>
+        <w:rPr>
+          <w:rFonts w:ascii="Courier New" w:hAnsi="Courier New" w:cs="Courier New"/>
+          <w:sz w:val="20"/>
+          <w:szCs w:val="20"/>
+          <w:lang w:val="en-US"/>
+        </w:rPr>
+        <w:t>events.Add</w:t>
+      </w:r>
+      <w:proofErr w:type="spellEnd"/>
+      <w:proofErr w:type="gramEnd"/>
+      <w:r>
+        <w:rPr>
+          <w:rFonts w:ascii="Courier New" w:hAnsi="Courier New" w:cs="Courier New"/>
+          <w:sz w:val="20"/>
+          <w:szCs w:val="20"/>
+          <w:lang w:val="en-US"/>
+        </w:rPr>
+        <w:t>(</w:t>
+      </w:r>
+      <w:proofErr w:type="spellStart"/>
+      <w:r>
+        <w:rPr>
+          <w:rFonts w:ascii="Courier New" w:hAnsi="Courier New" w:cs="Courier New"/>
+          <w:sz w:val="20"/>
+          <w:szCs w:val="20"/>
+          <w:lang w:val="en-US"/>
+        </w:rPr>
+        <w:t>ev</w:t>
+      </w:r>
+      <w:proofErr w:type="spellEnd"/>
+      <w:proofErr w:type="gramStart"/>
+      <w:r>
+        <w:rPr>
+          <w:rFonts w:ascii="Courier New" w:hAnsi="Courier New" w:cs="Courier New"/>
+          <w:sz w:val="20"/>
+          <w:szCs w:val="20"/>
+          <w:lang w:val="en-US"/>
+        </w:rPr>
+        <w:t>);</w:t>
+      </w:r>
+      <w:proofErr w:type="gramEnd"/>
+    </w:p>
+    <w:p>
+      <w:pPr>
+        <w:pStyle w:val="Standard"/>
+        <w:ind w:firstLine="709"/>
+        <w:rPr>
+          <w:rFonts w:ascii="Courier New" w:hAnsi="Courier New" w:cs="Courier New"/>
+          <w:sz w:val="20"/>
+          <w:szCs w:val="20"/>
+          <w:lang w:val="en-US"/>
+        </w:rPr>
+      </w:pPr>
+      <w:r>
+        <w:rPr>
+          <w:rFonts w:ascii="Courier New" w:hAnsi="Courier New" w:cs="Courier New"/>
+          <w:sz w:val="20"/>
+          <w:szCs w:val="20"/>
+          <w:lang w:val="en-US"/>
+        </w:rPr>
+        <w:t xml:space="preserve">    }</w:t>
+      </w:r>
+    </w:p>
+    <w:p>
+      <w:pPr>
+        <w:pStyle w:val="Standard"/>
+        <w:ind w:firstLine="709"/>
+        <w:rPr>
+          <w:rFonts w:ascii="Courier New" w:hAnsi="Courier New" w:cs="Courier New"/>
+          <w:sz w:val="20"/>
+          <w:szCs w:val="20"/>
+        </w:rPr>
+      </w:pPr>
+      <w:r>
+        <w:rPr>
+          <w:rFonts w:ascii="Courier New" w:hAnsi="Courier New" w:cs="Courier New"/>
+          <w:sz w:val="20"/>
+          <w:szCs w:val="20"/>
+          <w:lang w:val="en-US"/>
+        </w:rPr>
+        <w:t>}</w:t>
+      </w:r>
+    </w:p>
+    <w:p>
+      <w:pPr>
+        <w:pStyle w:val="Standard"/>
+        <w:ind w:firstLine="709"/>
+        <w:rPr>
+          <w:rFonts w:ascii="Courier New" w:hAnsi="Courier New" w:cs="Courier New"/>
+          <w:sz w:val="20"/>
+          <w:szCs w:val="20"/>
         </w:rPr>
       </w:pPr>
     </w:p>
@@ -1967,11 +5781,13 @@
         <w:jc w:val="both"/>
         <w:rPr>
           <w:rFonts w:ascii="Times New Roman" w:hAnsi="Times New Roman" w:cs="Times New Roman"/>
-          <w:sz w:val="28"/>
-          <w:szCs w:val="28"/>
-          <w:lang w:val="uk-UA"/>
-        </w:rPr>
-      </w:pPr>
+          <w:bCs/>
+          <w:sz w:val="28"/>
+          <w:szCs w:val="28"/>
+          <w:lang w:val="uk-UA"/>
+        </w:rPr>
+      </w:pPr>
+      <w:proofErr w:type="spellStart"/>
       <w:r>
         <w:rPr>
           <w:rFonts w:ascii="Times New Roman" w:hAnsi="Times New Roman" w:cs="Times New Roman"/>
@@ -1979,10 +5795,10 @@
           <w:bCs/>
           <w:sz w:val="28"/>
           <w:szCs w:val="28"/>
-          <w:lang w:val="uk-UA"/>
-        </w:rPr>
-        <w:t xml:space="preserve">Реалізація </w:t>
-      </w:r>
+        </w:rPr>
+        <w:t>Демонстрація</w:t>
+      </w:r>
+      <w:proofErr w:type="spellEnd"/>
       <w:r>
         <w:rPr>
           <w:rFonts w:ascii="Times New Roman" w:hAnsi="Times New Roman" w:cs="Times New Roman"/>
@@ -1991,8 +5807,9 @@
           <w:sz w:val="28"/>
           <w:szCs w:val="28"/>
         </w:rPr>
-        <w:t>IDisposable</w:t>
-      </w:r>
+        <w:t xml:space="preserve"> </w:t>
+      </w:r>
+      <w:proofErr w:type="spellStart"/>
       <w:r>
         <w:rPr>
           <w:rFonts w:ascii="Times New Roman" w:hAnsi="Times New Roman" w:cs="Times New Roman"/>
@@ -2000,550 +5817,538 @@
           <w:bCs/>
           <w:sz w:val="28"/>
           <w:szCs w:val="28"/>
-          <w:lang w:val="uk-UA"/>
-        </w:rPr>
-        <w:t xml:space="preserve"> та використання </w:t>
-      </w:r>
-      <w:r>
-        <w:rPr>
-          <w:rFonts w:ascii="Times New Roman" w:hAnsi="Times New Roman" w:cs="Times New Roman"/>
-          <w:b/>
-          <w:bCs/>
-          <w:sz w:val="28"/>
-          <w:szCs w:val="28"/>
-        </w:rPr>
-        <w:t>using</w:t>
-      </w:r>
-      <w:r>
-        <w:rPr>
-          <w:rFonts w:ascii="Times New Roman" w:hAnsi="Times New Roman" w:cs="Times New Roman"/>
-          <w:sz w:val="28"/>
-          <w:szCs w:val="28"/>
-          <w:lang w:val="uk-UA"/>
-        </w:rPr>
-        <w:t xml:space="preserve"> </w:t>
-      </w:r>
-    </w:p>
-    <w:p>
-      <w:pPr>
-        <w:pStyle w:val="Standard"/>
-        <w:spacing w:line="360" w:lineRule="auto"/>
-        <w:ind w:firstLine="709"/>
-        <w:jc w:val="both"/>
-        <w:rPr>
-          <w:rFonts w:ascii="Times New Roman" w:hAnsi="Times New Roman" w:cs="Times New Roman"/>
-          <w:sz w:val="28"/>
-          <w:szCs w:val="28"/>
-        </w:rPr>
-      </w:pPr>
-      <w:r>
-        <w:rPr>
-          <w:rFonts w:ascii="Times New Roman" w:hAnsi="Times New Roman" w:cs="Times New Roman"/>
-          <w:sz w:val="28"/>
-          <w:szCs w:val="28"/>
-        </w:rPr>
-        <w:t>Було створено клас ResourceManager, призначений для логування подій у текстовий файл. Клас імплементує інтерфейс IDisposable за класичним патерном, звільняючи об'єкт StreamWriter у методі Dispose. У головній програмі екземпляр цього класу викликався через конструкцію using.</w:t>
-      </w:r>
-    </w:p>
-    <w:p>
-      <w:pPr>
-        <w:pStyle w:val="Standard"/>
-        <w:ind w:firstLine="709"/>
-        <w:rPr>
-          <w:rFonts w:ascii="Times New Roman" w:hAnsi="Times New Roman" w:cs="Times New Roman"/>
-          <w:sz w:val="28"/>
-          <w:szCs w:val="28"/>
-        </w:rPr>
-      </w:pPr>
-    </w:p>
-    <w:p>
-      <w:pPr>
-        <w:pStyle w:val="Standard"/>
-        <w:ind w:firstLine="709"/>
-        <w:rPr>
-          <w:rFonts w:ascii="Courier New" w:hAnsi="Courier New" w:cs="Courier New"/>
-          <w:sz w:val="20"/>
-          <w:szCs w:val="20"/>
-          <w:lang w:val="en-US"/>
-        </w:rPr>
-      </w:pPr>
-      <w:r>
-        <w:rPr>
-          <w:rFonts w:ascii="Courier New" w:hAnsi="Courier New" w:cs="Courier New"/>
-          <w:sz w:val="20"/>
-          <w:szCs w:val="20"/>
-          <w:lang w:val="en-US"/>
-        </w:rPr>
-        <w:t>// Клас ResourceManager з IDisposable</w:t>
-      </w:r>
-    </w:p>
-    <w:p>
-      <w:pPr>
-        <w:pStyle w:val="Standard"/>
-        <w:ind w:firstLine="709"/>
-        <w:rPr>
-          <w:rFonts w:ascii="Courier New" w:hAnsi="Courier New" w:cs="Courier New"/>
-          <w:sz w:val="20"/>
-          <w:szCs w:val="20"/>
-          <w:lang w:val="en-US"/>
-        </w:rPr>
-      </w:pPr>
-      <w:r>
-        <w:rPr>
-          <w:rFonts w:ascii="Courier New" w:hAnsi="Courier New" w:cs="Courier New"/>
-          <w:sz w:val="20"/>
-          <w:szCs w:val="20"/>
-          <w:lang w:val="en-US"/>
-        </w:rPr>
-        <w:t>public class ResourceManager : IDisposable</w:t>
-      </w:r>
-    </w:p>
-    <w:p>
-      <w:pPr>
-        <w:pStyle w:val="Standard"/>
-        <w:ind w:firstLine="709"/>
-        <w:rPr>
-          <w:rFonts w:ascii="Courier New" w:hAnsi="Courier New" w:cs="Courier New"/>
-          <w:sz w:val="20"/>
-          <w:szCs w:val="20"/>
-        </w:rPr>
-      </w:pPr>
-      <w:r>
-        <w:rPr>
-          <w:rFonts w:ascii="Courier New" w:hAnsi="Courier New" w:cs="Courier New"/>
-          <w:sz w:val="20"/>
-          <w:szCs w:val="20"/>
-        </w:rPr>
-        <w:t>{</w:t>
-      </w:r>
-    </w:p>
-    <w:p>
-      <w:pPr>
-        <w:pStyle w:val="Standard"/>
-        <w:ind w:firstLine="709"/>
-        <w:rPr>
-          <w:rFonts w:ascii="Courier New" w:hAnsi="Courier New" w:cs="Courier New"/>
-          <w:sz w:val="20"/>
-          <w:szCs w:val="20"/>
-        </w:rPr>
-      </w:pPr>
-      <w:r>
-        <w:rPr>
-          <w:rFonts w:ascii="Courier New" w:hAnsi="Courier New" w:cs="Courier New"/>
-          <w:sz w:val="20"/>
-          <w:szCs w:val="20"/>
-        </w:rPr>
-        <w:t xml:space="preserve">    // ... логіка конструктора та методу </w:t>
-      </w:r>
-      <w:r>
-        <w:rPr>
-          <w:rFonts w:ascii="Courier New" w:hAnsi="Courier New" w:cs="Courier New"/>
-          <w:sz w:val="20"/>
-          <w:szCs w:val="20"/>
-          <w:lang w:val="en-US"/>
-        </w:rPr>
-        <w:t>Log</w:t>
-      </w:r>
-      <w:r>
-        <w:rPr>
-          <w:rFonts w:ascii="Courier New" w:hAnsi="Courier New" w:cs="Courier New"/>
-          <w:sz w:val="20"/>
-          <w:szCs w:val="20"/>
-        </w:rPr>
-        <w:t xml:space="preserve"> ...</w:t>
-      </w:r>
-    </w:p>
-    <w:p>
-      <w:pPr>
-        <w:pStyle w:val="Standard"/>
-        <w:ind w:firstLine="709"/>
-        <w:rPr>
-          <w:rFonts w:ascii="Courier New" w:hAnsi="Courier New" w:cs="Courier New"/>
-          <w:sz w:val="20"/>
-          <w:szCs w:val="20"/>
-        </w:rPr>
-      </w:pPr>
-      <w:r>
-        <w:rPr>
-          <w:rFonts w:ascii="Courier New" w:hAnsi="Courier New" w:cs="Courier New"/>
-          <w:sz w:val="20"/>
-          <w:szCs w:val="20"/>
-        </w:rPr>
-        <w:t xml:space="preserve">    </w:t>
-      </w:r>
-    </w:p>
-    <w:p>
-      <w:pPr>
-        <w:pStyle w:val="Standard"/>
-        <w:ind w:firstLine="709"/>
-        <w:rPr>
-          <w:rFonts w:ascii="Courier New" w:hAnsi="Courier New" w:cs="Courier New"/>
-          <w:sz w:val="20"/>
-          <w:szCs w:val="20"/>
-          <w:lang w:val="en-US"/>
-        </w:rPr>
-      </w:pPr>
-      <w:r>
-        <w:rPr>
-          <w:rFonts w:ascii="Courier New" w:hAnsi="Courier New" w:cs="Courier New"/>
-          <w:sz w:val="20"/>
-          <w:szCs w:val="20"/>
-        </w:rPr>
-        <w:t xml:space="preserve">    </w:t>
-      </w:r>
-      <w:r>
-        <w:rPr>
-          <w:rFonts w:ascii="Courier New" w:hAnsi="Courier New" w:cs="Courier New"/>
-          <w:sz w:val="20"/>
-          <w:szCs w:val="20"/>
-          <w:lang w:val="en-US"/>
-        </w:rPr>
-        <w:t>protected virtual void Dispose(bool disposing)</w:t>
-      </w:r>
-    </w:p>
-    <w:p>
-      <w:pPr>
-        <w:pStyle w:val="Standard"/>
-        <w:ind w:firstLine="709"/>
-        <w:rPr>
-          <w:rFonts w:ascii="Courier New" w:hAnsi="Courier New" w:cs="Courier New"/>
-          <w:sz w:val="20"/>
-          <w:szCs w:val="20"/>
-          <w:lang w:val="en-US"/>
-        </w:rPr>
-      </w:pPr>
-      <w:r>
-        <w:rPr>
-          <w:rFonts w:ascii="Courier New" w:hAnsi="Courier New" w:cs="Courier New"/>
-          <w:sz w:val="20"/>
-          <w:szCs w:val="20"/>
-          <w:lang w:val="en-US"/>
-        </w:rPr>
-        <w:t xml:space="preserve">    {</w:t>
-      </w:r>
-    </w:p>
-    <w:p>
-      <w:pPr>
-        <w:pStyle w:val="Standard"/>
-        <w:ind w:firstLine="709"/>
-        <w:rPr>
-          <w:rFonts w:ascii="Courier New" w:hAnsi="Courier New" w:cs="Courier New"/>
-          <w:sz w:val="20"/>
-          <w:szCs w:val="20"/>
-          <w:lang w:val="en-US"/>
-        </w:rPr>
-      </w:pPr>
-      <w:r>
-        <w:rPr>
-          <w:rFonts w:ascii="Courier New" w:hAnsi="Courier New" w:cs="Courier New"/>
-          <w:sz w:val="20"/>
-          <w:szCs w:val="20"/>
-          <w:lang w:val="en-US"/>
-        </w:rPr>
-        <w:t xml:space="preserve">        if (!_disposed)</w:t>
-      </w:r>
-    </w:p>
-    <w:p>
-      <w:pPr>
-        <w:pStyle w:val="Standard"/>
-        <w:ind w:firstLine="709"/>
-        <w:rPr>
-          <w:rFonts w:ascii="Courier New" w:hAnsi="Courier New" w:cs="Courier New"/>
-          <w:sz w:val="20"/>
-          <w:szCs w:val="20"/>
-          <w:lang w:val="en-US"/>
-        </w:rPr>
-      </w:pPr>
-      <w:r>
-        <w:rPr>
-          <w:rFonts w:ascii="Courier New" w:hAnsi="Courier New" w:cs="Courier New"/>
-          <w:sz w:val="20"/>
-          <w:szCs w:val="20"/>
-          <w:lang w:val="en-US"/>
-        </w:rPr>
-        <w:t xml:space="preserve">        {</w:t>
-      </w:r>
-    </w:p>
-    <w:p>
-      <w:pPr>
-        <w:pStyle w:val="Standard"/>
-        <w:ind w:firstLine="709"/>
-        <w:rPr>
-          <w:rFonts w:ascii="Courier New" w:hAnsi="Courier New" w:cs="Courier New"/>
-          <w:sz w:val="20"/>
-          <w:szCs w:val="20"/>
-          <w:lang w:val="en-US"/>
-        </w:rPr>
-      </w:pPr>
-      <w:r>
-        <w:rPr>
-          <w:rFonts w:ascii="Courier New" w:hAnsi="Courier New" w:cs="Courier New"/>
-          <w:sz w:val="20"/>
-          <w:szCs w:val="20"/>
-          <w:lang w:val="en-US"/>
-        </w:rPr>
-        <w:t xml:space="preserve">            if (disposing) _writer?.Dispose();</w:t>
-      </w:r>
-    </w:p>
-    <w:p>
-      <w:pPr>
-        <w:pStyle w:val="Standard"/>
-        <w:ind w:firstLine="709"/>
-        <w:rPr>
-          <w:rFonts w:ascii="Courier New" w:hAnsi="Courier New" w:cs="Courier New"/>
-          <w:sz w:val="20"/>
-          <w:szCs w:val="20"/>
-          <w:lang w:val="en-US"/>
-        </w:rPr>
-      </w:pPr>
-      <w:r>
-        <w:rPr>
-          <w:rFonts w:ascii="Courier New" w:hAnsi="Courier New" w:cs="Courier New"/>
-          <w:sz w:val="20"/>
-          <w:szCs w:val="20"/>
-          <w:lang w:val="en-US"/>
-        </w:rPr>
-        <w:t xml:space="preserve">            _writer = null;</w:t>
-      </w:r>
-    </w:p>
-    <w:p>
-      <w:pPr>
-        <w:pStyle w:val="Standard"/>
-        <w:ind w:firstLine="709"/>
-        <w:rPr>
-          <w:rFonts w:ascii="Courier New" w:hAnsi="Courier New" w:cs="Courier New"/>
-          <w:sz w:val="20"/>
-          <w:szCs w:val="20"/>
-          <w:lang w:val="en-US"/>
-        </w:rPr>
-      </w:pPr>
-      <w:r>
-        <w:rPr>
-          <w:rFonts w:ascii="Courier New" w:hAnsi="Courier New" w:cs="Courier New"/>
-          <w:sz w:val="20"/>
-          <w:szCs w:val="20"/>
-          <w:lang w:val="en-US"/>
-        </w:rPr>
-        <w:t xml:space="preserve">            _disposed = true;</w:t>
-      </w:r>
-    </w:p>
-    <w:p>
-      <w:pPr>
-        <w:pStyle w:val="Standard"/>
-        <w:ind w:firstLine="709"/>
-        <w:rPr>
-          <w:rFonts w:ascii="Courier New" w:hAnsi="Courier New" w:cs="Courier New"/>
-          <w:sz w:val="20"/>
-          <w:szCs w:val="20"/>
-          <w:lang w:val="en-US"/>
-        </w:rPr>
-      </w:pPr>
-      <w:r>
-        <w:rPr>
-          <w:rFonts w:ascii="Courier New" w:hAnsi="Courier New" w:cs="Courier New"/>
-          <w:sz w:val="20"/>
-          <w:szCs w:val="20"/>
-          <w:lang w:val="en-US"/>
-        </w:rPr>
-        <w:t xml:space="preserve">        }</w:t>
-      </w:r>
-    </w:p>
-    <w:p>
-      <w:pPr>
-        <w:pStyle w:val="Standard"/>
-        <w:ind w:firstLine="709"/>
-        <w:rPr>
-          <w:rFonts w:ascii="Courier New" w:hAnsi="Courier New" w:cs="Courier New"/>
-          <w:sz w:val="20"/>
-          <w:szCs w:val="20"/>
-          <w:lang w:val="en-US"/>
-        </w:rPr>
-      </w:pPr>
-      <w:r>
-        <w:rPr>
-          <w:rFonts w:ascii="Courier New" w:hAnsi="Courier New" w:cs="Courier New"/>
-          <w:sz w:val="20"/>
-          <w:szCs w:val="20"/>
-          <w:lang w:val="en-US"/>
-        </w:rPr>
-        <w:t xml:space="preserve">    }</w:t>
-      </w:r>
-    </w:p>
-    <w:p>
-      <w:pPr>
-        <w:pStyle w:val="Standard"/>
-        <w:ind w:firstLine="709"/>
-        <w:rPr>
-          <w:rFonts w:ascii="Courier New" w:hAnsi="Courier New" w:cs="Courier New"/>
-          <w:sz w:val="20"/>
-          <w:szCs w:val="20"/>
-          <w:lang w:val="en-US"/>
-        </w:rPr>
-      </w:pPr>
-      <w:r>
-        <w:rPr>
-          <w:rFonts w:ascii="Courier New" w:hAnsi="Courier New" w:cs="Courier New"/>
-          <w:sz w:val="20"/>
-          <w:szCs w:val="20"/>
-          <w:lang w:val="en-US"/>
-        </w:rPr>
-        <w:lastRenderedPageBreak/>
-        <w:t>}</w:t>
-      </w:r>
-    </w:p>
-    <w:p>
-      <w:pPr>
-        <w:pStyle w:val="Standard"/>
-        <w:ind w:firstLine="709"/>
-        <w:rPr>
-          <w:rFonts w:ascii="Courier New" w:hAnsi="Courier New" w:cs="Courier New"/>
-          <w:sz w:val="20"/>
-          <w:szCs w:val="20"/>
-          <w:lang w:val="en-US"/>
-        </w:rPr>
-      </w:pPr>
-    </w:p>
-    <w:p>
-      <w:pPr>
-        <w:pStyle w:val="Standard"/>
-        <w:spacing w:line="360" w:lineRule="auto"/>
-        <w:ind w:firstLine="709"/>
-        <w:jc w:val="both"/>
-        <w:rPr>
-          <w:rFonts w:ascii="Times New Roman" w:hAnsi="Times New Roman" w:cs="Times New Roman"/>
-          <w:bCs/>
-          <w:sz w:val="28"/>
-          <w:szCs w:val="28"/>
-          <w:lang w:val="en-US"/>
-        </w:rPr>
-      </w:pPr>
-      <w:r>
-        <w:rPr>
-          <w:rFonts w:ascii="Times New Roman" w:hAnsi="Times New Roman" w:cs="Times New Roman"/>
-          <w:b/>
-          <w:bCs/>
-          <w:sz w:val="28"/>
-          <w:szCs w:val="28"/>
-        </w:rPr>
-        <w:t>Валідація</w:t>
-      </w:r>
-      <w:r>
-        <w:rPr>
-          <w:rFonts w:ascii="Times New Roman" w:hAnsi="Times New Roman" w:cs="Times New Roman"/>
-          <w:b/>
-          <w:bCs/>
-          <w:sz w:val="28"/>
-          <w:szCs w:val="28"/>
-          <w:lang w:val="en-US"/>
-        </w:rPr>
-        <w:t xml:space="preserve"> </w:t>
-      </w:r>
-      <w:r>
-        <w:rPr>
-          <w:rFonts w:ascii="Times New Roman" w:hAnsi="Times New Roman" w:cs="Times New Roman"/>
-          <w:b/>
-          <w:bCs/>
-          <w:sz w:val="28"/>
-          <w:szCs w:val="28"/>
-        </w:rPr>
-        <w:t>та</w:t>
-      </w:r>
-      <w:r>
-        <w:rPr>
-          <w:rFonts w:ascii="Times New Roman" w:hAnsi="Times New Roman" w:cs="Times New Roman"/>
-          <w:b/>
-          <w:bCs/>
-          <w:sz w:val="28"/>
-          <w:szCs w:val="28"/>
-          <w:lang w:val="en-US"/>
-        </w:rPr>
-        <w:t xml:space="preserve"> </w:t>
-      </w:r>
-      <w:r>
-        <w:rPr>
-          <w:rFonts w:ascii="Times New Roman" w:hAnsi="Times New Roman" w:cs="Times New Roman"/>
-          <w:b/>
-          <w:bCs/>
-          <w:sz w:val="28"/>
-          <w:szCs w:val="28"/>
-        </w:rPr>
-        <w:t>обробка</w:t>
-      </w:r>
-      <w:r>
-        <w:rPr>
-          <w:rFonts w:ascii="Times New Roman" w:hAnsi="Times New Roman" w:cs="Times New Roman"/>
-          <w:b/>
-          <w:bCs/>
-          <w:sz w:val="28"/>
-          <w:szCs w:val="28"/>
-          <w:lang w:val="en-US"/>
-        </w:rPr>
-        <w:t xml:space="preserve"> </w:t>
-      </w:r>
-      <w:r>
-        <w:rPr>
-          <w:rFonts w:ascii="Times New Roman" w:hAnsi="Times New Roman" w:cs="Times New Roman"/>
-          <w:b/>
-          <w:bCs/>
-          <w:sz w:val="28"/>
-          <w:szCs w:val="28"/>
-        </w:rPr>
-        <w:t>виняткових</w:t>
-      </w:r>
-      <w:r>
-        <w:rPr>
-          <w:rFonts w:ascii="Times New Roman" w:hAnsi="Times New Roman" w:cs="Times New Roman"/>
-          <w:b/>
-          <w:bCs/>
-          <w:sz w:val="28"/>
-          <w:szCs w:val="28"/>
-          <w:lang w:val="en-US"/>
-        </w:rPr>
-        <w:t xml:space="preserve"> </w:t>
-      </w:r>
-      <w:r>
-        <w:rPr>
-          <w:rFonts w:ascii="Times New Roman" w:hAnsi="Times New Roman" w:cs="Times New Roman"/>
-          <w:b/>
-          <w:bCs/>
-          <w:sz w:val="28"/>
-          <w:szCs w:val="28"/>
-        </w:rPr>
-        <w:t>ситуацій</w:t>
-      </w:r>
-      <w:r>
-        <w:rPr>
-          <w:rFonts w:ascii="Times New Roman" w:hAnsi="Times New Roman" w:cs="Times New Roman"/>
-          <w:bCs/>
-          <w:sz w:val="28"/>
-          <w:szCs w:val="28"/>
-          <w:lang w:val="en-US"/>
-        </w:rPr>
-        <w:t xml:space="preserve"> </w:t>
-      </w:r>
-    </w:p>
-    <w:p>
-      <w:pPr>
-        <w:pStyle w:val="Standard"/>
-        <w:spacing w:line="360" w:lineRule="auto"/>
-        <w:ind w:firstLine="709"/>
-        <w:jc w:val="both"/>
-        <w:rPr>
-          <w:rFonts w:ascii="Times New Roman" w:hAnsi="Times New Roman" w:cs="Times New Roman"/>
-          <w:bCs/>
-          <w:sz w:val="28"/>
-          <w:szCs w:val="28"/>
-          <w:lang w:val="uk-UA"/>
-        </w:rPr>
-      </w:pPr>
-      <w:r>
-        <w:rPr>
-          <w:rFonts w:ascii="Times New Roman" w:hAnsi="Times New Roman" w:cs="Times New Roman"/>
-          <w:bCs/>
-          <w:sz w:val="28"/>
-          <w:szCs w:val="28"/>
-        </w:rPr>
-        <w:t>Для запобігання аварійному завершенню програми було реалізовано перевірку наявності файлу перед читанням (File.Exists). Також було штучно створено файл із пошкодженим JSON-синтаксисом для перевірки блоку try-catch. Програма успішно перехопила виняток типу JsonException, вивівши відповідне повідомлення без зупинки роботи.</w:t>
+        </w:rPr>
+        <w:t>поліморфізму</w:t>
+      </w:r>
+      <w:proofErr w:type="spellEnd"/>
+      <w:r>
+        <w:rPr>
+          <w:rFonts w:ascii="Times New Roman" w:hAnsi="Times New Roman" w:cs="Times New Roman"/>
+          <w:bCs/>
+          <w:sz w:val="28"/>
+          <w:szCs w:val="28"/>
+        </w:rPr>
+        <w:t xml:space="preserve"> У головному </w:t>
+      </w:r>
+      <w:proofErr w:type="spellStart"/>
+      <w:r>
+        <w:rPr>
+          <w:rFonts w:ascii="Times New Roman" w:hAnsi="Times New Roman" w:cs="Times New Roman"/>
+          <w:bCs/>
+          <w:sz w:val="28"/>
+          <w:szCs w:val="28"/>
+        </w:rPr>
+        <w:t>методі</w:t>
+      </w:r>
+      <w:proofErr w:type="spellEnd"/>
+      <w:r>
+        <w:rPr>
+          <w:rFonts w:ascii="Times New Roman" w:hAnsi="Times New Roman" w:cs="Times New Roman"/>
+          <w:bCs/>
+          <w:sz w:val="28"/>
+          <w:szCs w:val="28"/>
+        </w:rPr>
+        <w:t xml:space="preserve"> </w:t>
+      </w:r>
+      <w:proofErr w:type="spellStart"/>
+      <w:r>
+        <w:rPr>
+          <w:rFonts w:ascii="Times New Roman" w:hAnsi="Times New Roman" w:cs="Times New Roman"/>
+          <w:bCs/>
+          <w:sz w:val="28"/>
+          <w:szCs w:val="28"/>
+        </w:rPr>
+        <w:t>Main</w:t>
+      </w:r>
+      <w:proofErr w:type="spellEnd"/>
+      <w:r>
+        <w:rPr>
+          <w:rFonts w:ascii="Times New Roman" w:hAnsi="Times New Roman" w:cs="Times New Roman"/>
+          <w:bCs/>
+          <w:sz w:val="28"/>
+          <w:szCs w:val="28"/>
+        </w:rPr>
+        <w:t xml:space="preserve"> </w:t>
+      </w:r>
+      <w:proofErr w:type="spellStart"/>
+      <w:r>
+        <w:rPr>
+          <w:rFonts w:ascii="Times New Roman" w:hAnsi="Times New Roman" w:cs="Times New Roman"/>
+          <w:bCs/>
+          <w:sz w:val="28"/>
+          <w:szCs w:val="28"/>
+        </w:rPr>
+        <w:t>було</w:t>
+      </w:r>
+      <w:proofErr w:type="spellEnd"/>
+      <w:r>
+        <w:rPr>
+          <w:rFonts w:ascii="Times New Roman" w:hAnsi="Times New Roman" w:cs="Times New Roman"/>
+          <w:bCs/>
+          <w:sz w:val="28"/>
+          <w:szCs w:val="28"/>
+        </w:rPr>
+        <w:t xml:space="preserve"> створено </w:t>
+      </w:r>
+      <w:proofErr w:type="spellStart"/>
+      <w:r>
+        <w:rPr>
+          <w:rFonts w:ascii="Times New Roman" w:hAnsi="Times New Roman" w:cs="Times New Roman"/>
+          <w:bCs/>
+          <w:sz w:val="28"/>
+          <w:szCs w:val="28"/>
+        </w:rPr>
+        <w:t>масив</w:t>
+      </w:r>
+      <w:proofErr w:type="spellEnd"/>
+      <w:r>
+        <w:rPr>
+          <w:rFonts w:ascii="Times New Roman" w:hAnsi="Times New Roman" w:cs="Times New Roman"/>
+          <w:bCs/>
+          <w:sz w:val="28"/>
+          <w:szCs w:val="28"/>
+        </w:rPr>
+        <w:t xml:space="preserve"> </w:t>
+      </w:r>
+      <w:proofErr w:type="spellStart"/>
+      <w:r>
+        <w:rPr>
+          <w:rFonts w:ascii="Times New Roman" w:hAnsi="Times New Roman" w:cs="Times New Roman"/>
+          <w:bCs/>
+          <w:sz w:val="28"/>
+          <w:szCs w:val="28"/>
+        </w:rPr>
+        <w:t>єдиного</w:t>
+      </w:r>
+      <w:proofErr w:type="spellEnd"/>
+      <w:r>
+        <w:rPr>
+          <w:rFonts w:ascii="Times New Roman" w:hAnsi="Times New Roman" w:cs="Times New Roman"/>
+          <w:bCs/>
+          <w:sz w:val="28"/>
+          <w:szCs w:val="28"/>
+        </w:rPr>
+        <w:t xml:space="preserve"> </w:t>
+      </w:r>
+      <w:proofErr w:type="spellStart"/>
+      <w:r>
+        <w:rPr>
+          <w:rFonts w:ascii="Times New Roman" w:hAnsi="Times New Roman" w:cs="Times New Roman"/>
+          <w:bCs/>
+          <w:sz w:val="28"/>
+          <w:szCs w:val="28"/>
+        </w:rPr>
+        <w:t>інтерфейсного</w:t>
+      </w:r>
+      <w:proofErr w:type="spellEnd"/>
+      <w:r>
+        <w:rPr>
+          <w:rFonts w:ascii="Times New Roman" w:hAnsi="Times New Roman" w:cs="Times New Roman"/>
+          <w:bCs/>
+          <w:sz w:val="28"/>
+          <w:szCs w:val="28"/>
+        </w:rPr>
+        <w:t xml:space="preserve"> типу </w:t>
+      </w:r>
+      <w:proofErr w:type="spellStart"/>
+      <w:r>
+        <w:rPr>
+          <w:rFonts w:ascii="Times New Roman" w:hAnsi="Times New Roman" w:cs="Times New Roman"/>
+          <w:bCs/>
+          <w:sz w:val="28"/>
+          <w:szCs w:val="28"/>
+        </w:rPr>
+        <w:t>IShow</w:t>
+      </w:r>
+      <w:proofErr w:type="spellEnd"/>
+      <w:r>
+        <w:rPr>
+          <w:rFonts w:ascii="Times New Roman" w:hAnsi="Times New Roman" w:cs="Times New Roman"/>
+          <w:bCs/>
+          <w:sz w:val="28"/>
+          <w:szCs w:val="28"/>
+        </w:rPr>
+        <w:t xml:space="preserve">, до </w:t>
+      </w:r>
+      <w:proofErr w:type="spellStart"/>
+      <w:r>
+        <w:rPr>
+          <w:rFonts w:ascii="Times New Roman" w:hAnsi="Times New Roman" w:cs="Times New Roman"/>
+          <w:bCs/>
+          <w:sz w:val="28"/>
+          <w:szCs w:val="28"/>
+        </w:rPr>
+        <w:t>якого</w:t>
+      </w:r>
+      <w:proofErr w:type="spellEnd"/>
+      <w:r>
+        <w:rPr>
+          <w:rFonts w:ascii="Times New Roman" w:hAnsi="Times New Roman" w:cs="Times New Roman"/>
+          <w:bCs/>
+          <w:sz w:val="28"/>
+          <w:szCs w:val="28"/>
+        </w:rPr>
+        <w:t xml:space="preserve"> </w:t>
+      </w:r>
+      <w:proofErr w:type="spellStart"/>
+      <w:r>
+        <w:rPr>
+          <w:rFonts w:ascii="Times New Roman" w:hAnsi="Times New Roman" w:cs="Times New Roman"/>
+          <w:bCs/>
+          <w:sz w:val="28"/>
+          <w:szCs w:val="28"/>
+        </w:rPr>
+        <w:t>поміщено</w:t>
+      </w:r>
+      <w:proofErr w:type="spellEnd"/>
+      <w:r>
+        <w:rPr>
+          <w:rFonts w:ascii="Times New Roman" w:hAnsi="Times New Roman" w:cs="Times New Roman"/>
+          <w:bCs/>
+          <w:sz w:val="28"/>
+          <w:szCs w:val="28"/>
+        </w:rPr>
+        <w:t xml:space="preserve"> </w:t>
+      </w:r>
+      <w:proofErr w:type="spellStart"/>
+      <w:r>
+        <w:rPr>
+          <w:rFonts w:ascii="Times New Roman" w:hAnsi="Times New Roman" w:cs="Times New Roman"/>
+          <w:bCs/>
+          <w:sz w:val="28"/>
+          <w:szCs w:val="28"/>
+        </w:rPr>
+        <w:t>об'єкти</w:t>
+      </w:r>
+      <w:proofErr w:type="spellEnd"/>
+      <w:r>
+        <w:rPr>
+          <w:rFonts w:ascii="Times New Roman" w:hAnsi="Times New Roman" w:cs="Times New Roman"/>
+          <w:bCs/>
+          <w:sz w:val="28"/>
+          <w:szCs w:val="28"/>
+        </w:rPr>
+        <w:t xml:space="preserve"> </w:t>
+      </w:r>
+      <w:proofErr w:type="spellStart"/>
+      <w:r>
+        <w:rPr>
+          <w:rFonts w:ascii="Times New Roman" w:hAnsi="Times New Roman" w:cs="Times New Roman"/>
+          <w:bCs/>
+          <w:sz w:val="28"/>
+          <w:szCs w:val="28"/>
+        </w:rPr>
+        <w:t>різних</w:t>
+      </w:r>
+      <w:proofErr w:type="spellEnd"/>
+      <w:r>
+        <w:rPr>
+          <w:rFonts w:ascii="Times New Roman" w:hAnsi="Times New Roman" w:cs="Times New Roman"/>
+          <w:bCs/>
+          <w:sz w:val="28"/>
+          <w:szCs w:val="28"/>
+        </w:rPr>
+        <w:t xml:space="preserve"> </w:t>
+      </w:r>
+      <w:proofErr w:type="spellStart"/>
+      <w:r>
+        <w:rPr>
+          <w:rFonts w:ascii="Times New Roman" w:hAnsi="Times New Roman" w:cs="Times New Roman"/>
+          <w:bCs/>
+          <w:sz w:val="28"/>
+          <w:szCs w:val="28"/>
+        </w:rPr>
+        <w:t>класів</w:t>
+      </w:r>
+      <w:proofErr w:type="spellEnd"/>
+      <w:r>
+        <w:rPr>
+          <w:rFonts w:ascii="Times New Roman" w:hAnsi="Times New Roman" w:cs="Times New Roman"/>
+          <w:bCs/>
+          <w:sz w:val="28"/>
+          <w:szCs w:val="28"/>
+        </w:rPr>
+        <w:t xml:space="preserve">. У </w:t>
+      </w:r>
+      <w:proofErr w:type="spellStart"/>
+      <w:r>
+        <w:rPr>
+          <w:rFonts w:ascii="Times New Roman" w:hAnsi="Times New Roman" w:cs="Times New Roman"/>
+          <w:bCs/>
+          <w:sz w:val="28"/>
+          <w:szCs w:val="28"/>
+        </w:rPr>
+        <w:t>циклі</w:t>
+      </w:r>
+      <w:proofErr w:type="spellEnd"/>
+      <w:r>
+        <w:rPr>
+          <w:rFonts w:ascii="Times New Roman" w:hAnsi="Times New Roman" w:cs="Times New Roman"/>
+          <w:bCs/>
+          <w:sz w:val="28"/>
+          <w:szCs w:val="28"/>
+        </w:rPr>
+        <w:t xml:space="preserve"> </w:t>
+      </w:r>
+      <w:proofErr w:type="spellStart"/>
+      <w:r>
+        <w:rPr>
+          <w:rFonts w:ascii="Times New Roman" w:hAnsi="Times New Roman" w:cs="Times New Roman"/>
+          <w:bCs/>
+          <w:sz w:val="28"/>
+          <w:szCs w:val="28"/>
+        </w:rPr>
+        <w:t>foreach</w:t>
+      </w:r>
+      <w:proofErr w:type="spellEnd"/>
+      <w:r>
+        <w:rPr>
+          <w:rFonts w:ascii="Times New Roman" w:hAnsi="Times New Roman" w:cs="Times New Roman"/>
+          <w:bCs/>
+          <w:sz w:val="28"/>
+          <w:szCs w:val="28"/>
+        </w:rPr>
+        <w:t xml:space="preserve"> </w:t>
+      </w:r>
+      <w:proofErr w:type="spellStart"/>
+      <w:r>
+        <w:rPr>
+          <w:rFonts w:ascii="Times New Roman" w:hAnsi="Times New Roman" w:cs="Times New Roman"/>
+          <w:bCs/>
+          <w:sz w:val="28"/>
+          <w:szCs w:val="28"/>
+        </w:rPr>
+        <w:t>було</w:t>
+      </w:r>
+      <w:proofErr w:type="spellEnd"/>
+      <w:r>
+        <w:rPr>
+          <w:rFonts w:ascii="Times New Roman" w:hAnsi="Times New Roman" w:cs="Times New Roman"/>
+          <w:bCs/>
+          <w:sz w:val="28"/>
+          <w:szCs w:val="28"/>
+        </w:rPr>
+        <w:t xml:space="preserve"> </w:t>
+      </w:r>
+      <w:proofErr w:type="spellStart"/>
+      <w:r>
+        <w:rPr>
+          <w:rFonts w:ascii="Times New Roman" w:hAnsi="Times New Roman" w:cs="Times New Roman"/>
+          <w:bCs/>
+          <w:sz w:val="28"/>
+          <w:szCs w:val="28"/>
+        </w:rPr>
+        <w:t>викликано</w:t>
+      </w:r>
+      <w:proofErr w:type="spellEnd"/>
+      <w:r>
+        <w:rPr>
+          <w:rFonts w:ascii="Times New Roman" w:hAnsi="Times New Roman" w:cs="Times New Roman"/>
+          <w:bCs/>
+          <w:sz w:val="28"/>
+          <w:szCs w:val="28"/>
+        </w:rPr>
+        <w:t xml:space="preserve"> </w:t>
+      </w:r>
+      <w:proofErr w:type="gramStart"/>
+      <w:r>
+        <w:rPr>
+          <w:rFonts w:ascii="Times New Roman" w:hAnsi="Times New Roman" w:cs="Times New Roman"/>
+          <w:bCs/>
+          <w:sz w:val="28"/>
+          <w:szCs w:val="28"/>
+        </w:rPr>
+        <w:t>метод .Show</w:t>
+      </w:r>
+      <w:proofErr w:type="gramEnd"/>
+      <w:r>
+        <w:rPr>
+          <w:rFonts w:ascii="Times New Roman" w:hAnsi="Times New Roman" w:cs="Times New Roman"/>
+          <w:bCs/>
+          <w:sz w:val="28"/>
+          <w:szCs w:val="28"/>
+        </w:rPr>
+        <w:t xml:space="preserve">(), при </w:t>
+      </w:r>
+      <w:proofErr w:type="spellStart"/>
+      <w:r>
+        <w:rPr>
+          <w:rFonts w:ascii="Times New Roman" w:hAnsi="Times New Roman" w:cs="Times New Roman"/>
+          <w:bCs/>
+          <w:sz w:val="28"/>
+          <w:szCs w:val="28"/>
+        </w:rPr>
+        <w:t>цьому</w:t>
+      </w:r>
+      <w:proofErr w:type="spellEnd"/>
+      <w:r>
+        <w:rPr>
+          <w:rFonts w:ascii="Times New Roman" w:hAnsi="Times New Roman" w:cs="Times New Roman"/>
+          <w:bCs/>
+          <w:sz w:val="28"/>
+          <w:szCs w:val="28"/>
+        </w:rPr>
+        <w:t xml:space="preserve"> </w:t>
+      </w:r>
+      <w:proofErr w:type="spellStart"/>
+      <w:r>
+        <w:rPr>
+          <w:rFonts w:ascii="Times New Roman" w:hAnsi="Times New Roman" w:cs="Times New Roman"/>
+          <w:bCs/>
+          <w:sz w:val="28"/>
+          <w:szCs w:val="28"/>
+        </w:rPr>
+        <w:t>програма</w:t>
+      </w:r>
+      <w:proofErr w:type="spellEnd"/>
+      <w:r>
+        <w:rPr>
+          <w:rFonts w:ascii="Times New Roman" w:hAnsi="Times New Roman" w:cs="Times New Roman"/>
+          <w:bCs/>
+          <w:sz w:val="28"/>
+          <w:szCs w:val="28"/>
+        </w:rPr>
+        <w:t xml:space="preserve"> </w:t>
+      </w:r>
+      <w:proofErr w:type="spellStart"/>
+      <w:r>
+        <w:rPr>
+          <w:rFonts w:ascii="Times New Roman" w:hAnsi="Times New Roman" w:cs="Times New Roman"/>
+          <w:bCs/>
+          <w:sz w:val="28"/>
+          <w:szCs w:val="28"/>
+        </w:rPr>
+        <w:t>успішно</w:t>
+      </w:r>
+      <w:proofErr w:type="spellEnd"/>
+      <w:r>
+        <w:rPr>
+          <w:rFonts w:ascii="Times New Roman" w:hAnsi="Times New Roman" w:cs="Times New Roman"/>
+          <w:bCs/>
+          <w:sz w:val="28"/>
+          <w:szCs w:val="28"/>
+        </w:rPr>
+        <w:t xml:space="preserve"> </w:t>
+      </w:r>
+      <w:proofErr w:type="spellStart"/>
+      <w:r>
+        <w:rPr>
+          <w:rFonts w:ascii="Times New Roman" w:hAnsi="Times New Roman" w:cs="Times New Roman"/>
+          <w:bCs/>
+          <w:sz w:val="28"/>
+          <w:szCs w:val="28"/>
+        </w:rPr>
+        <w:t>застосувала</w:t>
+      </w:r>
+      <w:proofErr w:type="spellEnd"/>
+      <w:r>
+        <w:rPr>
+          <w:rFonts w:ascii="Times New Roman" w:hAnsi="Times New Roman" w:cs="Times New Roman"/>
+          <w:bCs/>
+          <w:sz w:val="28"/>
+          <w:szCs w:val="28"/>
+        </w:rPr>
+        <w:t xml:space="preserve"> </w:t>
+      </w:r>
+      <w:proofErr w:type="spellStart"/>
+      <w:r>
+        <w:rPr>
+          <w:rFonts w:ascii="Times New Roman" w:hAnsi="Times New Roman" w:cs="Times New Roman"/>
+          <w:bCs/>
+          <w:sz w:val="28"/>
+          <w:szCs w:val="28"/>
+        </w:rPr>
+        <w:t>поліморфізм</w:t>
+      </w:r>
+      <w:proofErr w:type="spellEnd"/>
+      <w:r>
+        <w:rPr>
+          <w:rFonts w:ascii="Times New Roman" w:hAnsi="Times New Roman" w:cs="Times New Roman"/>
+          <w:bCs/>
+          <w:sz w:val="28"/>
+          <w:szCs w:val="28"/>
+        </w:rPr>
+        <w:t xml:space="preserve">, </w:t>
+      </w:r>
+      <w:proofErr w:type="spellStart"/>
+      <w:r>
+        <w:rPr>
+          <w:rFonts w:ascii="Times New Roman" w:hAnsi="Times New Roman" w:cs="Times New Roman"/>
+          <w:bCs/>
+          <w:sz w:val="28"/>
+          <w:szCs w:val="28"/>
+        </w:rPr>
+        <w:t>виконавши</w:t>
+      </w:r>
+      <w:proofErr w:type="spellEnd"/>
+      <w:r>
+        <w:rPr>
+          <w:rFonts w:ascii="Times New Roman" w:hAnsi="Times New Roman" w:cs="Times New Roman"/>
+          <w:bCs/>
+          <w:sz w:val="28"/>
+          <w:szCs w:val="28"/>
+        </w:rPr>
+        <w:t xml:space="preserve"> </w:t>
+      </w:r>
+      <w:proofErr w:type="spellStart"/>
+      <w:r>
+        <w:rPr>
+          <w:rFonts w:ascii="Times New Roman" w:hAnsi="Times New Roman" w:cs="Times New Roman"/>
+          <w:bCs/>
+          <w:sz w:val="28"/>
+          <w:szCs w:val="28"/>
+        </w:rPr>
+        <w:t>індивідуальну</w:t>
+      </w:r>
+      <w:proofErr w:type="spellEnd"/>
+      <w:r>
+        <w:rPr>
+          <w:rFonts w:ascii="Times New Roman" w:hAnsi="Times New Roman" w:cs="Times New Roman"/>
+          <w:bCs/>
+          <w:sz w:val="28"/>
+          <w:szCs w:val="28"/>
+        </w:rPr>
+        <w:t xml:space="preserve"> </w:t>
+      </w:r>
+      <w:proofErr w:type="spellStart"/>
+      <w:r>
+        <w:rPr>
+          <w:rFonts w:ascii="Times New Roman" w:hAnsi="Times New Roman" w:cs="Times New Roman"/>
+          <w:bCs/>
+          <w:sz w:val="28"/>
+          <w:szCs w:val="28"/>
+        </w:rPr>
+        <w:t>логіку</w:t>
+      </w:r>
+      <w:proofErr w:type="spellEnd"/>
+      <w:r>
+        <w:rPr>
+          <w:rFonts w:ascii="Times New Roman" w:hAnsi="Times New Roman" w:cs="Times New Roman"/>
+          <w:bCs/>
+          <w:sz w:val="28"/>
+          <w:szCs w:val="28"/>
+        </w:rPr>
+        <w:t xml:space="preserve"> для кожного конкретного </w:t>
+      </w:r>
+      <w:proofErr w:type="spellStart"/>
+      <w:r>
+        <w:rPr>
+          <w:rFonts w:ascii="Times New Roman" w:hAnsi="Times New Roman" w:cs="Times New Roman"/>
+          <w:bCs/>
+          <w:sz w:val="28"/>
+          <w:szCs w:val="28"/>
+        </w:rPr>
+        <w:t>нащадка</w:t>
+      </w:r>
+      <w:proofErr w:type="spellEnd"/>
+      <w:r>
+        <w:rPr>
+          <w:rFonts w:ascii="Times New Roman" w:hAnsi="Times New Roman" w:cs="Times New Roman"/>
+          <w:bCs/>
+          <w:sz w:val="28"/>
+          <w:szCs w:val="28"/>
+        </w:rPr>
+        <w:t>.</w:t>
       </w:r>
     </w:p>
     <w:p>
@@ -2569,15 +6374,93 @@
           <w:lang w:val="uk-UA"/>
         </w:rPr>
       </w:pPr>
-      <w:r>
-        <w:rPr>
-          <w:rFonts w:ascii="Courier New" w:hAnsi="Courier New" w:cs="Courier New"/>
-          <w:bCs/>
-          <w:sz w:val="20"/>
-          <w:szCs w:val="20"/>
-          <w:lang w:val="uk-UA"/>
-        </w:rPr>
-        <w:t>try</w:t>
+      <w:proofErr w:type="spellStart"/>
+      <w:r>
+        <w:rPr>
+          <w:rFonts w:ascii="Courier New" w:hAnsi="Courier New" w:cs="Courier New"/>
+          <w:bCs/>
+          <w:sz w:val="20"/>
+          <w:szCs w:val="20"/>
+          <w:lang w:val="uk-UA"/>
+        </w:rPr>
+        <w:t>IShow</w:t>
+      </w:r>
+      <w:proofErr w:type="spellEnd"/>
+      <w:r>
+        <w:rPr>
+          <w:rFonts w:ascii="Courier New" w:hAnsi="Courier New" w:cs="Courier New"/>
+          <w:bCs/>
+          <w:sz w:val="20"/>
+          <w:szCs w:val="20"/>
+          <w:lang w:val="uk-UA"/>
+        </w:rPr>
+        <w:t xml:space="preserve">[] </w:t>
+      </w:r>
+      <w:proofErr w:type="spellStart"/>
+      <w:r>
+        <w:rPr>
+          <w:rFonts w:ascii="Courier New" w:hAnsi="Courier New" w:cs="Courier New"/>
+          <w:bCs/>
+          <w:sz w:val="20"/>
+          <w:szCs w:val="20"/>
+          <w:lang w:val="uk-UA"/>
+        </w:rPr>
+        <w:t>showableItems</w:t>
+      </w:r>
+      <w:proofErr w:type="spellEnd"/>
+      <w:r>
+        <w:rPr>
+          <w:rFonts w:ascii="Courier New" w:hAnsi="Courier New" w:cs="Courier New"/>
+          <w:bCs/>
+          <w:sz w:val="20"/>
+          <w:szCs w:val="20"/>
+          <w:lang w:val="uk-UA"/>
+        </w:rPr>
+        <w:t xml:space="preserve"> = </w:t>
+      </w:r>
+      <w:proofErr w:type="spellStart"/>
+      <w:r>
+        <w:rPr>
+          <w:rFonts w:ascii="Courier New" w:hAnsi="Courier New" w:cs="Courier New"/>
+          <w:bCs/>
+          <w:sz w:val="20"/>
+          <w:szCs w:val="20"/>
+          <w:lang w:val="uk-UA"/>
+        </w:rPr>
+        <w:t>new</w:t>
+      </w:r>
+      <w:proofErr w:type="spellEnd"/>
+      <w:r>
+        <w:rPr>
+          <w:rFonts w:ascii="Courier New" w:hAnsi="Courier New" w:cs="Courier New"/>
+          <w:bCs/>
+          <w:sz w:val="20"/>
+          <w:szCs w:val="20"/>
+          <w:lang w:val="uk-UA"/>
+        </w:rPr>
+        <w:t xml:space="preserve"> </w:t>
+      </w:r>
+      <w:proofErr w:type="spellStart"/>
+      <w:r>
+        <w:rPr>
+          <w:rFonts w:ascii="Courier New" w:hAnsi="Courier New" w:cs="Courier New"/>
+          <w:bCs/>
+          <w:sz w:val="20"/>
+          <w:szCs w:val="20"/>
+          <w:lang w:val="uk-UA"/>
+        </w:rPr>
+        <w:t>IShow</w:t>
+      </w:r>
+      <w:proofErr w:type="spellEnd"/>
+      <w:r>
+        <w:rPr>
+          <w:rFonts w:ascii="Courier New" w:hAnsi="Courier New" w:cs="Courier New"/>
+          <w:bCs/>
+          <w:sz w:val="20"/>
+          <w:szCs w:val="20"/>
+          <w:lang w:val="uk-UA"/>
+        </w:rPr>
+        <w:t xml:space="preserve">[] </w:t>
       </w:r>
     </w:p>
     <w:p>
@@ -2600,7 +6483,7 @@
           <w:szCs w:val="20"/>
           <w:lang w:val="uk-UA"/>
         </w:rPr>
-        <w:t>{</w:t>
+        <w:t xml:space="preserve">{ </w:t>
       </w:r>
     </w:p>
     <w:p>
@@ -2623,7 +6506,29 @@
           <w:szCs w:val="20"/>
           <w:lang w:val="uk-UA"/>
         </w:rPr>
-        <w:t xml:space="preserve">    using (var stream = File.OpenRead(corruptedFile))</w:t>
+        <w:t xml:space="preserve">    </w:t>
+      </w:r>
+      <w:proofErr w:type="spellStart"/>
+      <w:r>
+        <w:rPr>
+          <w:rFonts w:ascii="Courier New" w:hAnsi="Courier New" w:cs="Courier New"/>
+          <w:bCs/>
+          <w:sz w:val="20"/>
+          <w:szCs w:val="20"/>
+          <w:lang w:val="uk-UA"/>
+        </w:rPr>
+        <w:t>concert</w:t>
+      </w:r>
+      <w:proofErr w:type="spellEnd"/>
+      <w:r>
+        <w:rPr>
+          <w:rFonts w:ascii="Courier New" w:hAnsi="Courier New" w:cs="Courier New"/>
+          <w:bCs/>
+          <w:sz w:val="20"/>
+          <w:szCs w:val="20"/>
+          <w:lang w:val="uk-UA"/>
+        </w:rPr>
+        <w:t xml:space="preserve">, </w:t>
       </w:r>
     </w:p>
     <w:p>
@@ -2646,7 +6551,29 @@
           <w:szCs w:val="20"/>
           <w:lang w:val="uk-UA"/>
         </w:rPr>
-        <w:t xml:space="preserve">    {</w:t>
+        <w:t xml:space="preserve">    </w:t>
+      </w:r>
+      <w:proofErr w:type="spellStart"/>
+      <w:r>
+        <w:rPr>
+          <w:rFonts w:ascii="Courier New" w:hAnsi="Courier New" w:cs="Courier New"/>
+          <w:bCs/>
+          <w:sz w:val="20"/>
+          <w:szCs w:val="20"/>
+          <w:lang w:val="uk-UA"/>
+        </w:rPr>
+        <w:t>conference</w:t>
+      </w:r>
+      <w:proofErr w:type="spellEnd"/>
+      <w:r>
+        <w:rPr>
+          <w:rFonts w:ascii="Courier New" w:hAnsi="Courier New" w:cs="Courier New"/>
+          <w:bCs/>
+          <w:sz w:val="20"/>
+          <w:szCs w:val="20"/>
+          <w:lang w:val="uk-UA"/>
+        </w:rPr>
+        <w:t xml:space="preserve"> </w:t>
       </w:r>
     </w:p>
     <w:p>
@@ -2669,7 +6596,7 @@
           <w:szCs w:val="20"/>
           <w:lang w:val="uk-UA"/>
         </w:rPr>
-        <w:t xml:space="preserve">        var corruptedEvents = JsonSerializer.Deserialize&lt;List&lt;EventBase&gt;&gt;(stream);</w:t>
+        <w:t>};</w:t>
       </w:r>
     </w:p>
     <w:p>
@@ -2684,16 +6611,6 @@
           <w:lang w:val="uk-UA"/>
         </w:rPr>
       </w:pPr>
-      <w:r>
-        <w:rPr>
-          <w:rFonts w:ascii="Courier New" w:hAnsi="Courier New" w:cs="Courier New"/>
-          <w:bCs/>
-          <w:sz w:val="20"/>
-          <w:szCs w:val="20"/>
-          <w:lang w:val="uk-UA"/>
-        </w:rPr>
-        <w:t xml:space="preserve">    }</w:t>
-      </w:r>
     </w:p>
     <w:p>
       <w:pPr>
@@ -2707,15 +6624,115 @@
           <w:lang w:val="uk-UA"/>
         </w:rPr>
       </w:pPr>
-      <w:r>
-        <w:rPr>
-          <w:rFonts w:ascii="Courier New" w:hAnsi="Courier New" w:cs="Courier New"/>
-          <w:bCs/>
-          <w:sz w:val="20"/>
-          <w:szCs w:val="20"/>
-          <w:lang w:val="uk-UA"/>
-        </w:rPr>
-        <w:t>}</w:t>
+      <w:proofErr w:type="spellStart"/>
+      <w:r>
+        <w:rPr>
+          <w:rFonts w:ascii="Courier New" w:hAnsi="Courier New" w:cs="Courier New"/>
+          <w:bCs/>
+          <w:sz w:val="20"/>
+          <w:szCs w:val="20"/>
+          <w:lang w:val="uk-UA"/>
+        </w:rPr>
+        <w:t>foreach</w:t>
+      </w:r>
+      <w:proofErr w:type="spellEnd"/>
+      <w:r>
+        <w:rPr>
+          <w:rFonts w:ascii="Courier New" w:hAnsi="Courier New" w:cs="Courier New"/>
+          <w:bCs/>
+          <w:sz w:val="20"/>
+          <w:szCs w:val="20"/>
+          <w:lang w:val="uk-UA"/>
+        </w:rPr>
+        <w:t xml:space="preserve"> (</w:t>
+      </w:r>
+      <w:proofErr w:type="spellStart"/>
+      <w:r>
+        <w:rPr>
+          <w:rFonts w:ascii="Courier New" w:hAnsi="Courier New" w:cs="Courier New"/>
+          <w:bCs/>
+          <w:sz w:val="20"/>
+          <w:szCs w:val="20"/>
+          <w:lang w:val="uk-UA"/>
+        </w:rPr>
+        <w:t>IShow</w:t>
+      </w:r>
+      <w:proofErr w:type="spellEnd"/>
+      <w:r>
+        <w:rPr>
+          <w:rFonts w:ascii="Courier New" w:hAnsi="Courier New" w:cs="Courier New"/>
+          <w:bCs/>
+          <w:sz w:val="20"/>
+          <w:szCs w:val="20"/>
+          <w:lang w:val="uk-UA"/>
+        </w:rPr>
+        <w:t xml:space="preserve"> </w:t>
+      </w:r>
+      <w:proofErr w:type="spellStart"/>
+      <w:r>
+        <w:rPr>
+          <w:rFonts w:ascii="Courier New" w:hAnsi="Courier New" w:cs="Courier New"/>
+          <w:bCs/>
+          <w:sz w:val="20"/>
+          <w:szCs w:val="20"/>
+          <w:lang w:val="uk-UA"/>
+        </w:rPr>
+        <w:t>item</w:t>
+      </w:r>
+      <w:proofErr w:type="spellEnd"/>
+      <w:r>
+        <w:rPr>
+          <w:rFonts w:ascii="Courier New" w:hAnsi="Courier New" w:cs="Courier New"/>
+          <w:bCs/>
+          <w:sz w:val="20"/>
+          <w:szCs w:val="20"/>
+          <w:lang w:val="uk-UA"/>
+        </w:rPr>
+        <w:t xml:space="preserve"> </w:t>
+      </w:r>
+      <w:proofErr w:type="spellStart"/>
+      <w:r>
+        <w:rPr>
+          <w:rFonts w:ascii="Courier New" w:hAnsi="Courier New" w:cs="Courier New"/>
+          <w:bCs/>
+          <w:sz w:val="20"/>
+          <w:szCs w:val="20"/>
+          <w:lang w:val="uk-UA"/>
+        </w:rPr>
+        <w:t>in</w:t>
+      </w:r>
+      <w:proofErr w:type="spellEnd"/>
+      <w:r>
+        <w:rPr>
+          <w:rFonts w:ascii="Courier New" w:hAnsi="Courier New" w:cs="Courier New"/>
+          <w:bCs/>
+          <w:sz w:val="20"/>
+          <w:szCs w:val="20"/>
+          <w:lang w:val="uk-UA"/>
+        </w:rPr>
+        <w:t xml:space="preserve"> </w:t>
+      </w:r>
+      <w:proofErr w:type="spellStart"/>
+      <w:r>
+        <w:rPr>
+          <w:rFonts w:ascii="Courier New" w:hAnsi="Courier New" w:cs="Courier New"/>
+          <w:bCs/>
+          <w:sz w:val="20"/>
+          <w:szCs w:val="20"/>
+          <w:lang w:val="uk-UA"/>
+        </w:rPr>
+        <w:t>showableItems</w:t>
+      </w:r>
+      <w:proofErr w:type="spellEnd"/>
+      <w:r>
+        <w:rPr>
+          <w:rFonts w:ascii="Courier New" w:hAnsi="Courier New" w:cs="Courier New"/>
+          <w:bCs/>
+          <w:sz w:val="20"/>
+          <w:szCs w:val="20"/>
+          <w:lang w:val="uk-UA"/>
+        </w:rPr>
+        <w:t>)</w:t>
       </w:r>
     </w:p>
     <w:p>
@@ -2738,7 +6755,7 @@
           <w:szCs w:val="20"/>
           <w:lang w:val="uk-UA"/>
         </w:rPr>
-        <w:t>catch (JsonException ex)</w:t>
+        <w:t>{</w:t>
       </w:r>
     </w:p>
     <w:p>
@@ -2761,30 +6778,29 @@
           <w:szCs w:val="20"/>
           <w:lang w:val="uk-UA"/>
         </w:rPr>
-        <w:t>{</w:t>
-      </w:r>
-    </w:p>
-    <w:p>
-      <w:pPr>
-        <w:pStyle w:val="Standard"/>
-        <w:ind w:left="720"/>
-        <w:rPr>
-          <w:rFonts w:ascii="Courier New" w:hAnsi="Courier New" w:cs="Courier New"/>
-          <w:bCs/>
-          <w:sz w:val="20"/>
-          <w:szCs w:val="20"/>
-          <w:lang w:val="uk-UA"/>
-        </w:rPr>
-      </w:pPr>
-      <w:r>
-        <w:rPr>
-          <w:rFonts w:ascii="Courier New" w:hAnsi="Courier New" w:cs="Courier New"/>
-          <w:bCs/>
-          <w:sz w:val="20"/>
-          <w:szCs w:val="20"/>
-          <w:lang w:val="uk-UA"/>
-        </w:rPr>
-        <w:t xml:space="preserve">    Console.WriteLine($"Оброблено помилку десеріалізації: {ex.Message}");</w:t>
+        <w:t xml:space="preserve">    </w:t>
+      </w:r>
+      <w:proofErr w:type="spellStart"/>
+      <w:r>
+        <w:rPr>
+          <w:rFonts w:ascii="Courier New" w:hAnsi="Courier New" w:cs="Courier New"/>
+          <w:bCs/>
+          <w:sz w:val="20"/>
+          <w:szCs w:val="20"/>
+          <w:lang w:val="uk-UA"/>
+        </w:rPr>
+        <w:t>item.Show</w:t>
+      </w:r>
+      <w:proofErr w:type="spellEnd"/>
+      <w:r>
+        <w:rPr>
+          <w:rFonts w:ascii="Courier New" w:hAnsi="Courier New" w:cs="Courier New"/>
+          <w:bCs/>
+          <w:sz w:val="20"/>
+          <w:szCs w:val="20"/>
+          <w:lang w:val="uk-UA"/>
+        </w:rPr>
+        <w:t>(); // Поліморфний виклик</w:t>
       </w:r>
     </w:p>
     <w:p>
@@ -2886,7 +6902,6 @@
           <w:tab w:val="left" w:pos="4539"/>
         </w:tabs>
         <w:ind w:firstLine="709"/>
-        <w:jc w:val="both"/>
         <w:rPr>
           <w:rFonts w:ascii="Times New Roman" w:hAnsi="Times New Roman" w:cs="Times New Roman"/>
           <w:sz w:val="28"/>
@@ -2961,6 +6976,7 @@
         <w:tabs>
           <w:tab w:val="left" w:pos="4539"/>
         </w:tabs>
+        <w:ind w:firstLine="709"/>
         <w:jc w:val="center"/>
         <w:rPr>
           <w:rFonts w:ascii="Times New Roman" w:hAnsi="Times New Roman" w:cs="Times New Roman"/>
@@ -2970,13 +6986,15 @@
       </w:pPr>
       <w:r>
         <w:rPr>
-          <w:noProof/>
+          <w:rFonts w:ascii="Times New Roman" w:hAnsi="Times New Roman" w:cs="Times New Roman"/>
+          <w:sz w:val="28"/>
+          <w:szCs w:val="28"/>
         </w:rPr>
         <w:drawing>
-          <wp:inline distT="0" distB="0" distL="0" distR="0" wp14:anchorId="1FDD9C1E" wp14:editId="64B00998">
-            <wp:extent cx="5840034" cy="5762625"/>
-            <wp:effectExtent l="0" t="0" r="8890" b="0"/>
-            <wp:docPr id="1654336302" name="Рисунок 1"/>
+          <wp:inline distT="0" distB="0" distL="0" distR="0" wp14:anchorId="50A4B2CA" wp14:editId="596BBFA1">
+            <wp:extent cx="4191585" cy="5906324"/>
+            <wp:effectExtent l="0" t="0" r="0" b="0"/>
+            <wp:docPr id="1033751597" name="Рисунок 1"/>
             <wp:cNvGraphicFramePr>
               <a:graphicFrameLocks xmlns:a="http://schemas.openxmlformats.org/drawingml/2006/main" noChangeAspect="1"/>
             </wp:cNvGraphicFramePr>
@@ -2984,7 +7002,7 @@
               <a:graphicData uri="http://schemas.openxmlformats.org/drawingml/2006/picture">
                 <pic:pic xmlns:pic="http://schemas.openxmlformats.org/drawingml/2006/picture">
                   <pic:nvPicPr>
-                    <pic:cNvPr id="1654336302" name=""/>
+                    <pic:cNvPr id="1033751597" name=""/>
                     <pic:cNvPicPr/>
                   </pic:nvPicPr>
                   <pic:blipFill>
@@ -2996,7 +7014,7 @@
                   <pic:spPr>
                     <a:xfrm>
                       <a:off x="0" y="0"/>
-                      <a:ext cx="5864762" cy="5787026"/>
+                      <a:ext cx="4191585" cy="5906324"/>
                     </a:xfrm>
                     <a:prstGeom prst="rect">
                       <a:avLst/>
@@ -3080,154 +7098,6 @@
     </w:p>
     <w:p>
       <w:pPr>
-        <w:spacing w:line="360" w:lineRule="auto"/>
-        <w:ind w:firstLine="709"/>
-        <w:jc w:val="both"/>
-        <w:rPr>
-          <w:bCs/>
-          <w:sz w:val="28"/>
-          <w:szCs w:val="28"/>
-          <w:lang w:val="uk-UA"/>
-        </w:rPr>
-      </w:pPr>
-      <w:r>
-        <w:rPr>
-          <w:b/>
-          <w:sz w:val="28"/>
-          <w:szCs w:val="28"/>
-          <w:lang w:val="uk-UA"/>
-        </w:rPr>
-        <w:t xml:space="preserve">Висновки: </w:t>
-      </w:r>
-      <w:r>
-        <w:rPr>
-          <w:bCs/>
-          <w:sz w:val="28"/>
-          <w:szCs w:val="28"/>
-          <w:lang w:val="uk-UA"/>
-        </w:rPr>
-        <w:t>Було набуто н</w:t>
-      </w:r>
-      <w:r>
-        <w:rPr>
-          <w:bCs/>
-          <w:sz w:val="28"/>
-          <w:szCs w:val="28"/>
-          <w:lang w:val="uk-UA"/>
-        </w:rPr>
-        <w:t>ав</w:t>
-      </w:r>
-      <w:r>
-        <w:rPr>
-          <w:bCs/>
-          <w:sz w:val="28"/>
-          <w:szCs w:val="28"/>
-          <w:lang w:val="uk-UA"/>
-        </w:rPr>
-        <w:t>ички</w:t>
-      </w:r>
-      <w:r>
-        <w:rPr>
-          <w:bCs/>
-          <w:sz w:val="28"/>
-          <w:szCs w:val="28"/>
-          <w:lang w:val="uk-UA"/>
-        </w:rPr>
-        <w:t xml:space="preserve"> забезпеч</w:t>
-      </w:r>
-      <w:r>
-        <w:rPr>
-          <w:bCs/>
-          <w:sz w:val="28"/>
-          <w:szCs w:val="28"/>
-          <w:lang w:val="uk-UA"/>
-        </w:rPr>
-        <w:t>ення</w:t>
-      </w:r>
-      <w:r>
-        <w:rPr>
-          <w:bCs/>
-          <w:sz w:val="28"/>
-          <w:szCs w:val="28"/>
-          <w:lang w:val="uk-UA"/>
-        </w:rPr>
-        <w:t xml:space="preserve"> довготривал</w:t>
-      </w:r>
-      <w:r>
-        <w:rPr>
-          <w:bCs/>
-          <w:sz w:val="28"/>
-          <w:szCs w:val="28"/>
-          <w:lang w:val="uk-UA"/>
-        </w:rPr>
-        <w:t>ого</w:t>
-      </w:r>
-      <w:r>
-        <w:rPr>
-          <w:bCs/>
-          <w:sz w:val="28"/>
-          <w:szCs w:val="28"/>
-          <w:lang w:val="uk-UA"/>
-        </w:rPr>
-        <w:t xml:space="preserve"> зберігання даних (персистенцію) шляхом серіалізації об'єктів у формати JSON та XML, опан</w:t>
-      </w:r>
-      <w:r>
-        <w:rPr>
-          <w:bCs/>
-          <w:sz w:val="28"/>
-          <w:szCs w:val="28"/>
-          <w:lang w:val="uk-UA"/>
-        </w:rPr>
-        <w:t>овано</w:t>
-      </w:r>
-      <w:r>
-        <w:rPr>
-          <w:bCs/>
-          <w:sz w:val="28"/>
-          <w:szCs w:val="28"/>
-          <w:lang w:val="uk-UA"/>
-        </w:rPr>
-        <w:t xml:space="preserve"> інструментарій LINQ to XML для маніпуляції структурованими даними, а також вивч</w:t>
-      </w:r>
-      <w:r>
-        <w:rPr>
-          <w:bCs/>
-          <w:sz w:val="28"/>
-          <w:szCs w:val="28"/>
-          <w:lang w:val="uk-UA"/>
-        </w:rPr>
-        <w:t>ено</w:t>
-      </w:r>
-      <w:r>
-        <w:rPr>
-          <w:bCs/>
-          <w:sz w:val="28"/>
-          <w:szCs w:val="28"/>
-          <w:lang w:val="uk-UA"/>
-        </w:rPr>
-        <w:t xml:space="preserve"> механізми гарантованого звільнення некерованих ресурсів через реалізацію інтерфейсу IDisposable та використання</w:t>
-      </w:r>
-      <w:r>
-        <w:rPr>
-          <w:bCs/>
-          <w:sz w:val="28"/>
-          <w:szCs w:val="28"/>
-          <w:lang w:val="uk-UA"/>
-        </w:rPr>
-        <w:t xml:space="preserve"> </w:t>
-      </w:r>
-      <w:r>
-        <w:rPr>
-          <w:bCs/>
-          <w:sz w:val="28"/>
-          <w:szCs w:val="28"/>
-          <w:lang w:val="uk-UA"/>
-        </w:rPr>
-        <w:t>конструкції using.</w:t>
-      </w:r>
-    </w:p>
-    <w:p>
-      <w:pPr>
         <w:pStyle w:val="Standard"/>
         <w:spacing w:line="360" w:lineRule="auto"/>
         <w:ind w:firstLine="709"/>
@@ -3240,6 +7110,847 @@
           <w:lang w:val="uk-UA"/>
         </w:rPr>
       </w:pPr>
+      <w:r>
+        <w:rPr>
+          <w:rFonts w:ascii="Times New Roman" w:hAnsi="Times New Roman" w:cs="Times New Roman"/>
+          <w:b/>
+          <w:sz w:val="28"/>
+          <w:szCs w:val="28"/>
+          <w:lang w:val="uk-UA"/>
+        </w:rPr>
+        <w:t xml:space="preserve">Висновки: </w:t>
+      </w:r>
+      <w:r>
+        <w:rPr>
+          <w:rFonts w:ascii="Times New Roman" w:hAnsi="Times New Roman" w:cs="Times New Roman"/>
+          <w:bCs/>
+          <w:sz w:val="28"/>
+          <w:szCs w:val="28"/>
+          <w:lang w:val="uk-UA"/>
+        </w:rPr>
+        <w:t>Б</w:t>
+      </w:r>
+      <w:proofErr w:type="spellStart"/>
+      <w:r>
+        <w:rPr>
+          <w:rFonts w:ascii="Times New Roman" w:hAnsi="Times New Roman" w:cs="Times New Roman"/>
+          <w:bCs/>
+          <w:sz w:val="28"/>
+          <w:szCs w:val="28"/>
+        </w:rPr>
+        <w:t>уло</w:t>
+      </w:r>
+      <w:proofErr w:type="spellEnd"/>
+      <w:r>
+        <w:rPr>
+          <w:rFonts w:ascii="Times New Roman" w:hAnsi="Times New Roman" w:cs="Times New Roman"/>
+          <w:bCs/>
+          <w:sz w:val="28"/>
+          <w:szCs w:val="28"/>
+        </w:rPr>
+        <w:t xml:space="preserve"> </w:t>
+      </w:r>
+      <w:proofErr w:type="spellStart"/>
+      <w:r>
+        <w:rPr>
+          <w:rFonts w:ascii="Times New Roman" w:hAnsi="Times New Roman" w:cs="Times New Roman"/>
+          <w:bCs/>
+          <w:sz w:val="28"/>
+          <w:szCs w:val="28"/>
+        </w:rPr>
+        <w:t>досліджено</w:t>
+      </w:r>
+      <w:proofErr w:type="spellEnd"/>
+      <w:r>
+        <w:rPr>
+          <w:rFonts w:ascii="Times New Roman" w:hAnsi="Times New Roman" w:cs="Times New Roman"/>
+          <w:bCs/>
+          <w:sz w:val="28"/>
+          <w:szCs w:val="28"/>
+        </w:rPr>
+        <w:t xml:space="preserve"> та практично </w:t>
+      </w:r>
+      <w:proofErr w:type="spellStart"/>
+      <w:r>
+        <w:rPr>
+          <w:rFonts w:ascii="Times New Roman" w:hAnsi="Times New Roman" w:cs="Times New Roman"/>
+          <w:bCs/>
+          <w:sz w:val="28"/>
+          <w:szCs w:val="28"/>
+        </w:rPr>
+        <w:t>застосовано</w:t>
+      </w:r>
+      <w:proofErr w:type="spellEnd"/>
+      <w:r>
+        <w:rPr>
+          <w:rFonts w:ascii="Times New Roman" w:hAnsi="Times New Roman" w:cs="Times New Roman"/>
+          <w:bCs/>
+          <w:sz w:val="28"/>
+          <w:szCs w:val="28"/>
+        </w:rPr>
+        <w:t xml:space="preserve"> </w:t>
+      </w:r>
+      <w:proofErr w:type="spellStart"/>
+      <w:r>
+        <w:rPr>
+          <w:rFonts w:ascii="Times New Roman" w:hAnsi="Times New Roman" w:cs="Times New Roman"/>
+          <w:bCs/>
+          <w:sz w:val="28"/>
+          <w:szCs w:val="28"/>
+        </w:rPr>
+        <w:t>ключові</w:t>
+      </w:r>
+      <w:proofErr w:type="spellEnd"/>
+      <w:r>
+        <w:rPr>
+          <w:rFonts w:ascii="Times New Roman" w:hAnsi="Times New Roman" w:cs="Times New Roman"/>
+          <w:bCs/>
+          <w:sz w:val="28"/>
+          <w:szCs w:val="28"/>
+        </w:rPr>
+        <w:t xml:space="preserve"> </w:t>
+      </w:r>
+      <w:proofErr w:type="spellStart"/>
+      <w:r>
+        <w:rPr>
+          <w:rFonts w:ascii="Times New Roman" w:hAnsi="Times New Roman" w:cs="Times New Roman"/>
+          <w:bCs/>
+          <w:sz w:val="28"/>
+          <w:szCs w:val="28"/>
+        </w:rPr>
+        <w:t>принципи</w:t>
+      </w:r>
+      <w:proofErr w:type="spellEnd"/>
+      <w:r>
+        <w:rPr>
+          <w:rFonts w:ascii="Times New Roman" w:hAnsi="Times New Roman" w:cs="Times New Roman"/>
+          <w:bCs/>
+          <w:sz w:val="28"/>
+          <w:szCs w:val="28"/>
+        </w:rPr>
+        <w:t xml:space="preserve"> </w:t>
+      </w:r>
+      <w:proofErr w:type="spellStart"/>
+      <w:r>
+        <w:rPr>
+          <w:rFonts w:ascii="Times New Roman" w:hAnsi="Times New Roman" w:cs="Times New Roman"/>
+          <w:bCs/>
+          <w:sz w:val="28"/>
+          <w:szCs w:val="28"/>
+        </w:rPr>
+        <w:t>об'єктно-орієнтованого</w:t>
+      </w:r>
+      <w:proofErr w:type="spellEnd"/>
+      <w:r>
+        <w:rPr>
+          <w:rFonts w:ascii="Times New Roman" w:hAnsi="Times New Roman" w:cs="Times New Roman"/>
+          <w:bCs/>
+          <w:sz w:val="28"/>
+          <w:szCs w:val="28"/>
+        </w:rPr>
+        <w:t xml:space="preserve"> </w:t>
+      </w:r>
+      <w:proofErr w:type="spellStart"/>
+      <w:r>
+        <w:rPr>
+          <w:rFonts w:ascii="Times New Roman" w:hAnsi="Times New Roman" w:cs="Times New Roman"/>
+          <w:bCs/>
+          <w:sz w:val="28"/>
+          <w:szCs w:val="28"/>
+        </w:rPr>
+        <w:t>проєктування</w:t>
+      </w:r>
+      <w:proofErr w:type="spellEnd"/>
+      <w:r>
+        <w:rPr>
+          <w:rFonts w:ascii="Times New Roman" w:hAnsi="Times New Roman" w:cs="Times New Roman"/>
+          <w:bCs/>
+          <w:sz w:val="28"/>
+          <w:szCs w:val="28"/>
+        </w:rPr>
+        <w:t xml:space="preserve">. </w:t>
+      </w:r>
+      <w:proofErr w:type="spellStart"/>
+      <w:r>
+        <w:rPr>
+          <w:rFonts w:ascii="Times New Roman" w:hAnsi="Times New Roman" w:cs="Times New Roman"/>
+          <w:bCs/>
+          <w:sz w:val="28"/>
+          <w:szCs w:val="28"/>
+        </w:rPr>
+        <w:t>Було</w:t>
+      </w:r>
+      <w:proofErr w:type="spellEnd"/>
+      <w:r>
+        <w:rPr>
+          <w:rFonts w:ascii="Times New Roman" w:hAnsi="Times New Roman" w:cs="Times New Roman"/>
+          <w:bCs/>
+          <w:sz w:val="28"/>
+          <w:szCs w:val="28"/>
+        </w:rPr>
+        <w:t xml:space="preserve"> створено </w:t>
+      </w:r>
+      <w:proofErr w:type="spellStart"/>
+      <w:r>
+        <w:rPr>
+          <w:rFonts w:ascii="Times New Roman" w:hAnsi="Times New Roman" w:cs="Times New Roman"/>
+          <w:bCs/>
+          <w:sz w:val="28"/>
+          <w:szCs w:val="28"/>
+        </w:rPr>
+        <w:t>абстрактний</w:t>
+      </w:r>
+      <w:proofErr w:type="spellEnd"/>
+      <w:r>
+        <w:rPr>
+          <w:rFonts w:ascii="Times New Roman" w:hAnsi="Times New Roman" w:cs="Times New Roman"/>
+          <w:bCs/>
+          <w:sz w:val="28"/>
+          <w:szCs w:val="28"/>
+        </w:rPr>
+        <w:t xml:space="preserve"> </w:t>
+      </w:r>
+      <w:proofErr w:type="spellStart"/>
+      <w:r>
+        <w:rPr>
+          <w:rFonts w:ascii="Times New Roman" w:hAnsi="Times New Roman" w:cs="Times New Roman"/>
+          <w:bCs/>
+          <w:sz w:val="28"/>
+          <w:szCs w:val="28"/>
+        </w:rPr>
+        <w:t>рівень</w:t>
+      </w:r>
+      <w:proofErr w:type="spellEnd"/>
+      <w:r>
+        <w:rPr>
+          <w:rFonts w:ascii="Times New Roman" w:hAnsi="Times New Roman" w:cs="Times New Roman"/>
+          <w:bCs/>
+          <w:sz w:val="28"/>
+          <w:szCs w:val="28"/>
+        </w:rPr>
+        <w:t xml:space="preserve"> </w:t>
+      </w:r>
+      <w:proofErr w:type="spellStart"/>
+      <w:r>
+        <w:rPr>
+          <w:rFonts w:ascii="Times New Roman" w:hAnsi="Times New Roman" w:cs="Times New Roman"/>
+          <w:bCs/>
+          <w:sz w:val="28"/>
+          <w:szCs w:val="28"/>
+        </w:rPr>
+        <w:t>архітектури</w:t>
+      </w:r>
+      <w:proofErr w:type="spellEnd"/>
+      <w:r>
+        <w:rPr>
+          <w:rFonts w:ascii="Times New Roman" w:hAnsi="Times New Roman" w:cs="Times New Roman"/>
+          <w:bCs/>
+          <w:sz w:val="28"/>
+          <w:szCs w:val="28"/>
+        </w:rPr>
+        <w:t xml:space="preserve"> з </w:t>
+      </w:r>
+      <w:proofErr w:type="spellStart"/>
+      <w:r>
+        <w:rPr>
+          <w:rFonts w:ascii="Times New Roman" w:hAnsi="Times New Roman" w:cs="Times New Roman"/>
+          <w:bCs/>
+          <w:sz w:val="28"/>
+          <w:szCs w:val="28"/>
+        </w:rPr>
+        <w:t>використанням</w:t>
+      </w:r>
+      <w:proofErr w:type="spellEnd"/>
+      <w:r>
+        <w:rPr>
+          <w:rFonts w:ascii="Times New Roman" w:hAnsi="Times New Roman" w:cs="Times New Roman"/>
+          <w:bCs/>
+          <w:sz w:val="28"/>
+          <w:szCs w:val="28"/>
+        </w:rPr>
+        <w:t xml:space="preserve"> </w:t>
+      </w:r>
+      <w:proofErr w:type="spellStart"/>
+      <w:r>
+        <w:rPr>
+          <w:rFonts w:ascii="Times New Roman" w:hAnsi="Times New Roman" w:cs="Times New Roman"/>
+          <w:bCs/>
+          <w:sz w:val="28"/>
+          <w:szCs w:val="28"/>
+        </w:rPr>
+        <w:t>абстрактних</w:t>
+      </w:r>
+      <w:proofErr w:type="spellEnd"/>
+      <w:r>
+        <w:rPr>
+          <w:rFonts w:ascii="Times New Roman" w:hAnsi="Times New Roman" w:cs="Times New Roman"/>
+          <w:bCs/>
+          <w:sz w:val="28"/>
+          <w:szCs w:val="28"/>
+        </w:rPr>
+        <w:t xml:space="preserve"> </w:t>
+      </w:r>
+      <w:proofErr w:type="spellStart"/>
+      <w:r>
+        <w:rPr>
+          <w:rFonts w:ascii="Times New Roman" w:hAnsi="Times New Roman" w:cs="Times New Roman"/>
+          <w:bCs/>
+          <w:sz w:val="28"/>
+          <w:szCs w:val="28"/>
+        </w:rPr>
+        <w:t>класів</w:t>
+      </w:r>
+      <w:proofErr w:type="spellEnd"/>
+      <w:r>
+        <w:rPr>
+          <w:rFonts w:ascii="Times New Roman" w:hAnsi="Times New Roman" w:cs="Times New Roman"/>
+          <w:bCs/>
+          <w:sz w:val="28"/>
+          <w:szCs w:val="28"/>
+        </w:rPr>
+        <w:t xml:space="preserve"> та </w:t>
+      </w:r>
+      <w:proofErr w:type="spellStart"/>
+      <w:r>
+        <w:rPr>
+          <w:rFonts w:ascii="Times New Roman" w:hAnsi="Times New Roman" w:cs="Times New Roman"/>
+          <w:bCs/>
+          <w:sz w:val="28"/>
+          <w:szCs w:val="28"/>
+        </w:rPr>
+        <w:t>віртуальних</w:t>
+      </w:r>
+      <w:proofErr w:type="spellEnd"/>
+      <w:r>
+        <w:rPr>
+          <w:rFonts w:ascii="Times New Roman" w:hAnsi="Times New Roman" w:cs="Times New Roman"/>
+          <w:bCs/>
+          <w:sz w:val="28"/>
+          <w:szCs w:val="28"/>
+        </w:rPr>
+        <w:t xml:space="preserve"> </w:t>
+      </w:r>
+      <w:proofErr w:type="spellStart"/>
+      <w:r>
+        <w:rPr>
+          <w:rFonts w:ascii="Times New Roman" w:hAnsi="Times New Roman" w:cs="Times New Roman"/>
+          <w:bCs/>
+          <w:sz w:val="28"/>
+          <w:szCs w:val="28"/>
+        </w:rPr>
+        <w:t>методів</w:t>
+      </w:r>
+      <w:proofErr w:type="spellEnd"/>
+      <w:r>
+        <w:rPr>
+          <w:rFonts w:ascii="Times New Roman" w:hAnsi="Times New Roman" w:cs="Times New Roman"/>
+          <w:bCs/>
+          <w:sz w:val="28"/>
+          <w:szCs w:val="28"/>
+        </w:rPr>
+        <w:t xml:space="preserve">, а також </w:t>
+      </w:r>
+      <w:proofErr w:type="spellStart"/>
+      <w:r>
+        <w:rPr>
+          <w:rFonts w:ascii="Times New Roman" w:hAnsi="Times New Roman" w:cs="Times New Roman"/>
+          <w:bCs/>
+          <w:sz w:val="28"/>
+          <w:szCs w:val="28"/>
+        </w:rPr>
+        <w:t>впроваджено</w:t>
+      </w:r>
+      <w:proofErr w:type="spellEnd"/>
+      <w:r>
+        <w:rPr>
+          <w:rFonts w:ascii="Times New Roman" w:hAnsi="Times New Roman" w:cs="Times New Roman"/>
+          <w:bCs/>
+          <w:sz w:val="28"/>
+          <w:szCs w:val="28"/>
+        </w:rPr>
+        <w:t xml:space="preserve"> </w:t>
+      </w:r>
+      <w:proofErr w:type="spellStart"/>
+      <w:r>
+        <w:rPr>
+          <w:rFonts w:ascii="Times New Roman" w:hAnsi="Times New Roman" w:cs="Times New Roman"/>
+          <w:bCs/>
+          <w:sz w:val="28"/>
+          <w:szCs w:val="28"/>
+        </w:rPr>
+        <w:t>інтерфейсну</w:t>
+      </w:r>
+      <w:proofErr w:type="spellEnd"/>
+      <w:r>
+        <w:rPr>
+          <w:rFonts w:ascii="Times New Roman" w:hAnsi="Times New Roman" w:cs="Times New Roman"/>
+          <w:bCs/>
+          <w:sz w:val="28"/>
+          <w:szCs w:val="28"/>
+        </w:rPr>
+        <w:t xml:space="preserve"> </w:t>
+      </w:r>
+      <w:proofErr w:type="spellStart"/>
+      <w:r>
+        <w:rPr>
+          <w:rFonts w:ascii="Times New Roman" w:hAnsi="Times New Roman" w:cs="Times New Roman"/>
+          <w:bCs/>
+          <w:sz w:val="28"/>
+          <w:szCs w:val="28"/>
+        </w:rPr>
+        <w:t>взаємодію</w:t>
+      </w:r>
+      <w:proofErr w:type="spellEnd"/>
+      <w:r>
+        <w:rPr>
+          <w:rFonts w:ascii="Times New Roman" w:hAnsi="Times New Roman" w:cs="Times New Roman"/>
+          <w:bCs/>
+          <w:sz w:val="28"/>
+          <w:szCs w:val="28"/>
+        </w:rPr>
+        <w:t xml:space="preserve"> </w:t>
+      </w:r>
+      <w:proofErr w:type="spellStart"/>
+      <w:r>
+        <w:rPr>
+          <w:rFonts w:ascii="Times New Roman" w:hAnsi="Times New Roman" w:cs="Times New Roman"/>
+          <w:bCs/>
+          <w:sz w:val="28"/>
+          <w:szCs w:val="28"/>
+        </w:rPr>
+        <w:t>між</w:t>
+      </w:r>
+      <w:proofErr w:type="spellEnd"/>
+      <w:r>
+        <w:rPr>
+          <w:rFonts w:ascii="Times New Roman" w:hAnsi="Times New Roman" w:cs="Times New Roman"/>
+          <w:bCs/>
+          <w:sz w:val="28"/>
+          <w:szCs w:val="28"/>
+        </w:rPr>
+        <w:t xml:space="preserve"> компонентами </w:t>
+      </w:r>
+      <w:proofErr w:type="spellStart"/>
+      <w:r>
+        <w:rPr>
+          <w:rFonts w:ascii="Times New Roman" w:hAnsi="Times New Roman" w:cs="Times New Roman"/>
+          <w:bCs/>
+          <w:sz w:val="28"/>
+          <w:szCs w:val="28"/>
+        </w:rPr>
+        <w:t>системи</w:t>
+      </w:r>
+      <w:proofErr w:type="spellEnd"/>
+      <w:r>
+        <w:rPr>
+          <w:rFonts w:ascii="Times New Roman" w:hAnsi="Times New Roman" w:cs="Times New Roman"/>
+          <w:bCs/>
+          <w:sz w:val="28"/>
+          <w:szCs w:val="28"/>
+        </w:rPr>
+        <w:t xml:space="preserve">. </w:t>
+      </w:r>
+      <w:proofErr w:type="spellStart"/>
+      <w:r>
+        <w:rPr>
+          <w:rFonts w:ascii="Times New Roman" w:hAnsi="Times New Roman" w:cs="Times New Roman"/>
+          <w:bCs/>
+          <w:sz w:val="28"/>
+          <w:szCs w:val="28"/>
+        </w:rPr>
+        <w:t>Крім</w:t>
+      </w:r>
+      <w:proofErr w:type="spellEnd"/>
+      <w:r>
+        <w:rPr>
+          <w:rFonts w:ascii="Times New Roman" w:hAnsi="Times New Roman" w:cs="Times New Roman"/>
+          <w:bCs/>
+          <w:sz w:val="28"/>
+          <w:szCs w:val="28"/>
+        </w:rPr>
+        <w:t xml:space="preserve"> того, </w:t>
+      </w:r>
+      <w:proofErr w:type="spellStart"/>
+      <w:r>
+        <w:rPr>
+          <w:rFonts w:ascii="Times New Roman" w:hAnsi="Times New Roman" w:cs="Times New Roman"/>
+          <w:bCs/>
+          <w:sz w:val="28"/>
+          <w:szCs w:val="28"/>
+        </w:rPr>
+        <w:t>було</w:t>
+      </w:r>
+      <w:proofErr w:type="spellEnd"/>
+      <w:r>
+        <w:rPr>
+          <w:rFonts w:ascii="Times New Roman" w:hAnsi="Times New Roman" w:cs="Times New Roman"/>
+          <w:bCs/>
+          <w:sz w:val="28"/>
+          <w:szCs w:val="28"/>
+        </w:rPr>
+        <w:t xml:space="preserve"> </w:t>
+      </w:r>
+      <w:proofErr w:type="spellStart"/>
+      <w:r>
+        <w:rPr>
+          <w:rFonts w:ascii="Times New Roman" w:hAnsi="Times New Roman" w:cs="Times New Roman"/>
+          <w:bCs/>
+          <w:sz w:val="28"/>
+          <w:szCs w:val="28"/>
+        </w:rPr>
+        <w:t>успішно</w:t>
+      </w:r>
+      <w:proofErr w:type="spellEnd"/>
+      <w:r>
+        <w:rPr>
+          <w:rFonts w:ascii="Times New Roman" w:hAnsi="Times New Roman" w:cs="Times New Roman"/>
+          <w:bCs/>
+          <w:sz w:val="28"/>
+          <w:szCs w:val="28"/>
+        </w:rPr>
+        <w:t xml:space="preserve"> </w:t>
+      </w:r>
+      <w:proofErr w:type="spellStart"/>
+      <w:r>
+        <w:rPr>
+          <w:rFonts w:ascii="Times New Roman" w:hAnsi="Times New Roman" w:cs="Times New Roman"/>
+          <w:bCs/>
+          <w:sz w:val="28"/>
+          <w:szCs w:val="28"/>
+        </w:rPr>
+        <w:t>реалізовано</w:t>
+      </w:r>
+      <w:proofErr w:type="spellEnd"/>
+      <w:r>
+        <w:rPr>
+          <w:rFonts w:ascii="Times New Roman" w:hAnsi="Times New Roman" w:cs="Times New Roman"/>
+          <w:bCs/>
+          <w:sz w:val="28"/>
+          <w:szCs w:val="28"/>
+        </w:rPr>
+        <w:t xml:space="preserve"> та </w:t>
+      </w:r>
+      <w:proofErr w:type="spellStart"/>
+      <w:r>
+        <w:rPr>
+          <w:rFonts w:ascii="Times New Roman" w:hAnsi="Times New Roman" w:cs="Times New Roman"/>
+          <w:bCs/>
+          <w:sz w:val="28"/>
+          <w:szCs w:val="28"/>
+        </w:rPr>
+        <w:t>розмежовано</w:t>
+      </w:r>
+      <w:proofErr w:type="spellEnd"/>
+      <w:r>
+        <w:rPr>
+          <w:rFonts w:ascii="Times New Roman" w:hAnsi="Times New Roman" w:cs="Times New Roman"/>
+          <w:bCs/>
+          <w:sz w:val="28"/>
+          <w:szCs w:val="28"/>
+        </w:rPr>
+        <w:t xml:space="preserve"> </w:t>
+      </w:r>
+      <w:proofErr w:type="spellStart"/>
+      <w:r>
+        <w:rPr>
+          <w:rFonts w:ascii="Times New Roman" w:hAnsi="Times New Roman" w:cs="Times New Roman"/>
+          <w:bCs/>
+          <w:sz w:val="28"/>
+          <w:szCs w:val="28"/>
+        </w:rPr>
+        <w:t>поняття</w:t>
+      </w:r>
+      <w:proofErr w:type="spellEnd"/>
+      <w:r>
+        <w:rPr>
+          <w:rFonts w:ascii="Times New Roman" w:hAnsi="Times New Roman" w:cs="Times New Roman"/>
+          <w:bCs/>
+          <w:sz w:val="28"/>
+          <w:szCs w:val="28"/>
+        </w:rPr>
+        <w:t xml:space="preserve"> </w:t>
+      </w:r>
+      <w:proofErr w:type="spellStart"/>
+      <w:r>
+        <w:rPr>
+          <w:rFonts w:ascii="Times New Roman" w:hAnsi="Times New Roman" w:cs="Times New Roman"/>
+          <w:bCs/>
+          <w:sz w:val="28"/>
+          <w:szCs w:val="28"/>
+        </w:rPr>
+        <w:lastRenderedPageBreak/>
+        <w:t>композиції</w:t>
+      </w:r>
+      <w:proofErr w:type="spellEnd"/>
+      <w:r>
+        <w:rPr>
+          <w:rFonts w:ascii="Times New Roman" w:hAnsi="Times New Roman" w:cs="Times New Roman"/>
+          <w:bCs/>
+          <w:sz w:val="28"/>
+          <w:szCs w:val="28"/>
+        </w:rPr>
+        <w:t xml:space="preserve"> і </w:t>
+      </w:r>
+      <w:proofErr w:type="spellStart"/>
+      <w:r>
+        <w:rPr>
+          <w:rFonts w:ascii="Times New Roman" w:hAnsi="Times New Roman" w:cs="Times New Roman"/>
+          <w:bCs/>
+          <w:sz w:val="28"/>
+          <w:szCs w:val="28"/>
+        </w:rPr>
+        <w:t>агрегації</w:t>
+      </w:r>
+      <w:proofErr w:type="spellEnd"/>
+      <w:r>
+        <w:rPr>
+          <w:rFonts w:ascii="Times New Roman" w:hAnsi="Times New Roman" w:cs="Times New Roman"/>
+          <w:bCs/>
+          <w:sz w:val="28"/>
+          <w:szCs w:val="28"/>
+        </w:rPr>
+        <w:t xml:space="preserve"> при </w:t>
+      </w:r>
+      <w:proofErr w:type="spellStart"/>
+      <w:r>
+        <w:rPr>
+          <w:rFonts w:ascii="Times New Roman" w:hAnsi="Times New Roman" w:cs="Times New Roman"/>
+          <w:bCs/>
+          <w:sz w:val="28"/>
+          <w:szCs w:val="28"/>
+        </w:rPr>
+        <w:t>проєктуванні</w:t>
+      </w:r>
+      <w:proofErr w:type="spellEnd"/>
+      <w:r>
+        <w:rPr>
+          <w:rFonts w:ascii="Times New Roman" w:hAnsi="Times New Roman" w:cs="Times New Roman"/>
+          <w:bCs/>
+          <w:sz w:val="28"/>
+          <w:szCs w:val="28"/>
+        </w:rPr>
+        <w:t xml:space="preserve"> </w:t>
+      </w:r>
+      <w:proofErr w:type="spellStart"/>
+      <w:r>
+        <w:rPr>
+          <w:rFonts w:ascii="Times New Roman" w:hAnsi="Times New Roman" w:cs="Times New Roman"/>
+          <w:bCs/>
+          <w:sz w:val="28"/>
+          <w:szCs w:val="28"/>
+        </w:rPr>
+        <w:t>зв'язків</w:t>
+      </w:r>
+      <w:proofErr w:type="spellEnd"/>
+      <w:r>
+        <w:rPr>
+          <w:rFonts w:ascii="Times New Roman" w:hAnsi="Times New Roman" w:cs="Times New Roman"/>
+          <w:bCs/>
+          <w:sz w:val="28"/>
+          <w:szCs w:val="28"/>
+        </w:rPr>
+        <w:t xml:space="preserve"> </w:t>
+      </w:r>
+      <w:proofErr w:type="spellStart"/>
+      <w:r>
+        <w:rPr>
+          <w:rFonts w:ascii="Times New Roman" w:hAnsi="Times New Roman" w:cs="Times New Roman"/>
+          <w:bCs/>
+          <w:sz w:val="28"/>
+          <w:szCs w:val="28"/>
+        </w:rPr>
+        <w:t>між</w:t>
+      </w:r>
+      <w:proofErr w:type="spellEnd"/>
+      <w:r>
+        <w:rPr>
+          <w:rFonts w:ascii="Times New Roman" w:hAnsi="Times New Roman" w:cs="Times New Roman"/>
+          <w:bCs/>
+          <w:sz w:val="28"/>
+          <w:szCs w:val="28"/>
+        </w:rPr>
+        <w:t xml:space="preserve"> </w:t>
+      </w:r>
+      <w:proofErr w:type="spellStart"/>
+      <w:r>
+        <w:rPr>
+          <w:rFonts w:ascii="Times New Roman" w:hAnsi="Times New Roman" w:cs="Times New Roman"/>
+          <w:bCs/>
+          <w:sz w:val="28"/>
+          <w:szCs w:val="28"/>
+        </w:rPr>
+        <w:t>класами</w:t>
+      </w:r>
+      <w:proofErr w:type="spellEnd"/>
+      <w:r>
+        <w:rPr>
+          <w:rFonts w:ascii="Times New Roman" w:hAnsi="Times New Roman" w:cs="Times New Roman"/>
+          <w:bCs/>
+          <w:sz w:val="28"/>
+          <w:szCs w:val="28"/>
+        </w:rPr>
+        <w:t xml:space="preserve">, та на </w:t>
+      </w:r>
+      <w:proofErr w:type="spellStart"/>
+      <w:r>
+        <w:rPr>
+          <w:rFonts w:ascii="Times New Roman" w:hAnsi="Times New Roman" w:cs="Times New Roman"/>
+          <w:bCs/>
+          <w:sz w:val="28"/>
+          <w:szCs w:val="28"/>
+        </w:rPr>
+        <w:t>практиці</w:t>
+      </w:r>
+      <w:proofErr w:type="spellEnd"/>
+      <w:r>
+        <w:rPr>
+          <w:rFonts w:ascii="Times New Roman" w:hAnsi="Times New Roman" w:cs="Times New Roman"/>
+          <w:bCs/>
+          <w:sz w:val="28"/>
+          <w:szCs w:val="28"/>
+        </w:rPr>
+        <w:t xml:space="preserve"> </w:t>
+      </w:r>
+      <w:proofErr w:type="spellStart"/>
+      <w:r>
+        <w:rPr>
+          <w:rFonts w:ascii="Times New Roman" w:hAnsi="Times New Roman" w:cs="Times New Roman"/>
+          <w:bCs/>
+          <w:sz w:val="28"/>
+          <w:szCs w:val="28"/>
+        </w:rPr>
+        <w:t>продемонстровано</w:t>
+      </w:r>
+      <w:proofErr w:type="spellEnd"/>
+      <w:r>
+        <w:rPr>
+          <w:rFonts w:ascii="Times New Roman" w:hAnsi="Times New Roman" w:cs="Times New Roman"/>
+          <w:bCs/>
+          <w:sz w:val="28"/>
+          <w:szCs w:val="28"/>
+        </w:rPr>
+        <w:t xml:space="preserve"> роботу </w:t>
+      </w:r>
+      <w:proofErr w:type="spellStart"/>
+      <w:r>
+        <w:rPr>
+          <w:rFonts w:ascii="Times New Roman" w:hAnsi="Times New Roman" w:cs="Times New Roman"/>
+          <w:bCs/>
+          <w:sz w:val="28"/>
+          <w:szCs w:val="28"/>
+        </w:rPr>
+        <w:t>поліморфізму</w:t>
+      </w:r>
+      <w:proofErr w:type="spellEnd"/>
+      <w:r>
+        <w:rPr>
+          <w:rFonts w:ascii="Times New Roman" w:hAnsi="Times New Roman" w:cs="Times New Roman"/>
+          <w:bCs/>
+          <w:sz w:val="28"/>
+          <w:szCs w:val="28"/>
+        </w:rPr>
+        <w:t xml:space="preserve"> при </w:t>
+      </w:r>
+      <w:proofErr w:type="spellStart"/>
+      <w:r>
+        <w:rPr>
+          <w:rFonts w:ascii="Times New Roman" w:hAnsi="Times New Roman" w:cs="Times New Roman"/>
+          <w:bCs/>
+          <w:sz w:val="28"/>
+          <w:szCs w:val="28"/>
+        </w:rPr>
+        <w:t>обробці</w:t>
+      </w:r>
+      <w:proofErr w:type="spellEnd"/>
+      <w:r>
+        <w:rPr>
+          <w:rFonts w:ascii="Times New Roman" w:hAnsi="Times New Roman" w:cs="Times New Roman"/>
+          <w:bCs/>
+          <w:sz w:val="28"/>
+          <w:szCs w:val="28"/>
+        </w:rPr>
+        <w:t xml:space="preserve"> </w:t>
+      </w:r>
+      <w:proofErr w:type="spellStart"/>
+      <w:r>
+        <w:rPr>
+          <w:rFonts w:ascii="Times New Roman" w:hAnsi="Times New Roman" w:cs="Times New Roman"/>
+          <w:bCs/>
+          <w:sz w:val="28"/>
+          <w:szCs w:val="28"/>
+        </w:rPr>
+        <w:t>різних</w:t>
+      </w:r>
+      <w:proofErr w:type="spellEnd"/>
+      <w:r>
+        <w:rPr>
+          <w:rFonts w:ascii="Times New Roman" w:hAnsi="Times New Roman" w:cs="Times New Roman"/>
+          <w:bCs/>
+          <w:sz w:val="28"/>
+          <w:szCs w:val="28"/>
+        </w:rPr>
+        <w:t xml:space="preserve"> </w:t>
+      </w:r>
+      <w:proofErr w:type="spellStart"/>
+      <w:r>
+        <w:rPr>
+          <w:rFonts w:ascii="Times New Roman" w:hAnsi="Times New Roman" w:cs="Times New Roman"/>
+          <w:bCs/>
+          <w:sz w:val="28"/>
+          <w:szCs w:val="28"/>
+        </w:rPr>
+        <w:t>об'єктів</w:t>
+      </w:r>
+      <w:proofErr w:type="spellEnd"/>
+      <w:r>
+        <w:rPr>
+          <w:rFonts w:ascii="Times New Roman" w:hAnsi="Times New Roman" w:cs="Times New Roman"/>
+          <w:bCs/>
+          <w:sz w:val="28"/>
+          <w:szCs w:val="28"/>
+        </w:rPr>
+        <w:t xml:space="preserve"> через </w:t>
+      </w:r>
+      <w:proofErr w:type="spellStart"/>
+      <w:r>
+        <w:rPr>
+          <w:rFonts w:ascii="Times New Roman" w:hAnsi="Times New Roman" w:cs="Times New Roman"/>
+          <w:bCs/>
+          <w:sz w:val="28"/>
+          <w:szCs w:val="28"/>
+        </w:rPr>
+        <w:t>спільний</w:t>
+      </w:r>
+      <w:proofErr w:type="spellEnd"/>
+      <w:r>
+        <w:rPr>
+          <w:rFonts w:ascii="Times New Roman" w:hAnsi="Times New Roman" w:cs="Times New Roman"/>
+          <w:bCs/>
+          <w:sz w:val="28"/>
+          <w:szCs w:val="28"/>
+        </w:rPr>
+        <w:t xml:space="preserve"> </w:t>
+      </w:r>
+      <w:proofErr w:type="spellStart"/>
+      <w:r>
+        <w:rPr>
+          <w:rFonts w:ascii="Times New Roman" w:hAnsi="Times New Roman" w:cs="Times New Roman"/>
+          <w:bCs/>
+          <w:sz w:val="28"/>
+          <w:szCs w:val="28"/>
+        </w:rPr>
+        <w:t>інтерфейсний</w:t>
+      </w:r>
+      <w:proofErr w:type="spellEnd"/>
+      <w:r>
+        <w:rPr>
+          <w:rFonts w:ascii="Times New Roman" w:hAnsi="Times New Roman" w:cs="Times New Roman"/>
+          <w:bCs/>
+          <w:sz w:val="28"/>
+          <w:szCs w:val="28"/>
+        </w:rPr>
+        <w:t xml:space="preserve"> тип.</w:t>
+      </w:r>
     </w:p>
     <w:sectPr>
       <w:footerReference w:type="default" r:id="rId11"/>
@@ -3804,13 +8515,13 @@
     </w:lvl>
   </w:abstractNum>
   <w:abstractNum w:abstractNumId="4" w15:restartNumberingAfterBreak="0">
-    <w:nsid w:val="35007ABF"/>
+    <w:nsid w:val="351A6999"/>
     <w:multiLevelType w:val="multilevel"/>
-    <w:tmpl w:val="C5504808"/>
+    <w:tmpl w:val="E0941AD6"/>
     <w:lvl w:ilvl="0">
       <w:start w:val="1"/>
-      <w:numFmt w:val="bullet"/>
-      <w:lvlText w:val="―"/>
+      <w:numFmt w:val="decimal"/>
+      <w:lvlText w:val="%1."/>
       <w:lvlJc w:val="left"/>
       <w:pPr>
         <w:tabs>
@@ -3819,7 +8530,7 @@
         <w:ind w:left="720" w:hanging="360"/>
       </w:pPr>
       <w:rPr>
-        <w:rFonts w:ascii="Times New Roman" w:hAnsi="Times New Roman" w:cs="Times New Roman" w:hint="default"/>
+        <w:rFonts w:hint="default"/>
         <w:sz w:val="20"/>
       </w:rPr>
     </w:lvl>
@@ -3953,10 +8664,10 @@
     </w:lvl>
   </w:abstractNum>
   <w:abstractNum w:abstractNumId="5" w15:restartNumberingAfterBreak="0">
-    <w:nsid w:val="351A6999"/>
-    <w:multiLevelType w:val="multilevel"/>
-    <w:tmpl w:val="E0941AD6"/>
-    <w:lvl w:ilvl="0">
+    <w:nsid w:val="41C27966"/>
+    <w:multiLevelType w:val="hybridMultilevel"/>
+    <w:tmpl w:val="31562296"/>
+    <w:lvl w:ilvl="0" w:tplc="0419000F">
       <w:start w:val="1"/>
       <w:numFmt w:val="decimal"/>
       <w:lvlText w:val="%1."/>
@@ -3967,15 +8678,11 @@
         </w:tabs>
         <w:ind w:left="720" w:hanging="360"/>
       </w:pPr>
-      <w:rPr>
-        <w:rFonts w:hint="default"/>
-        <w:sz w:val="20"/>
-      </w:rPr>
-    </w:lvl>
-    <w:lvl w:ilvl="1" w:tentative="1">
-      <w:start w:val="1"/>
-      <w:numFmt w:val="bullet"/>
-      <w:lvlText w:val="o"/>
+    </w:lvl>
+    <w:lvl w:ilvl="1" w:tplc="FFFFFFFF" w:tentative="1">
+      <w:start w:val="1"/>
+      <w:numFmt w:val="lowerLetter"/>
+      <w:lvlText w:val="%2."/>
       <w:lvlJc w:val="left"/>
       <w:pPr>
         <w:tabs>
@@ -3983,15 +8690,124 @@
         </w:tabs>
         <w:ind w:left="1440" w:hanging="360"/>
       </w:pPr>
-      <w:rPr>
-        <w:rFonts w:ascii="Courier New" w:hAnsi="Courier New" w:hint="default"/>
-        <w:sz w:val="20"/>
-      </w:rPr>
+    </w:lvl>
+    <w:lvl w:ilvl="2" w:tplc="FFFFFFFF" w:tentative="1">
+      <w:start w:val="1"/>
+      <w:numFmt w:val="lowerRoman"/>
+      <w:lvlText w:val="%3."/>
+      <w:lvlJc w:val="right"/>
+      <w:pPr>
+        <w:tabs>
+          <w:tab w:val="num" w:pos="2160"/>
+        </w:tabs>
+        <w:ind w:left="2160" w:hanging="180"/>
+      </w:pPr>
+    </w:lvl>
+    <w:lvl w:ilvl="3" w:tplc="FFFFFFFF" w:tentative="1">
+      <w:start w:val="1"/>
+      <w:numFmt w:val="decimal"/>
+      <w:lvlText w:val="%4."/>
+      <w:lvlJc w:val="left"/>
+      <w:pPr>
+        <w:tabs>
+          <w:tab w:val="num" w:pos="2880"/>
+        </w:tabs>
+        <w:ind w:left="2880" w:hanging="360"/>
+      </w:pPr>
+    </w:lvl>
+    <w:lvl w:ilvl="4" w:tplc="FFFFFFFF" w:tentative="1">
+      <w:start w:val="1"/>
+      <w:numFmt w:val="lowerLetter"/>
+      <w:lvlText w:val="%5."/>
+      <w:lvlJc w:val="left"/>
+      <w:pPr>
+        <w:tabs>
+          <w:tab w:val="num" w:pos="3600"/>
+        </w:tabs>
+        <w:ind w:left="3600" w:hanging="360"/>
+      </w:pPr>
+    </w:lvl>
+    <w:lvl w:ilvl="5" w:tplc="FFFFFFFF" w:tentative="1">
+      <w:start w:val="1"/>
+      <w:numFmt w:val="lowerRoman"/>
+      <w:lvlText w:val="%6."/>
+      <w:lvlJc w:val="right"/>
+      <w:pPr>
+        <w:tabs>
+          <w:tab w:val="num" w:pos="4320"/>
+        </w:tabs>
+        <w:ind w:left="4320" w:hanging="180"/>
+      </w:pPr>
+    </w:lvl>
+    <w:lvl w:ilvl="6" w:tplc="FFFFFFFF" w:tentative="1">
+      <w:start w:val="1"/>
+      <w:numFmt w:val="decimal"/>
+      <w:lvlText w:val="%7."/>
+      <w:lvlJc w:val="left"/>
+      <w:pPr>
+        <w:tabs>
+          <w:tab w:val="num" w:pos="5040"/>
+        </w:tabs>
+        <w:ind w:left="5040" w:hanging="360"/>
+      </w:pPr>
+    </w:lvl>
+    <w:lvl w:ilvl="7" w:tplc="FFFFFFFF" w:tentative="1">
+      <w:start w:val="1"/>
+      <w:numFmt w:val="lowerLetter"/>
+      <w:lvlText w:val="%8."/>
+      <w:lvlJc w:val="left"/>
+      <w:pPr>
+        <w:tabs>
+          <w:tab w:val="num" w:pos="5760"/>
+        </w:tabs>
+        <w:ind w:left="5760" w:hanging="360"/>
+      </w:pPr>
+    </w:lvl>
+    <w:lvl w:ilvl="8" w:tplc="FFFFFFFF" w:tentative="1">
+      <w:start w:val="1"/>
+      <w:numFmt w:val="lowerRoman"/>
+      <w:lvlText w:val="%9."/>
+      <w:lvlJc w:val="right"/>
+      <w:pPr>
+        <w:tabs>
+          <w:tab w:val="num" w:pos="6480"/>
+        </w:tabs>
+        <w:ind w:left="6480" w:hanging="180"/>
+      </w:pPr>
+    </w:lvl>
+  </w:abstractNum>
+  <w:abstractNum w:abstractNumId="6" w15:restartNumberingAfterBreak="0">
+    <w:nsid w:val="48396FBB"/>
+    <w:multiLevelType w:val="multilevel"/>
+    <w:tmpl w:val="5CA825F2"/>
+    <w:lvl w:ilvl="0">
+      <w:start w:val="1"/>
+      <w:numFmt w:val="decimal"/>
+      <w:lvlText w:val="%1."/>
+      <w:lvlJc w:val="left"/>
+      <w:pPr>
+        <w:tabs>
+          <w:tab w:val="num" w:pos="720"/>
+        </w:tabs>
+        <w:ind w:left="720" w:hanging="360"/>
+      </w:pPr>
+    </w:lvl>
+    <w:lvl w:ilvl="1" w:tentative="1">
+      <w:start w:val="1"/>
+      <w:numFmt w:val="decimal"/>
+      <w:lvlText w:val="%2."/>
+      <w:lvlJc w:val="left"/>
+      <w:pPr>
+        <w:tabs>
+          <w:tab w:val="num" w:pos="1440"/>
+        </w:tabs>
+        <w:ind w:left="1440" w:hanging="360"/>
+      </w:pPr>
     </w:lvl>
     <w:lvl w:ilvl="2" w:tentative="1">
       <w:start w:val="1"/>
-      <w:numFmt w:val="bullet"/>
-      <w:lvlText w:val=""/>
+      <w:numFmt w:val="decimal"/>
+      <w:lvlText w:val="%3."/>
       <w:lvlJc w:val="left"/>
       <w:pPr>
         <w:tabs>
@@ -3999,15 +8815,11 @@
         </w:tabs>
         <w:ind w:left="2160" w:hanging="360"/>
       </w:pPr>
-      <w:rPr>
-        <w:rFonts w:ascii="Wingdings" w:hAnsi="Wingdings" w:hint="default"/>
-        <w:sz w:val="20"/>
-      </w:rPr>
     </w:lvl>
     <w:lvl w:ilvl="3" w:tentative="1">
       <w:start w:val="1"/>
-      <w:numFmt w:val="bullet"/>
-      <w:lvlText w:val=""/>
+      <w:numFmt w:val="decimal"/>
+      <w:lvlText w:val="%4."/>
       <w:lvlJc w:val="left"/>
       <w:pPr>
         <w:tabs>
@@ -4015,15 +8827,11 @@
         </w:tabs>
         <w:ind w:left="2880" w:hanging="360"/>
       </w:pPr>
-      <w:rPr>
-        <w:rFonts w:ascii="Wingdings" w:hAnsi="Wingdings" w:hint="default"/>
-        <w:sz w:val="20"/>
-      </w:rPr>
     </w:lvl>
     <w:lvl w:ilvl="4" w:tentative="1">
       <w:start w:val="1"/>
-      <w:numFmt w:val="bullet"/>
-      <w:lvlText w:val=""/>
+      <w:numFmt w:val="decimal"/>
+      <w:lvlText w:val="%5."/>
       <w:lvlJc w:val="left"/>
       <w:pPr>
         <w:tabs>
@@ -4031,15 +8839,11 @@
         </w:tabs>
         <w:ind w:left="3600" w:hanging="360"/>
       </w:pPr>
-      <w:rPr>
-        <w:rFonts w:ascii="Wingdings" w:hAnsi="Wingdings" w:hint="default"/>
-        <w:sz w:val="20"/>
-      </w:rPr>
     </w:lvl>
     <w:lvl w:ilvl="5" w:tentative="1">
       <w:start w:val="1"/>
-      <w:numFmt w:val="bullet"/>
-      <w:lvlText w:val=""/>
+      <w:numFmt w:val="decimal"/>
+      <w:lvlText w:val="%6."/>
       <w:lvlJc w:val="left"/>
       <w:pPr>
         <w:tabs>
@@ -4047,15 +8851,11 @@
         </w:tabs>
         <w:ind w:left="4320" w:hanging="360"/>
       </w:pPr>
-      <w:rPr>
-        <w:rFonts w:ascii="Wingdings" w:hAnsi="Wingdings" w:hint="default"/>
-        <w:sz w:val="20"/>
-      </w:rPr>
     </w:lvl>
     <w:lvl w:ilvl="6" w:tentative="1">
       <w:start w:val="1"/>
-      <w:numFmt w:val="bullet"/>
-      <w:lvlText w:val=""/>
+      <w:numFmt w:val="decimal"/>
+      <w:lvlText w:val="%7."/>
       <w:lvlJc w:val="left"/>
       <w:pPr>
         <w:tabs>
@@ -4063,15 +8863,11 @@
         </w:tabs>
         <w:ind w:left="5040" w:hanging="360"/>
       </w:pPr>
-      <w:rPr>
-        <w:rFonts w:ascii="Wingdings" w:hAnsi="Wingdings" w:hint="default"/>
-        <w:sz w:val="20"/>
-      </w:rPr>
     </w:lvl>
     <w:lvl w:ilvl="7" w:tentative="1">
       <w:start w:val="1"/>
-      <w:numFmt w:val="bullet"/>
-      <w:lvlText w:val=""/>
+      <w:numFmt w:val="decimal"/>
+      <w:lvlText w:val="%8."/>
       <w:lvlJc w:val="left"/>
       <w:pPr>
         <w:tabs>
@@ -4079,15 +8875,11 @@
         </w:tabs>
         <w:ind w:left="5760" w:hanging="360"/>
       </w:pPr>
-      <w:rPr>
-        <w:rFonts w:ascii="Wingdings" w:hAnsi="Wingdings" w:hint="default"/>
-        <w:sz w:val="20"/>
-      </w:rPr>
     </w:lvl>
     <w:lvl w:ilvl="8" w:tentative="1">
       <w:start w:val="1"/>
-      <w:numFmt w:val="bullet"/>
-      <w:lvlText w:val=""/>
+      <w:numFmt w:val="decimal"/>
+      <w:lvlText w:val="%9."/>
       <w:lvlJc w:val="left"/>
       <w:pPr>
         <w:tabs>
@@ -4095,239 +8887,9 @@
         </w:tabs>
         <w:ind w:left="6480" w:hanging="360"/>
       </w:pPr>
-      <w:rPr>
-        <w:rFonts w:ascii="Wingdings" w:hAnsi="Wingdings" w:hint="default"/>
-        <w:sz w:val="20"/>
-      </w:rPr>
-    </w:lvl>
-  </w:abstractNum>
-  <w:abstractNum w:abstractNumId="6" w15:restartNumberingAfterBreak="0">
-    <w:nsid w:val="41C27966"/>
-    <w:multiLevelType w:val="hybridMultilevel"/>
-    <w:tmpl w:val="31562296"/>
-    <w:lvl w:ilvl="0" w:tplc="0419000F">
-      <w:start w:val="1"/>
-      <w:numFmt w:val="decimal"/>
-      <w:lvlText w:val="%1."/>
-      <w:lvlJc w:val="left"/>
-      <w:pPr>
-        <w:tabs>
-          <w:tab w:val="num" w:pos="720"/>
-        </w:tabs>
-        <w:ind w:left="720" w:hanging="360"/>
-      </w:pPr>
-    </w:lvl>
-    <w:lvl w:ilvl="1" w:tplc="FFFFFFFF" w:tentative="1">
-      <w:start w:val="1"/>
-      <w:numFmt w:val="lowerLetter"/>
-      <w:lvlText w:val="%2."/>
-      <w:lvlJc w:val="left"/>
-      <w:pPr>
-        <w:tabs>
-          <w:tab w:val="num" w:pos="1440"/>
-        </w:tabs>
-        <w:ind w:left="1440" w:hanging="360"/>
-      </w:pPr>
-    </w:lvl>
-    <w:lvl w:ilvl="2" w:tplc="FFFFFFFF" w:tentative="1">
-      <w:start w:val="1"/>
-      <w:numFmt w:val="lowerRoman"/>
-      <w:lvlText w:val="%3."/>
-      <w:lvlJc w:val="right"/>
-      <w:pPr>
-        <w:tabs>
-          <w:tab w:val="num" w:pos="2160"/>
-        </w:tabs>
-        <w:ind w:left="2160" w:hanging="180"/>
-      </w:pPr>
-    </w:lvl>
-    <w:lvl w:ilvl="3" w:tplc="FFFFFFFF" w:tentative="1">
-      <w:start w:val="1"/>
-      <w:numFmt w:val="decimal"/>
-      <w:lvlText w:val="%4."/>
-      <w:lvlJc w:val="left"/>
-      <w:pPr>
-        <w:tabs>
-          <w:tab w:val="num" w:pos="2880"/>
-        </w:tabs>
-        <w:ind w:left="2880" w:hanging="360"/>
-      </w:pPr>
-    </w:lvl>
-    <w:lvl w:ilvl="4" w:tplc="FFFFFFFF" w:tentative="1">
-      <w:start w:val="1"/>
-      <w:numFmt w:val="lowerLetter"/>
-      <w:lvlText w:val="%5."/>
-      <w:lvlJc w:val="left"/>
-      <w:pPr>
-        <w:tabs>
-          <w:tab w:val="num" w:pos="3600"/>
-        </w:tabs>
-        <w:ind w:left="3600" w:hanging="360"/>
-      </w:pPr>
-    </w:lvl>
-    <w:lvl w:ilvl="5" w:tplc="FFFFFFFF" w:tentative="1">
-      <w:start w:val="1"/>
-      <w:numFmt w:val="lowerRoman"/>
-      <w:lvlText w:val="%6."/>
-      <w:lvlJc w:val="right"/>
-      <w:pPr>
-        <w:tabs>
-          <w:tab w:val="num" w:pos="4320"/>
-        </w:tabs>
-        <w:ind w:left="4320" w:hanging="180"/>
-      </w:pPr>
-    </w:lvl>
-    <w:lvl w:ilvl="6" w:tplc="FFFFFFFF" w:tentative="1">
-      <w:start w:val="1"/>
-      <w:numFmt w:val="decimal"/>
-      <w:lvlText w:val="%7."/>
-      <w:lvlJc w:val="left"/>
-      <w:pPr>
-        <w:tabs>
-          <w:tab w:val="num" w:pos="5040"/>
-        </w:tabs>
-        <w:ind w:left="5040" w:hanging="360"/>
-      </w:pPr>
-    </w:lvl>
-    <w:lvl w:ilvl="7" w:tplc="FFFFFFFF" w:tentative="1">
-      <w:start w:val="1"/>
-      <w:numFmt w:val="lowerLetter"/>
-      <w:lvlText w:val="%8."/>
-      <w:lvlJc w:val="left"/>
-      <w:pPr>
-        <w:tabs>
-          <w:tab w:val="num" w:pos="5760"/>
-        </w:tabs>
-        <w:ind w:left="5760" w:hanging="360"/>
-      </w:pPr>
-    </w:lvl>
-    <w:lvl w:ilvl="8" w:tplc="FFFFFFFF" w:tentative="1">
-      <w:start w:val="1"/>
-      <w:numFmt w:val="lowerRoman"/>
-      <w:lvlText w:val="%9."/>
-      <w:lvlJc w:val="right"/>
-      <w:pPr>
-        <w:tabs>
-          <w:tab w:val="num" w:pos="6480"/>
-        </w:tabs>
-        <w:ind w:left="6480" w:hanging="180"/>
-      </w:pPr>
     </w:lvl>
   </w:abstractNum>
   <w:abstractNum w:abstractNumId="7" w15:restartNumberingAfterBreak="0">
-    <w:nsid w:val="48396FBB"/>
-    <w:multiLevelType w:val="multilevel"/>
-    <w:tmpl w:val="5CA825F2"/>
-    <w:lvl w:ilvl="0">
-      <w:start w:val="1"/>
-      <w:numFmt w:val="decimal"/>
-      <w:lvlText w:val="%1."/>
-      <w:lvlJc w:val="left"/>
-      <w:pPr>
-        <w:tabs>
-          <w:tab w:val="num" w:pos="720"/>
-        </w:tabs>
-        <w:ind w:left="720" w:hanging="360"/>
-      </w:pPr>
-    </w:lvl>
-    <w:lvl w:ilvl="1" w:tentative="1">
-      <w:start w:val="1"/>
-      <w:numFmt w:val="decimal"/>
-      <w:lvlText w:val="%2."/>
-      <w:lvlJc w:val="left"/>
-      <w:pPr>
-        <w:tabs>
-          <w:tab w:val="num" w:pos="1440"/>
-        </w:tabs>
-        <w:ind w:left="1440" w:hanging="360"/>
-      </w:pPr>
-    </w:lvl>
-    <w:lvl w:ilvl="2" w:tentative="1">
-      <w:start w:val="1"/>
-      <w:numFmt w:val="decimal"/>
-      <w:lvlText w:val="%3."/>
-      <w:lvlJc w:val="left"/>
-      <w:pPr>
-        <w:tabs>
-          <w:tab w:val="num" w:pos="2160"/>
-        </w:tabs>
-        <w:ind w:left="2160" w:hanging="360"/>
-      </w:pPr>
-    </w:lvl>
-    <w:lvl w:ilvl="3" w:tentative="1">
-      <w:start w:val="1"/>
-      <w:numFmt w:val="decimal"/>
-      <w:lvlText w:val="%4."/>
-      <w:lvlJc w:val="left"/>
-      <w:pPr>
-        <w:tabs>
-          <w:tab w:val="num" w:pos="2880"/>
-        </w:tabs>
-        <w:ind w:left="2880" w:hanging="360"/>
-      </w:pPr>
-    </w:lvl>
-    <w:lvl w:ilvl="4" w:tentative="1">
-      <w:start w:val="1"/>
-      <w:numFmt w:val="decimal"/>
-      <w:lvlText w:val="%5."/>
-      <w:lvlJc w:val="left"/>
-      <w:pPr>
-        <w:tabs>
-          <w:tab w:val="num" w:pos="3600"/>
-        </w:tabs>
-        <w:ind w:left="3600" w:hanging="360"/>
-      </w:pPr>
-    </w:lvl>
-    <w:lvl w:ilvl="5" w:tentative="1">
-      <w:start w:val="1"/>
-      <w:numFmt w:val="decimal"/>
-      <w:lvlText w:val="%6."/>
-      <w:lvlJc w:val="left"/>
-      <w:pPr>
-        <w:tabs>
-          <w:tab w:val="num" w:pos="4320"/>
-        </w:tabs>
-        <w:ind w:left="4320" w:hanging="360"/>
-      </w:pPr>
-    </w:lvl>
-    <w:lvl w:ilvl="6" w:tentative="1">
-      <w:start w:val="1"/>
-      <w:numFmt w:val="decimal"/>
-      <w:lvlText w:val="%7."/>
-      <w:lvlJc w:val="left"/>
-      <w:pPr>
-        <w:tabs>
-          <w:tab w:val="num" w:pos="5040"/>
-        </w:tabs>
-        <w:ind w:left="5040" w:hanging="360"/>
-      </w:pPr>
-    </w:lvl>
-    <w:lvl w:ilvl="7" w:tentative="1">
-      <w:start w:val="1"/>
-      <w:numFmt w:val="decimal"/>
-      <w:lvlText w:val="%8."/>
-      <w:lvlJc w:val="left"/>
-      <w:pPr>
-        <w:tabs>
-          <w:tab w:val="num" w:pos="5760"/>
-        </w:tabs>
-        <w:ind w:left="5760" w:hanging="360"/>
-      </w:pPr>
-    </w:lvl>
-    <w:lvl w:ilvl="8" w:tentative="1">
-      <w:start w:val="1"/>
-      <w:numFmt w:val="decimal"/>
-      <w:lvlText w:val="%9."/>
-      <w:lvlJc w:val="left"/>
-      <w:pPr>
-        <w:tabs>
-          <w:tab w:val="num" w:pos="6480"/>
-        </w:tabs>
-        <w:ind w:left="6480" w:hanging="360"/>
-      </w:pPr>
-    </w:lvl>
-  </w:abstractNum>
-  <w:abstractNum w:abstractNumId="8" w15:restartNumberingAfterBreak="0">
     <w:nsid w:val="4EA14B74"/>
     <w:multiLevelType w:val="hybridMultilevel"/>
     <w:tmpl w:val="610EE008"/>
@@ -4439,7 +9001,7 @@
       </w:rPr>
     </w:lvl>
   </w:abstractNum>
-  <w:abstractNum w:abstractNumId="9" w15:restartNumberingAfterBreak="0">
+  <w:abstractNum w:abstractNumId="8" w15:restartNumberingAfterBreak="0">
     <w:nsid w:val="52333FA4"/>
     <w:multiLevelType w:val="multilevel"/>
     <w:tmpl w:val="E0941AD6"/>
@@ -4588,156 +9150,7 @@
       </w:rPr>
     </w:lvl>
   </w:abstractNum>
-  <w:abstractNum w:abstractNumId="10" w15:restartNumberingAfterBreak="0">
-    <w:nsid w:val="56583521"/>
-    <w:multiLevelType w:val="multilevel"/>
-    <w:tmpl w:val="BD0C0FBC"/>
-    <w:lvl w:ilvl="0">
-      <w:start w:val="1"/>
-      <w:numFmt w:val="bullet"/>
-      <w:lvlText w:val=""/>
-      <w:lvlJc w:val="left"/>
-      <w:pPr>
-        <w:tabs>
-          <w:tab w:val="num" w:pos="720"/>
-        </w:tabs>
-        <w:ind w:left="720" w:hanging="360"/>
-      </w:pPr>
-      <w:rPr>
-        <w:rFonts w:ascii="Symbol" w:hAnsi="Symbol" w:hint="default"/>
-        <w:sz w:val="20"/>
-      </w:rPr>
-    </w:lvl>
-    <w:lvl w:ilvl="1" w:tentative="1">
-      <w:start w:val="1"/>
-      <w:numFmt w:val="bullet"/>
-      <w:lvlText w:val="o"/>
-      <w:lvlJc w:val="left"/>
-      <w:pPr>
-        <w:tabs>
-          <w:tab w:val="num" w:pos="1440"/>
-        </w:tabs>
-        <w:ind w:left="1440" w:hanging="360"/>
-      </w:pPr>
-      <w:rPr>
-        <w:rFonts w:ascii="Courier New" w:hAnsi="Courier New" w:hint="default"/>
-        <w:sz w:val="20"/>
-      </w:rPr>
-    </w:lvl>
-    <w:lvl w:ilvl="2" w:tentative="1">
-      <w:start w:val="1"/>
-      <w:numFmt w:val="bullet"/>
-      <w:lvlText w:val=""/>
-      <w:lvlJc w:val="left"/>
-      <w:pPr>
-        <w:tabs>
-          <w:tab w:val="num" w:pos="2160"/>
-        </w:tabs>
-        <w:ind w:left="2160" w:hanging="360"/>
-      </w:pPr>
-      <w:rPr>
-        <w:rFonts w:ascii="Wingdings" w:hAnsi="Wingdings" w:hint="default"/>
-        <w:sz w:val="20"/>
-      </w:rPr>
-    </w:lvl>
-    <w:lvl w:ilvl="3" w:tentative="1">
-      <w:start w:val="1"/>
-      <w:numFmt w:val="bullet"/>
-      <w:lvlText w:val=""/>
-      <w:lvlJc w:val="left"/>
-      <w:pPr>
-        <w:tabs>
-          <w:tab w:val="num" w:pos="2880"/>
-        </w:tabs>
-        <w:ind w:left="2880" w:hanging="360"/>
-      </w:pPr>
-      <w:rPr>
-        <w:rFonts w:ascii="Wingdings" w:hAnsi="Wingdings" w:hint="default"/>
-        <w:sz w:val="20"/>
-      </w:rPr>
-    </w:lvl>
-    <w:lvl w:ilvl="4" w:tentative="1">
-      <w:start w:val="1"/>
-      <w:numFmt w:val="bullet"/>
-      <w:lvlText w:val=""/>
-      <w:lvlJc w:val="left"/>
-      <w:pPr>
-        <w:tabs>
-          <w:tab w:val="num" w:pos="3600"/>
-        </w:tabs>
-        <w:ind w:left="3600" w:hanging="360"/>
-      </w:pPr>
-      <w:rPr>
-        <w:rFonts w:ascii="Wingdings" w:hAnsi="Wingdings" w:hint="default"/>
-        <w:sz w:val="20"/>
-      </w:rPr>
-    </w:lvl>
-    <w:lvl w:ilvl="5" w:tentative="1">
-      <w:start w:val="1"/>
-      <w:numFmt w:val="bullet"/>
-      <w:lvlText w:val=""/>
-      <w:lvlJc w:val="left"/>
-      <w:pPr>
-        <w:tabs>
-          <w:tab w:val="num" w:pos="4320"/>
-        </w:tabs>
-        <w:ind w:left="4320" w:hanging="360"/>
-      </w:pPr>
-      <w:rPr>
-        <w:rFonts w:ascii="Wingdings" w:hAnsi="Wingdings" w:hint="default"/>
-        <w:sz w:val="20"/>
-      </w:rPr>
-    </w:lvl>
-    <w:lvl w:ilvl="6" w:tentative="1">
-      <w:start w:val="1"/>
-      <w:numFmt w:val="bullet"/>
-      <w:lvlText w:val=""/>
-      <w:lvlJc w:val="left"/>
-      <w:pPr>
-        <w:tabs>
-          <w:tab w:val="num" w:pos="5040"/>
-        </w:tabs>
-        <w:ind w:left="5040" w:hanging="360"/>
-      </w:pPr>
-      <w:rPr>
-        <w:rFonts w:ascii="Wingdings" w:hAnsi="Wingdings" w:hint="default"/>
-        <w:sz w:val="20"/>
-      </w:rPr>
-    </w:lvl>
-    <w:lvl w:ilvl="7" w:tentative="1">
-      <w:start w:val="1"/>
-      <w:numFmt w:val="bullet"/>
-      <w:lvlText w:val=""/>
-      <w:lvlJc w:val="left"/>
-      <w:pPr>
-        <w:tabs>
-          <w:tab w:val="num" w:pos="5760"/>
-        </w:tabs>
-        <w:ind w:left="5760" w:hanging="360"/>
-      </w:pPr>
-      <w:rPr>
-        <w:rFonts w:ascii="Wingdings" w:hAnsi="Wingdings" w:hint="default"/>
-        <w:sz w:val="20"/>
-      </w:rPr>
-    </w:lvl>
-    <w:lvl w:ilvl="8" w:tentative="1">
-      <w:start w:val="1"/>
-      <w:numFmt w:val="bullet"/>
-      <w:lvlText w:val=""/>
-      <w:lvlJc w:val="left"/>
-      <w:pPr>
-        <w:tabs>
-          <w:tab w:val="num" w:pos="6480"/>
-        </w:tabs>
-        <w:ind w:left="6480" w:hanging="360"/>
-      </w:pPr>
-      <w:rPr>
-        <w:rFonts w:ascii="Wingdings" w:hAnsi="Wingdings" w:hint="default"/>
-        <w:sz w:val="20"/>
-      </w:rPr>
-    </w:lvl>
-  </w:abstractNum>
-  <w:abstractNum w:abstractNumId="11" w15:restartNumberingAfterBreak="0">
+  <w:abstractNum w:abstractNumId="9" w15:restartNumberingAfterBreak="0">
     <w:nsid w:val="59677AD0"/>
     <w:multiLevelType w:val="hybridMultilevel"/>
     <w:tmpl w:val="9A088E46"/>
@@ -4849,7 +9262,7 @@
       </w:rPr>
     </w:lvl>
   </w:abstractNum>
-  <w:abstractNum w:abstractNumId="12" w15:restartNumberingAfterBreak="0">
+  <w:abstractNum w:abstractNumId="10" w15:restartNumberingAfterBreak="0">
     <w:nsid w:val="687C3439"/>
     <w:multiLevelType w:val="hybridMultilevel"/>
     <w:tmpl w:val="33B86C36"/>
@@ -4962,7 +9375,7 @@
       </w:rPr>
     </w:lvl>
   </w:abstractNum>
-  <w:abstractNum w:abstractNumId="13" w15:restartNumberingAfterBreak="0">
+  <w:abstractNum w:abstractNumId="11" w15:restartNumberingAfterBreak="0">
     <w:nsid w:val="6B3114A9"/>
     <w:multiLevelType w:val="multilevel"/>
     <w:tmpl w:val="792E761C"/>
@@ -5111,7 +9524,7 @@
       </w:rPr>
     </w:lvl>
   </w:abstractNum>
-  <w:abstractNum w:abstractNumId="14" w15:restartNumberingAfterBreak="0">
+  <w:abstractNum w:abstractNumId="12" w15:restartNumberingAfterBreak="0">
     <w:nsid w:val="75285E32"/>
     <w:multiLevelType w:val="hybridMultilevel"/>
     <w:tmpl w:val="B6600FB4"/>
@@ -5224,14 +9637,14 @@
       </w:rPr>
     </w:lvl>
   </w:abstractNum>
-  <w:abstractNum w:abstractNumId="15" w15:restartNumberingAfterBreak="0">
+  <w:abstractNum w:abstractNumId="13" w15:restartNumberingAfterBreak="0">
     <w:nsid w:val="7BD569D6"/>
     <w:multiLevelType w:val="multilevel"/>
-    <w:tmpl w:val="51906BDE"/>
+    <w:tmpl w:val="175C6866"/>
     <w:lvl w:ilvl="0">
       <w:start w:val="1"/>
       <w:numFmt w:val="bullet"/>
-      <w:lvlText w:val="–"/>
+      <w:lvlText w:val=""/>
       <w:lvlJc w:val="left"/>
       <w:pPr>
         <w:tabs>
@@ -5240,7 +9653,7 @@
         <w:ind w:left="720" w:hanging="360"/>
       </w:pPr>
       <w:rPr>
-        <w:rFonts w:ascii="Times New Roman" w:hAnsi="Times New Roman" w:cs="Times New Roman" w:hint="default"/>
+        <w:rFonts w:ascii="Symbol" w:hAnsi="Symbol" w:hint="default"/>
         <w:sz w:val="20"/>
       </w:rPr>
     </w:lvl>
@@ -5374,52 +9787,46 @@
     </w:lvl>
   </w:abstractNum>
   <w:num w:numId="1" w16cid:durableId="1351105571">
-    <w:abstractNumId w:val="12"/>
+    <w:abstractNumId w:val="10"/>
   </w:num>
   <w:num w:numId="2" w16cid:durableId="720516275">
-    <w:abstractNumId w:val="6"/>
+    <w:abstractNumId w:val="5"/>
   </w:num>
   <w:num w:numId="3" w16cid:durableId="1497762325">
     <w:abstractNumId w:val="2"/>
   </w:num>
   <w:num w:numId="4" w16cid:durableId="941448500">
+    <w:abstractNumId w:val="7"/>
+  </w:num>
+  <w:num w:numId="5" w16cid:durableId="770399043">
+    <w:abstractNumId w:val="12"/>
+  </w:num>
+  <w:num w:numId="6" w16cid:durableId="116686190">
     <w:abstractNumId w:val="8"/>
   </w:num>
-  <w:num w:numId="5" w16cid:durableId="770399043">
-    <w:abstractNumId w:val="14"/>
-  </w:num>
-  <w:num w:numId="6" w16cid:durableId="116686190">
-    <w:abstractNumId w:val="9"/>
-  </w:num>
   <w:num w:numId="7" w16cid:durableId="964123838">
-    <w:abstractNumId w:val="5"/>
+    <w:abstractNumId w:val="4"/>
   </w:num>
   <w:num w:numId="8" w16cid:durableId="48572650">
-    <w:abstractNumId w:val="11"/>
+    <w:abstractNumId w:val="9"/>
   </w:num>
   <w:num w:numId="9" w16cid:durableId="928394034">
     <w:abstractNumId w:val="3"/>
   </w:num>
   <w:num w:numId="10" w16cid:durableId="109859022">
-    <w:abstractNumId w:val="7"/>
+    <w:abstractNumId w:val="6"/>
   </w:num>
   <w:num w:numId="11" w16cid:durableId="159739407">
     <w:abstractNumId w:val="0"/>
   </w:num>
   <w:num w:numId="12" w16cid:durableId="1169759938">
-    <w:abstractNumId w:val="13"/>
+    <w:abstractNumId w:val="11"/>
   </w:num>
   <w:num w:numId="13" w16cid:durableId="1318147819">
     <w:abstractNumId w:val="1"/>
   </w:num>
   <w:num w:numId="14" w16cid:durableId="1096360638">
-    <w:abstractNumId w:val="15"/>
-  </w:num>
-  <w:num w:numId="15" w16cid:durableId="1891068430">
-    <w:abstractNumId w:val="10"/>
-  </w:num>
-  <w:num w:numId="16" w16cid:durableId="910194201">
-    <w:abstractNumId w:val="4"/>
+    <w:abstractNumId w:val="13"/>
   </w:num>
 </w:numbering>
 </file>
@@ -5822,7 +10229,7 @@
   <w:style w:type="paragraph" w:default="1" w:styleId="a">
     <w:name w:val="Normal"/>
     <w:qFormat/>
-    <w:rsid w:val="00454F26"/>
+    <w:rsid w:val="006712D9"/>
     <w:pPr>
       <w:spacing w:after="0" w:line="240" w:lineRule="auto"/>
     </w:pPr>
@@ -6110,32 +10517,6 @@
       <w:lang w:eastAsia="ru-RU"/>
     </w:rPr>
   </w:style>
-  <w:style w:type="paragraph" w:styleId="ad">
-    <w:name w:val="Normal (Web)"/>
-    <w:basedOn w:val="a"/>
-    <w:uiPriority w:val="99"/>
-    <w:unhideWhenUsed/>
-    <w:rsid w:val="002C0A80"/>
-    <w:pPr>
-      <w:spacing w:before="100" w:beforeAutospacing="1" w:after="100" w:afterAutospacing="1"/>
-    </w:pPr>
-    <w:rPr>
-      <w:lang w:val="uk-UA" w:eastAsia="uk-UA"/>
-    </w:rPr>
-  </w:style>
-  <w:style w:type="character" w:styleId="HTML">
-    <w:name w:val="HTML Code"/>
-    <w:basedOn w:val="a0"/>
-    <w:uiPriority w:val="99"/>
-    <w:semiHidden/>
-    <w:unhideWhenUsed/>
-    <w:rsid w:val="002C0A80"/>
-    <w:rPr>
-      <w:rFonts w:ascii="Courier New" w:eastAsia="Times New Roman" w:hAnsi="Courier New" w:cs="Courier New"/>
-      <w:sz w:val="20"/>
-      <w:szCs w:val="20"/>
-    </w:rPr>
-  </w:style>
 </w:styles>
 </file>
 
@@ -6401,6 +10782,23 @@
 </file>
 
 <file path=customXml/item1.xml><?xml version="1.0" encoding="utf-8"?>
+<p:properties xmlns:p="http://schemas.microsoft.com/office/2006/metadata/properties" xmlns:xsi="http://www.w3.org/2001/XMLSchema-instance" xmlns:pc="http://schemas.microsoft.com/office/infopath/2007/PartnerControls">
+  <documentManagement>
+    <_activity xmlns="dad466e5-f165-4788-bc5c-1a5fa13d2ec2" xsi:nil="true"/>
+  </documentManagement>
+</p:properties>
+</file>
+
+<file path=customXml/item2.xml><?xml version="1.0" encoding="utf-8"?>
+<?mso-contentType ?>
+<FormTemplates xmlns="http://schemas.microsoft.com/sharepoint/v3/contenttype/forms">
+  <Display>DocumentLibraryForm</Display>
+  <Edit>DocumentLibraryForm</Edit>
+  <New>DocumentLibraryForm</New>
+</FormTemplates>
+</file>
+
+<file path=customXml/item3.xml><?xml version="1.0" encoding="utf-8"?>
 <ct:contentTypeSchema xmlns:ct="http://schemas.microsoft.com/office/2006/metadata/contentType" xmlns:ma="http://schemas.microsoft.com/office/2006/metadata/properties/metaAttributes" ct:_="" ma:_="" ma:contentTypeName="Документ" ma:contentTypeID="0x010100F99EA6A0E4CC5846A71BF8679E2059BA" ma:contentTypeVersion="16" ma:contentTypeDescription="Створення нового документа." ma:contentTypeScope="" ma:versionID="cd46a2746c6aa6ffc40dbeb799aa0b68">
   <xsd:schema xmlns:xsd="http://www.w3.org/2001/XMLSchema" xmlns:xs="http://www.w3.org/2001/XMLSchema" xmlns:p="http://schemas.microsoft.com/office/2006/metadata/properties" xmlns:ns3="dad466e5-f165-4788-bc5c-1a5fa13d2ec2" xmlns:ns4="5e8e2f55-30fa-441e-b0c3-f2803917de92" targetNamespace="http://schemas.microsoft.com/office/2006/metadata/properties" ma:root="true" ma:fieldsID="e84848648cc4005cca40cebed9150464" ns3:_="" ns4:_="">
     <xsd:import namespace="dad466e5-f165-4788-bc5c-1a5fa13d2ec2"/>
@@ -6639,24 +11037,25 @@
 </ct:contentTypeSchema>
 </file>
 
-<file path=customXml/item2.xml><?xml version="1.0" encoding="utf-8"?>
-<?mso-contentType ?>
-<FormTemplates xmlns="http://schemas.microsoft.com/sharepoint/v3/contenttype/forms">
-  <Display>DocumentLibraryForm</Display>
-  <Edit>DocumentLibraryForm</Edit>
-  <New>DocumentLibraryForm</New>
-</FormTemplates>
+<file path=customXml/itemProps1.xml><?xml version="1.0" encoding="utf-8"?>
+<ds:datastoreItem xmlns:ds="http://schemas.openxmlformats.org/officeDocument/2006/customXml" ds:itemID="{AFEFE558-EDEA-42AC-AE65-A74B74B1E61E}">
+  <ds:schemaRefs>
+    <ds:schemaRef ds:uri="http://schemas.microsoft.com/office/2006/metadata/properties"/>
+    <ds:schemaRef ds:uri="http://schemas.microsoft.com/office/infopath/2007/PartnerControls"/>
+    <ds:schemaRef ds:uri="dad466e5-f165-4788-bc5c-1a5fa13d2ec2"/>
+  </ds:schemaRefs>
+</ds:datastoreItem>
 </file>
 
-<file path=customXml/item3.xml><?xml version="1.0" encoding="utf-8"?>
-<p:properties xmlns:p="http://schemas.microsoft.com/office/2006/metadata/properties" xmlns:xsi="http://www.w3.org/2001/XMLSchema-instance" xmlns:pc="http://schemas.microsoft.com/office/infopath/2007/PartnerControls">
-  <documentManagement>
-    <_activity xmlns="dad466e5-f165-4788-bc5c-1a5fa13d2ec2" xsi:nil="true"/>
-  </documentManagement>
-</p:properties>
+<file path=customXml/itemProps2.xml><?xml version="1.0" encoding="utf-8"?>
+<ds:datastoreItem xmlns:ds="http://schemas.openxmlformats.org/officeDocument/2006/customXml" ds:itemID="{5576061D-FE72-4CF1-92BA-E00BEE1320E4}">
+  <ds:schemaRefs>
+    <ds:schemaRef ds:uri="http://schemas.microsoft.com/sharepoint/v3/contenttype/forms"/>
+  </ds:schemaRefs>
+</ds:datastoreItem>
 </file>
 
-<file path=customXml/itemProps1.xml><?xml version="1.0" encoding="utf-8"?>
+<file path=customXml/itemProps3.xml><?xml version="1.0" encoding="utf-8"?>
 <ds:datastoreItem xmlns:ds="http://schemas.openxmlformats.org/officeDocument/2006/customXml" ds:itemID="{DDCFE600-F48F-4ED2-BFFC-0A2746CC31FF}">
   <ds:schemaRefs>
     <ds:schemaRef ds:uri="http://schemas.microsoft.com/office/2006/metadata/contentType"/>
@@ -6673,22 +11072,4 @@
     <ds:schemaRef ds:uri="http://schemas.microsoft.com/internal/obd"/>
   </ds:schemaRefs>
 </ds:datastoreItem>
-</file>
-
-<file path=customXml/itemProps2.xml><?xml version="1.0" encoding="utf-8"?>
-<ds:datastoreItem xmlns:ds="http://schemas.openxmlformats.org/officeDocument/2006/customXml" ds:itemID="{5576061D-FE72-4CF1-92BA-E00BEE1320E4}">
-  <ds:schemaRefs>
-    <ds:schemaRef ds:uri="http://schemas.microsoft.com/sharepoint/v3/contenttype/forms"/>
-  </ds:schemaRefs>
-</ds:datastoreItem>
-</file>
-
-<file path=customXml/itemProps3.xml><?xml version="1.0" encoding="utf-8"?>
-<ds:datastoreItem xmlns:ds="http://schemas.openxmlformats.org/officeDocument/2006/customXml" ds:itemID="{AFEFE558-EDEA-42AC-AE65-A74B74B1E61E}">
-  <ds:schemaRefs>
-    <ds:schemaRef ds:uri="http://schemas.microsoft.com/office/2006/metadata/properties"/>
-    <ds:schemaRef ds:uri="http://schemas.microsoft.com/office/infopath/2007/PartnerControls"/>
-    <ds:schemaRef ds:uri="dad466e5-f165-4788-bc5c-1a5fa13d2ec2"/>
-  </ds:schemaRefs>
-</ds:datastoreItem>
 </file>